--- a/LLDD/word/BE/LLDD-BE-API-Document-Detail-Aggregate.docx
+++ b/LLDD/word/BE/LLDD-BE-API-Document-Detail-Aggregate.docx
@@ -7527,9 +7527,41 @@
               <w:br/>
               <w:t xml:space="preserve">    {</w:t>
               <w:br/>
+              <w:t xml:space="preserve">      "value": "เห็นควรไม่ชดเชย",</w:t>
+              <w:br/>
               <w:t xml:space="preserve">      "label": "เห็นควรไม่ชดเชย",</w:t>
               <w:br/>
               <w:t xml:space="preserve">      "requireComment": true</w:t>
+              <w:br/>
+              <w:t xml:space="preserve">    },</w:t>
+              <w:br/>
+              <w:t xml:space="preserve">    {</w:t>
+              <w:br/>
+              <w:t xml:space="preserve">      "value": "หยุดชดเชยประกันรายได้",</w:t>
+              <w:br/>
+              <w:t xml:space="preserve">      "label": "หยุดชดเชยประกันรายได้",</w:t>
+              <w:br/>
+              <w:t xml:space="preserve">      "requireComment": false</w:t>
+              <w:br/>
+              <w:t xml:space="preserve">    },</w:t>
+              <w:br/>
+              <w:t xml:space="preserve">    {</w:t>
+              <w:br/>
+              <w:t xml:space="preserve">      "value": "ส่งหน่วยงานส่งเสริมธุรกิจ SBP",</w:t>
+              <w:br/>
+              <w:t xml:space="preserve">      "label": "ส่งหน่วยงานส่งเสริมธุรกิจ SBP",</w:t>
+              <w:br/>
+              <w:t xml:space="preserve">      "requireComment": false</w:t>
+              <w:br/>
+              <w:t xml:space="preserve">    },</w:t>
+              <w:br/>
+              <w:t xml:space="preserve">    {</w:t>
+              <w:br/>
+              <w:t xml:space="preserve">      "value": "ส่งเจ้าหน้าที่ SBP DSA",</w:t>
+              <w:br/>
+              <w:t xml:space="preserve">      "label": "ส่งเจ้าหน้าที่ SBP DSA ดำเนินการ",</w:t>
+              <w:br/>
+              <w:t xml:space="preserve">      "requireComment": false</w:t>
               <w:br/>
               <w:t xml:space="preserve">    }</w:t>
               <w:br/>
@@ -7537,7 +7569,7 @@
               <w:br/>
               <w:t xml:space="preserve">  "impactedStore": {</w:t>
               <w:br/>
-              <w:t xml:space="preserve">    "storeCode": "00788"</w:t>
+              <w:t xml:space="preserve">    "storeCode": "01234"</w:t>
               <w:br/>
               <w:t xml:space="preserve">  },</w:t>
               <w:br/>
@@ -8608,6 +8640,111 @@
                 <w:sz w:val="18"/>
               </w:rPr>
               <w:t>JSON array; element type shown in Type column</w:t>
+            </w:r>
+          </w:p>
+        </w:tc>
+      </w:tr>
+      <w:tr>
+        <w:trPr>
+          <w:cantSplit/>
+        </w:trPr>
+        <w:tc>
+          <w:tcPr>
+            <w:tcW w:type="dxa" w:w="2520"/>
+            <w:vAlign w:val="center"/>
+          </w:tcPr>
+          <w:p>
+            <w:pPr>
+              <w:keepLines/>
+              <w:spacing w:after="0"/>
+            </w:pPr>
+            <w:r>
+              <w:rPr>
+                <w:rFonts w:ascii="Arial" w:hAnsi="Arial" w:eastAsia="Arial" w:cs="Tahoma"/>
+                <w:sz w:val="18"/>
+              </w:rPr>
+            </w:r>
+            <w:r>
+              <w:rPr>
+                <w:rFonts w:ascii="Arial" w:hAnsi="Arial" w:eastAsia="Arial" w:cs="Tahoma"/>
+                <w:sz w:val="18"/>
+              </w:rPr>
+              <w:t>actionOptions[].value</w:t>
+            </w:r>
+          </w:p>
+        </w:tc>
+        <w:tc>
+          <w:tcPr>
+            <w:tcW w:type="dxa" w:w="2520"/>
+            <w:vAlign w:val="center"/>
+          </w:tcPr>
+          <w:p>
+            <w:pPr>
+              <w:keepLines/>
+              <w:spacing w:after="0"/>
+            </w:pPr>
+            <w:r>
+              <w:rPr>
+                <w:rFonts w:ascii="Arial" w:hAnsi="Arial" w:eastAsia="Arial" w:cs="Tahoma"/>
+                <w:sz w:val="18"/>
+              </w:rPr>
+            </w:r>
+            <w:r>
+              <w:rPr>
+                <w:rFonts w:ascii="Arial" w:hAnsi="Arial" w:eastAsia="Arial" w:cs="Tahoma"/>
+                <w:sz w:val="18"/>
+              </w:rPr>
+              <w:t>string</w:t>
+            </w:r>
+          </w:p>
+        </w:tc>
+        <w:tc>
+          <w:tcPr>
+            <w:tcW w:type="dxa" w:w="2520"/>
+            <w:vAlign w:val="center"/>
+          </w:tcPr>
+          <w:p>
+            <w:pPr>
+              <w:keepLines/>
+              <w:spacing w:after="0"/>
+            </w:pPr>
+            <w:r>
+              <w:rPr>
+                <w:rFonts w:ascii="Arial" w:hAnsi="Arial" w:eastAsia="Arial" w:cs="Tahoma"/>
+                <w:sz w:val="18"/>
+              </w:rPr>
+            </w:r>
+            <w:r>
+              <w:rPr>
+                <w:rFonts w:ascii="Arial" w:hAnsi="Arial" w:eastAsia="Arial" w:cs="Tahoma"/>
+                <w:sz w:val="18"/>
+              </w:rPr>
+              <w:t>Yes</w:t>
+            </w:r>
+          </w:p>
+        </w:tc>
+        <w:tc>
+          <w:tcPr>
+            <w:tcW w:type="dxa" w:w="2520"/>
+            <w:vAlign w:val="center"/>
+          </w:tcPr>
+          <w:p>
+            <w:pPr>
+              <w:keepLines/>
+              <w:spacing w:after="0"/>
+            </w:pPr>
+            <w:r>
+              <w:rPr>
+                <w:rFonts w:ascii="Arial" w:hAnsi="Arial" w:eastAsia="Arial" w:cs="Tahoma"/>
+                <w:sz w:val="18"/>
+              </w:rPr>
+            </w:r>
+            <w:r>
+              <w:rPr>
+                <w:rFonts w:ascii="Arial" w:hAnsi="Arial" w:eastAsia="Arial" w:cs="Tahoma"/>
+                <w:sz w:val="18"/>
+              </w:rPr>
+              <w:t>UTF-8; use value domain described by endpoint purpose</w:t>
             </w:r>
           </w:p>
         </w:tc>
@@ -9223,6 +9360,8 @@
               </w:rPr>
               <w:t>{</w:t>
               <w:br/>
+              <w:t xml:space="preserve">  "active": true,</w:t>
+              <w:br/>
               <w:t xml:space="preserve">  "q": "lotus"</w:t>
               <w:br/>
               <w:t>}</w:t>
@@ -9374,6 +9513,111 @@
                 <w:rFonts w:ascii="Arial" w:hAnsi="Arial" w:eastAsia="Arial" w:cs="Tahoma"/>
                 <w:sz w:val="18"/>
               </w:rPr>
+              <w:t>active</w:t>
+            </w:r>
+          </w:p>
+        </w:tc>
+        <w:tc>
+          <w:tcPr>
+            <w:tcW w:type="dxa" w:w="2520"/>
+            <w:vAlign w:val="center"/>
+          </w:tcPr>
+          <w:p>
+            <w:pPr>
+              <w:keepLines/>
+              <w:spacing w:after="0"/>
+            </w:pPr>
+            <w:r>
+              <w:rPr>
+                <w:rFonts w:ascii="Arial" w:hAnsi="Arial" w:eastAsia="Arial" w:cs="Tahoma"/>
+                <w:sz w:val="18"/>
+              </w:rPr>
+            </w:r>
+            <w:r>
+              <w:rPr>
+                <w:rFonts w:ascii="Arial" w:hAnsi="Arial" w:eastAsia="Arial" w:cs="Tahoma"/>
+                <w:sz w:val="18"/>
+              </w:rPr>
+              <w:t>boolean</w:t>
+            </w:r>
+          </w:p>
+        </w:tc>
+        <w:tc>
+          <w:tcPr>
+            <w:tcW w:type="dxa" w:w="2520"/>
+            <w:vAlign w:val="center"/>
+          </w:tcPr>
+          <w:p>
+            <w:pPr>
+              <w:keepLines/>
+              <w:spacing w:after="0"/>
+            </w:pPr>
+            <w:r>
+              <w:rPr>
+                <w:rFonts w:ascii="Arial" w:hAnsi="Arial" w:eastAsia="Arial" w:cs="Tahoma"/>
+                <w:sz w:val="18"/>
+              </w:rPr>
+            </w:r>
+            <w:r>
+              <w:rPr>
+                <w:rFonts w:ascii="Arial" w:hAnsi="Arial" w:eastAsia="Arial" w:cs="Tahoma"/>
+                <w:sz w:val="18"/>
+              </w:rPr>
+              <w:t>No</w:t>
+            </w:r>
+          </w:p>
+        </w:tc>
+        <w:tc>
+          <w:tcPr>
+            <w:tcW w:type="dxa" w:w="2520"/>
+            <w:vAlign w:val="center"/>
+          </w:tcPr>
+          <w:p>
+            <w:pPr>
+              <w:keepLines/>
+              <w:spacing w:after="0"/>
+            </w:pPr>
+            <w:r>
+              <w:rPr>
+                <w:rFonts w:ascii="Arial" w:hAnsi="Arial" w:eastAsia="Arial" w:cs="Tahoma"/>
+                <w:sz w:val="18"/>
+              </w:rPr>
+            </w:r>
+            <w:r>
+              <w:rPr>
+                <w:rFonts w:ascii="Arial" w:hAnsi="Arial" w:eastAsia="Arial" w:cs="Tahoma"/>
+                <w:sz w:val="18"/>
+              </w:rPr>
+              <w:t>UTF-8; use value domain described by endpoint purpose</w:t>
+            </w:r>
+          </w:p>
+        </w:tc>
+      </w:tr>
+      <w:tr>
+        <w:trPr>
+          <w:cantSplit/>
+        </w:trPr>
+        <w:tc>
+          <w:tcPr>
+            <w:tcW w:type="dxa" w:w="2520"/>
+            <w:vAlign w:val="center"/>
+          </w:tcPr>
+          <w:p>
+            <w:pPr>
+              <w:keepLines/>
+              <w:spacing w:after="0"/>
+            </w:pPr>
+            <w:r>
+              <w:rPr>
+                <w:rFonts w:ascii="Arial" w:hAnsi="Arial" w:eastAsia="Arial" w:cs="Tahoma"/>
+                <w:sz w:val="18"/>
+              </w:rPr>
+            </w:r>
+            <w:r>
+              <w:rPr>
+                <w:rFonts w:ascii="Arial" w:hAnsi="Arial" w:eastAsia="Arial" w:cs="Tahoma"/>
+                <w:sz w:val="18"/>
+              </w:rPr>
               <w:t>q</w:t>
             </w:r>
           </w:p>
@@ -9515,13 +9759,27 @@
               </w:rPr>
               <w:t>{</w:t>
               <w:br/>
+              <w:t xml:space="preserve">  "total": 11,</w:t>
+              <w:br/>
               <w:t xml:space="preserve">  "items": [</w:t>
               <w:br/>
               <w:t xml:space="preserve">    {</w:t>
               <w:br/>
-              <w:t xml:space="preserve">      "competitorCode": "C007",</w:t>
+              <w:t xml:space="preserve">      "competitorCode": "01",</w:t>
               <w:br/>
-              <w:t xml:space="preserve">      "competitorName": "Lotus Express"</w:t>
+              <w:t xml:space="preserve">      "nameTh": "แฟมิลี่มาร์ท",</w:t>
+              <w:br/>
+              <w:t xml:space="preserve">      "nameEn": "FamilyMart",</w:t>
+              <w:br/>
+              <w:t xml:space="preserve">      "remark": "",</w:t>
+              <w:br/>
+              <w:t xml:space="preserve">      "active": true,</w:t>
+              <w:br/>
+              <w:t xml:space="preserve">      "competitorName": "Lotus Express",</w:t>
+              <w:br/>
+              <w:t xml:space="preserve">      "code": "01",</w:t>
+              <w:br/>
+              <w:t xml:space="preserve">      "isActive": true</w:t>
               <w:br/>
               <w:t xml:space="preserve">    }</w:t>
               <w:br/>
@@ -9676,7 +9934,7 @@
                 <w:rFonts w:ascii="Arial" w:hAnsi="Arial" w:eastAsia="Arial" w:cs="Tahoma"/>
                 <w:sz w:val="18"/>
               </w:rPr>
-              <w:t>items</w:t>
+              <w:t>total</w:t>
             </w:r>
           </w:p>
         </w:tc>
@@ -9701,7 +9959,7 @@
                 <w:rFonts w:ascii="Arial" w:hAnsi="Arial" w:eastAsia="Arial" w:cs="Tahoma"/>
                 <w:sz w:val="18"/>
               </w:rPr>
-              <w:t>array&lt;object&gt;</w:t>
+              <w:t>integer</w:t>
             </w:r>
           </w:p>
         </w:tc>
@@ -9751,7 +10009,7 @@
                 <w:rFonts w:ascii="Arial" w:hAnsi="Arial" w:eastAsia="Arial" w:cs="Tahoma"/>
                 <w:sz w:val="18"/>
               </w:rPr>
-              <w:t>JSON array; element type shown in Type column</w:t>
+              <w:t>UTF-8; use value domain described by endpoint purpose</w:t>
             </w:r>
           </w:p>
         </w:tc>
@@ -9781,7 +10039,7 @@
                 <w:rFonts w:ascii="Arial" w:hAnsi="Arial" w:eastAsia="Arial" w:cs="Tahoma"/>
                 <w:sz w:val="18"/>
               </w:rPr>
-              <w:t>items[].competitorCode</w:t>
+              <w:t>items</w:t>
             </w:r>
           </w:p>
         </w:tc>
@@ -9806,7 +10064,7 @@
                 <w:rFonts w:ascii="Arial" w:hAnsi="Arial" w:eastAsia="Arial" w:cs="Tahoma"/>
                 <w:sz w:val="18"/>
               </w:rPr>
-              <w:t>string</w:t>
+              <w:t>array&lt;object&gt;</w:t>
             </w:r>
           </w:p>
         </w:tc>
@@ -9856,7 +10114,7 @@
                 <w:rFonts w:ascii="Arial" w:hAnsi="Arial" w:eastAsia="Arial" w:cs="Tahoma"/>
                 <w:sz w:val="18"/>
               </w:rPr>
-              <w:t>UTF-8; use value domain described by endpoint purpose</w:t>
+              <w:t>JSON array; element type shown in Type column</w:t>
             </w:r>
           </w:p>
         </w:tc>
@@ -9886,6 +10144,531 @@
                 <w:rFonts w:ascii="Arial" w:hAnsi="Arial" w:eastAsia="Arial" w:cs="Tahoma"/>
                 <w:sz w:val="18"/>
               </w:rPr>
+              <w:t>items[].competitorCode</w:t>
+            </w:r>
+          </w:p>
+        </w:tc>
+        <w:tc>
+          <w:tcPr>
+            <w:tcW w:type="dxa" w:w="2520"/>
+            <w:vAlign w:val="center"/>
+          </w:tcPr>
+          <w:p>
+            <w:pPr>
+              <w:keepLines/>
+              <w:spacing w:after="0"/>
+            </w:pPr>
+            <w:r>
+              <w:rPr>
+                <w:rFonts w:ascii="Arial" w:hAnsi="Arial" w:eastAsia="Arial" w:cs="Tahoma"/>
+                <w:sz w:val="18"/>
+              </w:rPr>
+            </w:r>
+            <w:r>
+              <w:rPr>
+                <w:rFonts w:ascii="Arial" w:hAnsi="Arial" w:eastAsia="Arial" w:cs="Tahoma"/>
+                <w:sz w:val="18"/>
+              </w:rPr>
+              <w:t>string</w:t>
+            </w:r>
+          </w:p>
+        </w:tc>
+        <w:tc>
+          <w:tcPr>
+            <w:tcW w:type="dxa" w:w="2520"/>
+            <w:vAlign w:val="center"/>
+          </w:tcPr>
+          <w:p>
+            <w:pPr>
+              <w:keepLines/>
+              <w:spacing w:after="0"/>
+            </w:pPr>
+            <w:r>
+              <w:rPr>
+                <w:rFonts w:ascii="Arial" w:hAnsi="Arial" w:eastAsia="Arial" w:cs="Tahoma"/>
+                <w:sz w:val="18"/>
+              </w:rPr>
+            </w:r>
+            <w:r>
+              <w:rPr>
+                <w:rFonts w:ascii="Arial" w:hAnsi="Arial" w:eastAsia="Arial" w:cs="Tahoma"/>
+                <w:sz w:val="18"/>
+              </w:rPr>
+              <w:t>Yes</w:t>
+            </w:r>
+          </w:p>
+        </w:tc>
+        <w:tc>
+          <w:tcPr>
+            <w:tcW w:type="dxa" w:w="2520"/>
+            <w:vAlign w:val="center"/>
+          </w:tcPr>
+          <w:p>
+            <w:pPr>
+              <w:keepLines/>
+              <w:spacing w:after="0"/>
+            </w:pPr>
+            <w:r>
+              <w:rPr>
+                <w:rFonts w:ascii="Arial" w:hAnsi="Arial" w:eastAsia="Arial" w:cs="Tahoma"/>
+                <w:sz w:val="18"/>
+              </w:rPr>
+            </w:r>
+            <w:r>
+              <w:rPr>
+                <w:rFonts w:ascii="Arial" w:hAnsi="Arial" w:eastAsia="Arial" w:cs="Tahoma"/>
+                <w:sz w:val="18"/>
+              </w:rPr>
+              <w:t>รหัสแบรนด์คู่แข่งจาก master 01–11 เท่านั้น (ห้าม free text)</w:t>
+            </w:r>
+          </w:p>
+        </w:tc>
+      </w:tr>
+      <w:tr>
+        <w:trPr>
+          <w:cantSplit/>
+        </w:trPr>
+        <w:tc>
+          <w:tcPr>
+            <w:tcW w:type="dxa" w:w="2520"/>
+            <w:vAlign w:val="center"/>
+          </w:tcPr>
+          <w:p>
+            <w:pPr>
+              <w:keepLines/>
+              <w:spacing w:after="0"/>
+            </w:pPr>
+            <w:r>
+              <w:rPr>
+                <w:rFonts w:ascii="Arial" w:hAnsi="Arial" w:eastAsia="Arial" w:cs="Tahoma"/>
+                <w:sz w:val="18"/>
+              </w:rPr>
+            </w:r>
+            <w:r>
+              <w:rPr>
+                <w:rFonts w:ascii="Arial" w:hAnsi="Arial" w:eastAsia="Arial" w:cs="Tahoma"/>
+                <w:sz w:val="18"/>
+              </w:rPr>
+              <w:t>items[].nameTh</w:t>
+            </w:r>
+          </w:p>
+        </w:tc>
+        <w:tc>
+          <w:tcPr>
+            <w:tcW w:type="dxa" w:w="2520"/>
+            <w:vAlign w:val="center"/>
+          </w:tcPr>
+          <w:p>
+            <w:pPr>
+              <w:keepLines/>
+              <w:spacing w:after="0"/>
+            </w:pPr>
+            <w:r>
+              <w:rPr>
+                <w:rFonts w:ascii="Arial" w:hAnsi="Arial" w:eastAsia="Arial" w:cs="Tahoma"/>
+                <w:sz w:val="18"/>
+              </w:rPr>
+            </w:r>
+            <w:r>
+              <w:rPr>
+                <w:rFonts w:ascii="Arial" w:hAnsi="Arial" w:eastAsia="Arial" w:cs="Tahoma"/>
+                <w:sz w:val="18"/>
+              </w:rPr>
+              <w:t>string</w:t>
+            </w:r>
+          </w:p>
+        </w:tc>
+        <w:tc>
+          <w:tcPr>
+            <w:tcW w:type="dxa" w:w="2520"/>
+            <w:vAlign w:val="center"/>
+          </w:tcPr>
+          <w:p>
+            <w:pPr>
+              <w:keepLines/>
+              <w:spacing w:after="0"/>
+            </w:pPr>
+            <w:r>
+              <w:rPr>
+                <w:rFonts w:ascii="Arial" w:hAnsi="Arial" w:eastAsia="Arial" w:cs="Tahoma"/>
+                <w:sz w:val="18"/>
+              </w:rPr>
+            </w:r>
+            <w:r>
+              <w:rPr>
+                <w:rFonts w:ascii="Arial" w:hAnsi="Arial" w:eastAsia="Arial" w:cs="Tahoma"/>
+                <w:sz w:val="18"/>
+              </w:rPr>
+              <w:t>Yes</w:t>
+            </w:r>
+          </w:p>
+        </w:tc>
+        <w:tc>
+          <w:tcPr>
+            <w:tcW w:type="dxa" w:w="2520"/>
+            <w:vAlign w:val="center"/>
+          </w:tcPr>
+          <w:p>
+            <w:pPr>
+              <w:keepLines/>
+              <w:spacing w:after="0"/>
+            </w:pPr>
+            <w:r>
+              <w:rPr>
+                <w:rFonts w:ascii="Arial" w:hAnsi="Arial" w:eastAsia="Arial" w:cs="Tahoma"/>
+                <w:sz w:val="18"/>
+              </w:rPr>
+            </w:r>
+            <w:r>
+              <w:rPr>
+                <w:rFonts w:ascii="Arial" w:hAnsi="Arial" w:eastAsia="Arial" w:cs="Tahoma"/>
+                <w:sz w:val="18"/>
+              </w:rPr>
+              <w:t>UTF-8; use value domain described by endpoint purpose</w:t>
+            </w:r>
+          </w:p>
+        </w:tc>
+      </w:tr>
+      <w:tr>
+        <w:trPr>
+          <w:cantSplit/>
+        </w:trPr>
+        <w:tc>
+          <w:tcPr>
+            <w:tcW w:type="dxa" w:w="2520"/>
+            <w:vAlign w:val="center"/>
+          </w:tcPr>
+          <w:p>
+            <w:pPr>
+              <w:keepLines/>
+              <w:spacing w:after="0"/>
+            </w:pPr>
+            <w:r>
+              <w:rPr>
+                <w:rFonts w:ascii="Arial" w:hAnsi="Arial" w:eastAsia="Arial" w:cs="Tahoma"/>
+                <w:sz w:val="18"/>
+              </w:rPr>
+            </w:r>
+            <w:r>
+              <w:rPr>
+                <w:rFonts w:ascii="Arial" w:hAnsi="Arial" w:eastAsia="Arial" w:cs="Tahoma"/>
+                <w:sz w:val="18"/>
+              </w:rPr>
+              <w:t>items[].nameEn</w:t>
+            </w:r>
+          </w:p>
+        </w:tc>
+        <w:tc>
+          <w:tcPr>
+            <w:tcW w:type="dxa" w:w="2520"/>
+            <w:vAlign w:val="center"/>
+          </w:tcPr>
+          <w:p>
+            <w:pPr>
+              <w:keepLines/>
+              <w:spacing w:after="0"/>
+            </w:pPr>
+            <w:r>
+              <w:rPr>
+                <w:rFonts w:ascii="Arial" w:hAnsi="Arial" w:eastAsia="Arial" w:cs="Tahoma"/>
+                <w:sz w:val="18"/>
+              </w:rPr>
+            </w:r>
+            <w:r>
+              <w:rPr>
+                <w:rFonts w:ascii="Arial" w:hAnsi="Arial" w:eastAsia="Arial" w:cs="Tahoma"/>
+                <w:sz w:val="18"/>
+              </w:rPr>
+              <w:t>string</w:t>
+            </w:r>
+          </w:p>
+        </w:tc>
+        <w:tc>
+          <w:tcPr>
+            <w:tcW w:type="dxa" w:w="2520"/>
+            <w:vAlign w:val="center"/>
+          </w:tcPr>
+          <w:p>
+            <w:pPr>
+              <w:keepLines/>
+              <w:spacing w:after="0"/>
+            </w:pPr>
+            <w:r>
+              <w:rPr>
+                <w:rFonts w:ascii="Arial" w:hAnsi="Arial" w:eastAsia="Arial" w:cs="Tahoma"/>
+                <w:sz w:val="18"/>
+              </w:rPr>
+            </w:r>
+            <w:r>
+              <w:rPr>
+                <w:rFonts w:ascii="Arial" w:hAnsi="Arial" w:eastAsia="Arial" w:cs="Tahoma"/>
+                <w:sz w:val="18"/>
+              </w:rPr>
+              <w:t>Yes</w:t>
+            </w:r>
+          </w:p>
+        </w:tc>
+        <w:tc>
+          <w:tcPr>
+            <w:tcW w:type="dxa" w:w="2520"/>
+            <w:vAlign w:val="center"/>
+          </w:tcPr>
+          <w:p>
+            <w:pPr>
+              <w:keepLines/>
+              <w:spacing w:after="0"/>
+            </w:pPr>
+            <w:r>
+              <w:rPr>
+                <w:rFonts w:ascii="Arial" w:hAnsi="Arial" w:eastAsia="Arial" w:cs="Tahoma"/>
+                <w:sz w:val="18"/>
+              </w:rPr>
+            </w:r>
+            <w:r>
+              <w:rPr>
+                <w:rFonts w:ascii="Arial" w:hAnsi="Arial" w:eastAsia="Arial" w:cs="Tahoma"/>
+                <w:sz w:val="18"/>
+              </w:rPr>
+              <w:t>UTF-8; use value domain described by endpoint purpose</w:t>
+            </w:r>
+          </w:p>
+        </w:tc>
+      </w:tr>
+      <w:tr>
+        <w:trPr>
+          <w:cantSplit/>
+        </w:trPr>
+        <w:tc>
+          <w:tcPr>
+            <w:tcW w:type="dxa" w:w="2520"/>
+            <w:vAlign w:val="center"/>
+          </w:tcPr>
+          <w:p>
+            <w:pPr>
+              <w:keepLines/>
+              <w:spacing w:after="0"/>
+            </w:pPr>
+            <w:r>
+              <w:rPr>
+                <w:rFonts w:ascii="Arial" w:hAnsi="Arial" w:eastAsia="Arial" w:cs="Tahoma"/>
+                <w:sz w:val="18"/>
+              </w:rPr>
+            </w:r>
+            <w:r>
+              <w:rPr>
+                <w:rFonts w:ascii="Arial" w:hAnsi="Arial" w:eastAsia="Arial" w:cs="Tahoma"/>
+                <w:sz w:val="18"/>
+              </w:rPr>
+              <w:t>items[].remark</w:t>
+            </w:r>
+          </w:p>
+        </w:tc>
+        <w:tc>
+          <w:tcPr>
+            <w:tcW w:type="dxa" w:w="2520"/>
+            <w:vAlign w:val="center"/>
+          </w:tcPr>
+          <w:p>
+            <w:pPr>
+              <w:keepLines/>
+              <w:spacing w:after="0"/>
+            </w:pPr>
+            <w:r>
+              <w:rPr>
+                <w:rFonts w:ascii="Arial" w:hAnsi="Arial" w:eastAsia="Arial" w:cs="Tahoma"/>
+                <w:sz w:val="18"/>
+              </w:rPr>
+            </w:r>
+            <w:r>
+              <w:rPr>
+                <w:rFonts w:ascii="Arial" w:hAnsi="Arial" w:eastAsia="Arial" w:cs="Tahoma"/>
+                <w:sz w:val="18"/>
+              </w:rPr>
+              <w:t>string</w:t>
+            </w:r>
+          </w:p>
+        </w:tc>
+        <w:tc>
+          <w:tcPr>
+            <w:tcW w:type="dxa" w:w="2520"/>
+            <w:vAlign w:val="center"/>
+          </w:tcPr>
+          <w:p>
+            <w:pPr>
+              <w:keepLines/>
+              <w:spacing w:after="0"/>
+            </w:pPr>
+            <w:r>
+              <w:rPr>
+                <w:rFonts w:ascii="Arial" w:hAnsi="Arial" w:eastAsia="Arial" w:cs="Tahoma"/>
+                <w:sz w:val="18"/>
+              </w:rPr>
+            </w:r>
+            <w:r>
+              <w:rPr>
+                <w:rFonts w:ascii="Arial" w:hAnsi="Arial" w:eastAsia="Arial" w:cs="Tahoma"/>
+                <w:sz w:val="18"/>
+              </w:rPr>
+              <w:t>Yes</w:t>
+            </w:r>
+          </w:p>
+        </w:tc>
+        <w:tc>
+          <w:tcPr>
+            <w:tcW w:type="dxa" w:w="2520"/>
+            <w:vAlign w:val="center"/>
+          </w:tcPr>
+          <w:p>
+            <w:pPr>
+              <w:keepLines/>
+              <w:spacing w:after="0"/>
+            </w:pPr>
+            <w:r>
+              <w:rPr>
+                <w:rFonts w:ascii="Arial" w:hAnsi="Arial" w:eastAsia="Arial" w:cs="Tahoma"/>
+                <w:sz w:val="18"/>
+              </w:rPr>
+            </w:r>
+            <w:r>
+              <w:rPr>
+                <w:rFonts w:ascii="Arial" w:hAnsi="Arial" w:eastAsia="Arial" w:cs="Tahoma"/>
+                <w:sz w:val="18"/>
+              </w:rPr>
+              <w:t>UTF-8; use value domain described by endpoint purpose</w:t>
+            </w:r>
+          </w:p>
+        </w:tc>
+      </w:tr>
+      <w:tr>
+        <w:trPr>
+          <w:cantSplit/>
+        </w:trPr>
+        <w:tc>
+          <w:tcPr>
+            <w:tcW w:type="dxa" w:w="2520"/>
+            <w:vAlign w:val="center"/>
+          </w:tcPr>
+          <w:p>
+            <w:pPr>
+              <w:keepLines/>
+              <w:spacing w:after="0"/>
+            </w:pPr>
+            <w:r>
+              <w:rPr>
+                <w:rFonts w:ascii="Arial" w:hAnsi="Arial" w:eastAsia="Arial" w:cs="Tahoma"/>
+                <w:sz w:val="18"/>
+              </w:rPr>
+            </w:r>
+            <w:r>
+              <w:rPr>
+                <w:rFonts w:ascii="Arial" w:hAnsi="Arial" w:eastAsia="Arial" w:cs="Tahoma"/>
+                <w:sz w:val="18"/>
+              </w:rPr>
+              <w:t>items[].active</w:t>
+            </w:r>
+          </w:p>
+        </w:tc>
+        <w:tc>
+          <w:tcPr>
+            <w:tcW w:type="dxa" w:w="2520"/>
+            <w:vAlign w:val="center"/>
+          </w:tcPr>
+          <w:p>
+            <w:pPr>
+              <w:keepLines/>
+              <w:spacing w:after="0"/>
+            </w:pPr>
+            <w:r>
+              <w:rPr>
+                <w:rFonts w:ascii="Arial" w:hAnsi="Arial" w:eastAsia="Arial" w:cs="Tahoma"/>
+                <w:sz w:val="18"/>
+              </w:rPr>
+            </w:r>
+            <w:r>
+              <w:rPr>
+                <w:rFonts w:ascii="Arial" w:hAnsi="Arial" w:eastAsia="Arial" w:cs="Tahoma"/>
+                <w:sz w:val="18"/>
+              </w:rPr>
+              <w:t>boolean</w:t>
+            </w:r>
+          </w:p>
+        </w:tc>
+        <w:tc>
+          <w:tcPr>
+            <w:tcW w:type="dxa" w:w="2520"/>
+            <w:vAlign w:val="center"/>
+          </w:tcPr>
+          <w:p>
+            <w:pPr>
+              <w:keepLines/>
+              <w:spacing w:after="0"/>
+            </w:pPr>
+            <w:r>
+              <w:rPr>
+                <w:rFonts w:ascii="Arial" w:hAnsi="Arial" w:eastAsia="Arial" w:cs="Tahoma"/>
+                <w:sz w:val="18"/>
+              </w:rPr>
+            </w:r>
+            <w:r>
+              <w:rPr>
+                <w:rFonts w:ascii="Arial" w:hAnsi="Arial" w:eastAsia="Arial" w:cs="Tahoma"/>
+                <w:sz w:val="18"/>
+              </w:rPr>
+              <w:t>Yes</w:t>
+            </w:r>
+          </w:p>
+        </w:tc>
+        <w:tc>
+          <w:tcPr>
+            <w:tcW w:type="dxa" w:w="2520"/>
+            <w:vAlign w:val="center"/>
+          </w:tcPr>
+          <w:p>
+            <w:pPr>
+              <w:keepLines/>
+              <w:spacing w:after="0"/>
+            </w:pPr>
+            <w:r>
+              <w:rPr>
+                <w:rFonts w:ascii="Arial" w:hAnsi="Arial" w:eastAsia="Arial" w:cs="Tahoma"/>
+                <w:sz w:val="18"/>
+              </w:rPr>
+            </w:r>
+            <w:r>
+              <w:rPr>
+                <w:rFonts w:ascii="Arial" w:hAnsi="Arial" w:eastAsia="Arial" w:cs="Tahoma"/>
+                <w:sz w:val="18"/>
+              </w:rPr>
+              <w:t>UTF-8; use value domain described by endpoint purpose</w:t>
+            </w:r>
+          </w:p>
+        </w:tc>
+      </w:tr>
+      <w:tr>
+        <w:trPr>
+          <w:cantSplit/>
+        </w:trPr>
+        <w:tc>
+          <w:tcPr>
+            <w:tcW w:type="dxa" w:w="2520"/>
+            <w:vAlign w:val="center"/>
+          </w:tcPr>
+          <w:p>
+            <w:pPr>
+              <w:keepLines/>
+              <w:spacing w:after="0"/>
+            </w:pPr>
+            <w:r>
+              <w:rPr>
+                <w:rFonts w:ascii="Arial" w:hAnsi="Arial" w:eastAsia="Arial" w:cs="Tahoma"/>
+                <w:sz w:val="18"/>
+              </w:rPr>
+            </w:r>
+            <w:r>
+              <w:rPr>
+                <w:rFonts w:ascii="Arial" w:hAnsi="Arial" w:eastAsia="Arial" w:cs="Tahoma"/>
+                <w:sz w:val="18"/>
+              </w:rPr>
               <w:t>items[].competitorName</w:t>
             </w:r>
           </w:p>
@@ -9912,6 +10695,216 @@
                 <w:sz w:val="18"/>
               </w:rPr>
               <w:t>string</w:t>
+            </w:r>
+          </w:p>
+        </w:tc>
+        <w:tc>
+          <w:tcPr>
+            <w:tcW w:type="dxa" w:w="2520"/>
+            <w:vAlign w:val="center"/>
+          </w:tcPr>
+          <w:p>
+            <w:pPr>
+              <w:keepLines/>
+              <w:spacing w:after="0"/>
+            </w:pPr>
+            <w:r>
+              <w:rPr>
+                <w:rFonts w:ascii="Arial" w:hAnsi="Arial" w:eastAsia="Arial" w:cs="Tahoma"/>
+                <w:sz w:val="18"/>
+              </w:rPr>
+            </w:r>
+            <w:r>
+              <w:rPr>
+                <w:rFonts w:ascii="Arial" w:hAnsi="Arial" w:eastAsia="Arial" w:cs="Tahoma"/>
+                <w:sz w:val="18"/>
+              </w:rPr>
+              <w:t>Yes</w:t>
+            </w:r>
+          </w:p>
+        </w:tc>
+        <w:tc>
+          <w:tcPr>
+            <w:tcW w:type="dxa" w:w="2520"/>
+            <w:vAlign w:val="center"/>
+          </w:tcPr>
+          <w:p>
+            <w:pPr>
+              <w:keepLines/>
+              <w:spacing w:after="0"/>
+            </w:pPr>
+            <w:r>
+              <w:rPr>
+                <w:rFonts w:ascii="Arial" w:hAnsi="Arial" w:eastAsia="Arial" w:cs="Tahoma"/>
+                <w:sz w:val="18"/>
+              </w:rPr>
+            </w:r>
+            <w:r>
+              <w:rPr>
+                <w:rFonts w:ascii="Arial" w:hAnsi="Arial" w:eastAsia="Arial" w:cs="Tahoma"/>
+                <w:sz w:val="18"/>
+              </w:rPr>
+              <w:t>UTF-8; use value domain described by endpoint purpose</w:t>
+            </w:r>
+          </w:p>
+        </w:tc>
+      </w:tr>
+      <w:tr>
+        <w:trPr>
+          <w:cantSplit/>
+        </w:trPr>
+        <w:tc>
+          <w:tcPr>
+            <w:tcW w:type="dxa" w:w="2520"/>
+            <w:vAlign w:val="center"/>
+          </w:tcPr>
+          <w:p>
+            <w:pPr>
+              <w:keepLines/>
+              <w:spacing w:after="0"/>
+            </w:pPr>
+            <w:r>
+              <w:rPr>
+                <w:rFonts w:ascii="Arial" w:hAnsi="Arial" w:eastAsia="Arial" w:cs="Tahoma"/>
+                <w:sz w:val="18"/>
+              </w:rPr>
+            </w:r>
+            <w:r>
+              <w:rPr>
+                <w:rFonts w:ascii="Arial" w:hAnsi="Arial" w:eastAsia="Arial" w:cs="Tahoma"/>
+                <w:sz w:val="18"/>
+              </w:rPr>
+              <w:t>items[].code</w:t>
+            </w:r>
+          </w:p>
+        </w:tc>
+        <w:tc>
+          <w:tcPr>
+            <w:tcW w:type="dxa" w:w="2520"/>
+            <w:vAlign w:val="center"/>
+          </w:tcPr>
+          <w:p>
+            <w:pPr>
+              <w:keepLines/>
+              <w:spacing w:after="0"/>
+            </w:pPr>
+            <w:r>
+              <w:rPr>
+                <w:rFonts w:ascii="Arial" w:hAnsi="Arial" w:eastAsia="Arial" w:cs="Tahoma"/>
+                <w:sz w:val="18"/>
+              </w:rPr>
+            </w:r>
+            <w:r>
+              <w:rPr>
+                <w:rFonts w:ascii="Arial" w:hAnsi="Arial" w:eastAsia="Arial" w:cs="Tahoma"/>
+                <w:sz w:val="18"/>
+              </w:rPr>
+              <w:t>string</w:t>
+            </w:r>
+          </w:p>
+        </w:tc>
+        <w:tc>
+          <w:tcPr>
+            <w:tcW w:type="dxa" w:w="2520"/>
+            <w:vAlign w:val="center"/>
+          </w:tcPr>
+          <w:p>
+            <w:pPr>
+              <w:keepLines/>
+              <w:spacing w:after="0"/>
+            </w:pPr>
+            <w:r>
+              <w:rPr>
+                <w:rFonts w:ascii="Arial" w:hAnsi="Arial" w:eastAsia="Arial" w:cs="Tahoma"/>
+                <w:sz w:val="18"/>
+              </w:rPr>
+            </w:r>
+            <w:r>
+              <w:rPr>
+                <w:rFonts w:ascii="Arial" w:hAnsi="Arial" w:eastAsia="Arial" w:cs="Tahoma"/>
+                <w:sz w:val="18"/>
+              </w:rPr>
+              <w:t>Yes</w:t>
+            </w:r>
+          </w:p>
+        </w:tc>
+        <w:tc>
+          <w:tcPr>
+            <w:tcW w:type="dxa" w:w="2520"/>
+            <w:vAlign w:val="center"/>
+          </w:tcPr>
+          <w:p>
+            <w:pPr>
+              <w:keepLines/>
+              <w:spacing w:after="0"/>
+            </w:pPr>
+            <w:r>
+              <w:rPr>
+                <w:rFonts w:ascii="Arial" w:hAnsi="Arial" w:eastAsia="Arial" w:cs="Tahoma"/>
+                <w:sz w:val="18"/>
+              </w:rPr>
+            </w:r>
+            <w:r>
+              <w:rPr>
+                <w:rFonts w:ascii="Arial" w:hAnsi="Arial" w:eastAsia="Arial" w:cs="Tahoma"/>
+                <w:sz w:val="18"/>
+              </w:rPr>
+              <w:t>UTF-8; use value domain described by endpoint purpose</w:t>
+            </w:r>
+          </w:p>
+        </w:tc>
+      </w:tr>
+      <w:tr>
+        <w:trPr>
+          <w:cantSplit/>
+        </w:trPr>
+        <w:tc>
+          <w:tcPr>
+            <w:tcW w:type="dxa" w:w="2520"/>
+            <w:vAlign w:val="center"/>
+          </w:tcPr>
+          <w:p>
+            <w:pPr>
+              <w:keepLines/>
+              <w:spacing w:after="0"/>
+            </w:pPr>
+            <w:r>
+              <w:rPr>
+                <w:rFonts w:ascii="Arial" w:hAnsi="Arial" w:eastAsia="Arial" w:cs="Tahoma"/>
+                <w:sz w:val="18"/>
+              </w:rPr>
+            </w:r>
+            <w:r>
+              <w:rPr>
+                <w:rFonts w:ascii="Arial" w:hAnsi="Arial" w:eastAsia="Arial" w:cs="Tahoma"/>
+                <w:sz w:val="18"/>
+              </w:rPr>
+              <w:t>items[].isActive</w:t>
+            </w:r>
+          </w:p>
+        </w:tc>
+        <w:tc>
+          <w:tcPr>
+            <w:tcW w:type="dxa" w:w="2520"/>
+            <w:vAlign w:val="center"/>
+          </w:tcPr>
+          <w:p>
+            <w:pPr>
+              <w:keepLines/>
+              <w:spacing w:after="0"/>
+            </w:pPr>
+            <w:r>
+              <w:rPr>
+                <w:rFonts w:ascii="Arial" w:hAnsi="Arial" w:eastAsia="Arial" w:cs="Tahoma"/>
+                <w:sz w:val="18"/>
+              </w:rPr>
+            </w:r>
+            <w:r>
+              <w:rPr>
+                <w:rFonts w:ascii="Arial" w:hAnsi="Arial" w:eastAsia="Arial" w:cs="Tahoma"/>
+                <w:sz w:val="18"/>
+              </w:rPr>
+              <w:t>boolean</w:t>
             </w:r>
           </w:p>
         </w:tc>
@@ -10626,6 +11619,86 @@
                 <w:sz w:val="18"/>
               </w:rPr>
               <w:t>timeline/history</w:t>
+            </w:r>
+          </w:p>
+        </w:tc>
+      </w:tr>
+      <w:tr>
+        <w:trPr>
+          <w:cantSplit/>
+        </w:trPr>
+        <w:tc>
+          <w:tcPr>
+            <w:tcW w:type="dxa" w:w="3360"/>
+            <w:vAlign w:val="center"/>
+          </w:tcPr>
+          <w:p>
+            <w:pPr>
+              <w:keepLines/>
+              <w:spacing w:after="0"/>
+            </w:pPr>
+            <w:r>
+              <w:rPr>
+                <w:rFonts w:ascii="Arial" w:hAnsi="Arial" w:eastAsia="Arial" w:cs="Tahoma"/>
+                <w:sz w:val="18"/>
+              </w:rPr>
+            </w:r>
+            <w:r>
+              <w:rPr>
+                <w:rFonts w:ascii="Arial" w:hAnsi="Arial" w:eastAsia="Arial" w:cs="Tahoma"/>
+                <w:sz w:val="18"/>
+              </w:rPr>
+              <w:t>sgi_competitors</w:t>
+            </w:r>
+          </w:p>
+        </w:tc>
+        <w:tc>
+          <w:tcPr>
+            <w:tcW w:type="dxa" w:w="3360"/>
+            <w:vAlign w:val="center"/>
+          </w:tcPr>
+          <w:p>
+            <w:pPr>
+              <w:keepLines/>
+              <w:spacing w:after="0"/>
+            </w:pPr>
+            <w:r>
+              <w:rPr>
+                <w:rFonts w:ascii="Arial" w:hAnsi="Arial" w:eastAsia="Arial" w:cs="Tahoma"/>
+                <w:sz w:val="18"/>
+              </w:rPr>
+            </w:r>
+            <w:r>
+              <w:rPr>
+                <w:rFonts w:ascii="Arial" w:hAnsi="Arial" w:eastAsia="Arial" w:cs="Tahoma"/>
+                <w:sz w:val="18"/>
+              </w:rPr>
+              <w:t>R</w:t>
+            </w:r>
+          </w:p>
+        </w:tc>
+        <w:tc>
+          <w:tcPr>
+            <w:tcW w:type="dxa" w:w="3360"/>
+            <w:vAlign w:val="center"/>
+          </w:tcPr>
+          <w:p>
+            <w:pPr>
+              <w:keepLines/>
+              <w:spacing w:after="0"/>
+            </w:pPr>
+            <w:r>
+              <w:rPr>
+                <w:rFonts w:ascii="Arial" w:hAnsi="Arial" w:eastAsia="Arial" w:cs="Tahoma"/>
+                <w:sz w:val="18"/>
+              </w:rPr>
+            </w:r>
+            <w:r>
+              <w:rPr>
+                <w:rFonts w:ascii="Arial" w:hAnsi="Arial" w:eastAsia="Arial" w:cs="Tahoma"/>
+                <w:sz w:val="18"/>
+              </w:rPr>
+              <w:t>ชื่อแบรนด์คู่แข่ง (join จาก sgi_document_competitors.competitor_code) (เพิ่ม 2026-09-02 — SQL แตะอยู่แล้วแต่ไม่ได้ประกาศไว้)</w:t>
             </w:r>
           </w:p>
         </w:tc>
@@ -10707,7 +11780,7 @@
     </w:p>
     <w:p>
       <w:pPr>
-        <w:pStyle w:val="Heading3"/>
+        <w:pStyle w:val="Heading2"/>
         <w:keepNext/>
         <w:keepLines/>
         <w:pageBreakBefore w:val="0"/>
@@ -10971,7 +12044,64 @@
                 <w:rFonts w:ascii="Arial" w:hAnsi="Arial" w:eastAsia="Arial" w:cs="Tahoma"/>
                 <w:sz w:val="18"/>
               </w:rPr>
-              <w:t>เก็บ SQL ต่อ endpoint (คัดจากหัวข้อ 10) แยกออกจาก service ให้ทดสอบ/รีวิวง่าย</w:t>
+              <w:t xml:space="preserve">เก็บ SQL ต่อ endpoint (คัดจากหัวข้อ 10) แยกออกจาก service ให้ทดสอบ/รีวิวง่าย · </w:t>
+            </w:r>
+            <w:r>
+              <w:rPr>
+                <w:rFonts w:ascii="Arial" w:hAnsi="Arial" w:eastAsia="Arial" w:cs="Tahoma"/>
+                <w:b/>
+                <w:sz w:val="18"/>
+              </w:rPr>
+              <w:t>คีย์ = ชื่อ handler</w:t>
+            </w:r>
+            <w:r>
+              <w:rPr>
+                <w:rFonts w:ascii="Arial" w:hAnsi="Arial" w:eastAsia="Arial" w:cs="Tahoma"/>
+                <w:sz w:val="18"/>
+              </w:rPr>
+              <w:t xml:space="preserve"> เช่น </w:t>
+            </w:r>
+            <w:r>
+              <w:rPr>
+                <w:rFonts w:ascii="Courier New" w:hAnsi="Courier New" w:eastAsia="Courier New" w:cs="Tahoma"/>
+                <w:sz w:val="18"/>
+              </w:rPr>
+              <w:t>getSgiMasterFactors</w:t>
+            </w:r>
+            <w:r>
+              <w:rPr>
+                <w:rFonts w:ascii="Arial" w:hAnsi="Arial" w:eastAsia="Arial" w:cs="Tahoma"/>
+                <w:sz w:val="18"/>
+              </w:rPr>
+              <w:t xml:space="preserve"> · บล็อกที่มีหลาย statement ให้แยกเป็นหลายคีย์ โดยเติมท้ายชื่อให้สื่อความ เช่น DELETE master ที่มี 2 statement → </w:t>
+            </w:r>
+            <w:r>
+              <w:rPr>
+                <w:rFonts w:ascii="Courier New" w:hAnsi="Courier New" w:eastAsia="Courier New" w:cs="Tahoma"/>
+                <w:sz w:val="18"/>
+              </w:rPr>
+              <w:t>removeSgiMasterFactorsByCodeInUse</w:t>
+            </w:r>
+            <w:r>
+              <w:rPr>
+                <w:rFonts w:ascii="Arial" w:hAnsi="Arial" w:eastAsia="Arial" w:cs="Tahoma"/>
+                <w:sz w:val="18"/>
+              </w:rPr>
+              <w:t xml:space="preserve"> (SELECT ตรวจการใช้งาน) + </w:t>
+            </w:r>
+            <w:r>
+              <w:rPr>
+                <w:rFonts w:ascii="Courier New" w:hAnsi="Courier New" w:eastAsia="Courier New" w:cs="Tahoma"/>
+                <w:sz w:val="18"/>
+              </w:rPr>
+              <w:t>removeSgiMasterFactorsByCode</w:t>
+            </w:r>
+            <w:r>
+              <w:rPr>
+                <w:rFonts w:ascii="Arial" w:hAnsi="Arial" w:eastAsia="Arial" w:cs="Tahoma"/>
+                <w:sz w:val="18"/>
+              </w:rPr>
+              <w:t xml:space="preserve"> (DELETE)</w:t>
             </w:r>
           </w:p>
         </w:tc>
@@ -11750,7 +12880,7 @@
     <w:p/>
     <w:p>
       <w:pPr>
-        <w:pStyle w:val="Heading3"/>
+        <w:pStyle w:val="Heading2"/>
         <w:keepNext/>
         <w:keepLines/>
         <w:pageBreakBefore w:val="0"/>
@@ -11786,7 +12916,7 @@
         <w:br/>
         <w:t>// BFF เรียกด้วย x-api-key และแนบ x-user-id / x-user-group-id / x-user-permissions มาให้</w:t>
         <w:br/>
-        <w:t>@Controller('sgi/sgi')</w:t>
+        <w:t>@Controller('')</w:t>
         <w:br/>
         <w:t>@UseGuards(HttpHeaderGuard)</w:t>
         <w:br/>
@@ -11797,7 +12927,7 @@
         <w:br/>
         <w:t xml:space="preserve">  // GET /api/v1/sgi/document/{docNo} — Document aggregate API</w:t>
         <w:br/>
-        <w:t xml:space="preserve">  @Get('sgi/document/:docNo')</w:t>
+        <w:t xml:space="preserve">  @Get('document/:docNo')</w:t>
         <w:br/>
         <w:t xml:space="preserve">  getSgiDocumentByDocNo(@Param('docNo') docNo: string, @UserId() userId: string) {</w:t>
         <w:br/>
@@ -11808,9 +12938,9 @@
         <w:t xml:space="preserve">  }</w:t>
         <w:br/>
         <w:br/>
-        <w:t xml:space="preserve">  // GET /api/v1/sgi/master/competitors — **อ้างอิงเท่านั้น — เจ้าของ endpoint นี้คือ LLDD-BE-API-Report-and-Ma.pdf…</w:t>
+        <w:t xml:space="preserve">  // GET /api/v1/sgi/master/competitors — **อ้างอิงเท่านั้น — เจ้าของ endpoint นี้คือ LLDD-BE-API-Report-and-Master-Data.pdf…</w:t>
         <w:br/>
-        <w:t xml:space="preserve">  @Get('sgi/master/competitors')</w:t>
+        <w:t xml:space="preserve">  @Get('master/competitors')</w:t>
         <w:br/>
         <w:t xml:space="preserve">  getSgiMasterCompetitors(</w:t>
         <w:br/>
@@ -11831,7 +12961,7 @@
     </w:p>
     <w:p>
       <w:pPr>
-        <w:pStyle w:val="Heading3"/>
+        <w:pStyle w:val="Heading2"/>
         <w:keepNext/>
         <w:keepLines/>
         <w:pageBreakBefore w:val="0"/>
@@ -11858,7 +12988,7 @@
         <w:br/>
         <w:t xml:space="preserve">  IsArray, IsBoolean, IsIn, IsInt, IsNotEmpty, IsNumber, IsObject, IsOptional,</w:t>
         <w:br/>
-        <w:t xml:space="preserve">  IsString, Matches, Max, MaxLength, Min,</w:t>
+        <w:t xml:space="preserve">  IsString, Matches, Max, MaxLength, Min, ValidateNested,</w:t>
         <w:br/>
         <w:t>} from 'class-validator';</w:t>
         <w:br/>
@@ -11876,6 +13006,17 @@
         <w:br/>
         <w:t xml:space="preserve">  @IsOptional()</w:t>
         <w:br/>
+        <w:t xml:space="preserve">  @Type(() =&gt; Boolean)</w:t>
+        <w:br/>
+        <w:t xml:space="preserve">  @IsBoolean()</w:t>
+        <w:br/>
+        <w:t xml:space="preserve">  active?: boolean;</w:t>
+        <w:br/>
+        <w:br/>
+        <w:t xml:space="preserve">  /** required เฉพาะบาง endpoint — ตรวจซ้ำใน service */</w:t>
+        <w:br/>
+        <w:t xml:space="preserve">  @IsOptional()</w:t>
+        <w:br/>
         <w:t xml:space="preserve">  @IsString()</w:t>
         <w:br/>
         <w:t xml:space="preserve">  q?: string;</w:t>
@@ -11885,7 +13026,7 @@
     </w:p>
     <w:p>
       <w:pPr>
-        <w:pStyle w:val="Heading3"/>
+        <w:pStyle w:val="Heading2"/>
         <w:keepNext/>
         <w:keepLines/>
         <w:pageBreakBefore w:val="0"/>
@@ -11932,7 +13073,7 @@
         </w:rPr>
         <w:t>// src/modules/sgi-document-detail-aggregate/sgi-document-detail-aggregate.service.ts</w:t>
         <w:br/>
-        <w:t>import { Inject, Injectable, Logger, NotFoundException, NotImplementedException } from '@nestjs/common';</w:t>
+        <w:t>import { BadRequestException, ConflictException, Inject, Injectable, Logger, NotFoundException, NotImplementedException } from '@nestjs/common';</w:t>
         <w:br/>
         <w:t>import { DataSource } from 'typeorm';</w:t>
         <w:br/>
@@ -11961,17 +13102,19 @@
         <w:br/>
         <w:t xml:space="preserve">    const page = 1;</w:t>
         <w:br/>
-        <w:t xml:space="preserve">    const size = 100; // endpoint นี้ไม่มี query param — ไม่แบ่งหน้า</w:t>
+        <w:t xml:space="preserve">    // DTO ของเส้นนี้ไม่มี page/size (ดูหัวข้อ DTO) — ไม่แบ่งหน้า</w:t>
+        <w:br/>
+        <w:t xml:space="preserve">    const size = 100;</w:t>
         <w:br/>
         <w:t xml:space="preserve">    // SQL เต็มอยู่ในหัวข้อ Database SQL ของเอกสารนี้ (คีย์ 'GET /api/v1/sgi/document/{docNo}')</w:t>
         <w:br/>
-        <w:t xml:space="preserve">    // ⚠️ SQL ตัวอย่างบางเส้นเขียนด้วย named parameter (:size/:offset) แต่ dataSource.query()</w:t>
+        <w:t xml:space="preserve">    // SQL ในเอกสารเป็น positional $1..$n อยู่แล้ว (ตัวสร้างแปลงให้ตั้งแต่ 2026-09-04)</w:t>
         <w:br/>
-        <w:t xml:space="preserve">    //    รับเฉพาะ positional $1..$n — ต้องแปลงชื่อเป็นลำดับก่อน หรือใช้ QueryBuilder แทน</w:t>
+        <w:t xml:space="preserve">    //   บรรทัดแรกของบล็อก SQL คือ `-- bind ตามลำดับ: $1=... · $2=...` ให้เรียงอาร์กิวเมนต์ตามนั้น</w:t>
         <w:br/>
         <w:t xml:space="preserve">    const rows = await this.dataSource.query(SGI_SQL.getSgiDocumentByDocNo, [</w:t>
         <w:br/>
-        <w:t xml:space="preserve">      // TODO: เรียงพารามิเตอร์ให้ตรงกับ $1..$n ของ SQL จริง</w:t>
+        <w:t xml:space="preserve">      // เรียงให้ตรงกับบรรทัด `-- bind ตามลำดับ:` ของ SQL เส้นนี้</w:t>
         <w:br/>
         <w:t xml:space="preserve">      userId, (page - 1) * size, size,</w:t>
         <w:br/>
@@ -11984,15 +13127,15 @@
         <w:t xml:space="preserve">  }</w:t>
         <w:br/>
         <w:br/>
-        <w:t xml:space="preserve">  // GET /api/v1/sgi/master/competitors — **อ้างอิงเท่านั้น — เจ้าของ endpoint นี้คือ LLDD-BE-API-Report-and-Ma.pdf…</w:t>
+        <w:t xml:space="preserve">  // GET /api/v1/sgi/master/competitors — **อ้างอิงเท่านั้น — เจ้าของ endpoint นี้คือ LLDD-BE-API-Report-and-Master-Data.pdf…</w:t>
         <w:br/>
         <w:t xml:space="preserve">  async getSgiMasterCompetitors(query: DocumentDetailAggregateQueryDto, userId: string) {</w:t>
         <w:br/>
-        <w:t xml:space="preserve">    // TODO: implement ตาม business rule ของ GET /api/v1/sgi/master/competitors</w:t>
+        <w:t xml:space="preserve">    // master แบรนด์คู่แข่ง 11 รายการ (รหัส 01-11) — SQL รับ $1=q เช่นเดียวกับฝั่งปัจจัย</w:t>
         <w:br/>
-        <w:t xml:space="preserve">    //       (SQL อยู่ในหัวข้อ Database SQL คีย์ 'GET /api/v1/sgi/master/competitors')</w:t>
+        <w:t xml:space="preserve">    const items = await this.dataSource.query(SGI_SQL.getSgiMasterCompetitors, [null]);</w:t>
         <w:br/>
-        <w:t xml:space="preserve">    throw new NotImplementedException('getSgiMasterCompetitors ยังไม่ implement');</w:t>
+        <w:t xml:space="preserve">    return { items, total: items.length };</w:t>
         <w:br/>
         <w:t xml:space="preserve">  }</w:t>
         <w:br/>
@@ -12001,7 +13144,7 @@
     </w:p>
     <w:p>
       <w:pPr>
-        <w:pStyle w:val="Heading3"/>
+        <w:pStyle w:val="Heading2"/>
         <w:keepNext/>
         <w:keepLines/>
         <w:pageBreakBefore w:val="0"/>
@@ -12029,29 +13172,44 @@
         <w:br/>
         <w:t>export class CompensationDocument {</w:t>
         <w:br/>
-        <w:t xml:space="preserve">  @PrimaryColumn({ name: 'doc_no', type: 'varchar', length: 12 })</w:t>
+        <w:t xml:space="preserve">  @PrimaryColumn({ name: 'id', type: 'bigint' })</w:t>
         <w:br/>
-        <w:t xml:space="preserve">  docNo: string;</w:t>
+        <w:t xml:space="preserve">  id: number;</w:t>
         <w:br/>
         <w:br/>
-        <w:t xml:space="preserve">  @Column({ name: 'impact_process_id', type: 'bigint', nullable: true })</w:t>
+        <w:t xml:space="preserve">  @Column({ name: 'doc_no', type: 'varchar', length: 10, nullable: true })</w:t>
         <w:br/>
-        <w:t xml:space="preserve">  impactProcessId?: number;</w:t>
+        <w:t xml:space="preserve">  docNo?: string;</w:t>
         <w:br/>
         <w:br/>
-        <w:t xml:space="preserve">  @Column({ name: 'impacted_store_code', type: 'char', length: 5 })</w:t>
+        <w:t xml:space="preserve">  @Column({ name: 'year', type: 'int', nullable: true })</w:t>
+        <w:br/>
+        <w:t xml:space="preserve">  year?: number;</w:t>
+        <w:br/>
+        <w:br/>
+        <w:t xml:space="preserve">  @Column({ name: 'running_no', type: 'int', nullable: true })</w:t>
+        <w:br/>
+        <w:t xml:space="preserve">  runningNo?: number;</w:t>
+        <w:br/>
+        <w:br/>
+        <w:t xml:space="preserve">  @Column({ name: 'impact_process_id', type: 'bigint' })</w:t>
+        <w:br/>
+        <w:t xml:space="preserve">  impactProcessId: number;</w:t>
+        <w:br/>
+        <w:br/>
+        <w:t xml:space="preserve">  @Column({ name: 'impacted_store_code', type: 'varchar', length: 5 })</w:t>
         <w:br/>
         <w:t xml:space="preserve">  impactedStoreCode: string;</w:t>
         <w:br/>
         <w:br/>
-        <w:t xml:space="preserve">  @Column({ name: 'status_code', type: 'varchar', length: 2 })</w:t>
+        <w:t xml:space="preserve">  @Column({ name: 'impact_month', type: 'char', length: 7, nullable: true })</w:t>
         <w:br/>
-        <w:t xml:space="preserve">  statusCode: string;</w:t>
+        <w:t xml:space="preserve">  impactMonth?: string;</w:t>
         <w:br/>
         <w:br/>
-        <w:t xml:space="preserve">  @Column({ name: 'current_section_code', type: 'varchar', length: 2 })</w:t>
+        <w:t xml:space="preserve">  @Column({ name: 'new_store_code', type: 'varchar', length: 5, nullable: true })</w:t>
         <w:br/>
-        <w:t xml:space="preserve">  currentSectionCode: string;</w:t>
+        <w:t xml:space="preserve">  newStoreCode?: string;</w:t>
         <w:br/>
         <w:br/>
         <w:t xml:space="preserve">  @Column({ name: 'round_no', type: 'int', nullable: true })</w:t>
@@ -12064,7 +13222,32 @@
         <w:t xml:space="preserve">  loopNo?: number;</w:t>
         <w:br/>
         <w:br/>
-        <w:t xml:space="preserve">  @Column({ name: 'statement_id', type: 'varchar', length: 30, nullable: true })</w:t>
+        <w:t xml:space="preserve">  @Column({ name: 'source', type: 'varchar', length: 20, default: 'FS' })</w:t>
+        <w:br/>
+        <w:t xml:space="preserve">  source: string;</w:t>
+        <w:br/>
+        <w:br/>
+        <w:t xml:space="preserve">  @Column({ name: 'status_code', type: 'varchar', length: 2 })</w:t>
+        <w:br/>
+        <w:t xml:space="preserve">  statusCode: string;</w:t>
+        <w:br/>
+        <w:br/>
+        <w:t xml:space="preserve">  @Column({ name: 'current_section_code', type: 'varchar', length: 2, nullable: true })</w:t>
+        <w:br/>
+        <w:t xml:space="preserve">  currentSectionCode?: string;</w:t>
+        <w:br/>
+        <w:br/>
+        <w:t xml:space="preserve">  @Column({ name: 'total_compensation_amount', type: 'numeric', precision: 14, scale: 2, default: 0 })</w:t>
+        <w:br/>
+        <w:t xml:space="preserve">  totalCompensationAmount: string;</w:t>
+        <w:br/>
+        <w:br/>
+        <w:t xml:space="preserve">  @Column({ name: 'allmap_url', type: 'varchar', length: 500, nullable: true })</w:t>
+        <w:br/>
+        <w:t xml:space="preserve">  allmapUrl?: string;</w:t>
+        <w:br/>
+        <w:br/>
+        <w:t xml:space="preserve">  @Column({ name: 'statement_id', type: 'varchar', length: 50, nullable: true })</w:t>
         <w:br/>
         <w:t xml:space="preserve">  statementId?: string;</w:t>
         <w:br/>
@@ -12084,34 +13267,39 @@
         <w:t xml:space="preserve">  accountMonth?: number;</w:t>
         <w:br/>
         <w:br/>
-        <w:t xml:space="preserve">  @Column({ name: 'compensate_amount', type: 'numeric', precision: 15, scale: 2, nullable: true })</w:t>
-        <w:br/>
-        <w:t xml:space="preserve">  compensateAmount?: string;</w:t>
-        <w:br/>
-        <w:br/>
-        <w:t xml:space="preserve">  @Column({ name: 'allmap_url', type: 'text', nullable: true })</w:t>
-        <w:br/>
-        <w:t xml:space="preserve">  allmapUrl?: string;</w:t>
-        <w:br/>
-        <w:br/>
         <w:t xml:space="preserve">  @Column({ name: 'approver_snapshot', type: 'jsonb', nullable: true })</w:t>
         <w:br/>
         <w:t xml:space="preserve">  approverSnapshot?: Record&lt;string, unknown&gt;;</w:t>
         <w:br/>
         <w:br/>
-        <w:t xml:space="preserve">  @Column({ name: 'created_at', type: 'timestamptz', nullable: true })</w:t>
+        <w:t xml:space="preserve">  @Column({ name: 'version_no', type: 'int', default: 1 })</w:t>
         <w:br/>
-        <w:t xml:space="preserve">  createdAt?: Date;</w:t>
+        <w:t xml:space="preserve">  versionNo: number;</w:t>
         <w:br/>
         <w:br/>
-        <w:t xml:space="preserve">  @Column({ name: 'updated_at', type: 'timestamptz', nullable: true })</w:t>
+        <w:t xml:space="preserve">  @Column({ name: 'created_by', type: 'varchar', length: 30 })</w:t>
+        <w:br/>
+        <w:t xml:space="preserve">  createdBy: string;</w:t>
+        <w:br/>
+        <w:br/>
+        <w:t xml:space="preserve">  @Column({ name: 'created_at', type: 'timestamp' })</w:t>
+        <w:br/>
+        <w:t xml:space="preserve">  createdAt: Date;</w:t>
+        <w:br/>
+        <w:br/>
+        <w:t xml:space="preserve">  @Column({ name: 'updated_by', type: 'varchar', length: 30, nullable: true })</w:t>
+        <w:br/>
+        <w:t xml:space="preserve">  updatedBy?: string;</w:t>
+        <w:br/>
+        <w:br/>
+        <w:t xml:space="preserve">  @Column({ name: 'updated_at', type: 'timestamp', nullable: true })</w:t>
         <w:br/>
         <w:t xml:space="preserve">  updatedAt?: Date;</w:t>
         <w:br/>
         <w:br/>
-        <w:t xml:space="preserve">  // TODO: ตรวจความยาว/precision กับ DDL จริงใน sql/deploy-sgi-*.sql ก่อน merge</w:t>
+        <w:t xml:space="preserve">  // entity ชุดนี้ generate จาก DDL ใน LLDD-Database.pdf §5.2–5.4 โดยตรง — คอลัมน์/ชนิด/nullable ตรงกันเสมอ</w:t>
         <w:br/>
-        <w:t xml:space="preserve">  //       entity ชุดนี้ไม่ประกาศ relation ตาม convention (join ด้วย raw SQL)</w:t>
+        <w:t xml:space="preserve">  // ไม่ประกาศ relation ตาม convention ของทีม (join ด้วย raw SQL)</w:t>
         <w:br/>
         <w:t>}</w:t>
       </w:r>
@@ -12135,29 +13323,29 @@
         <w:br/>
         <w:t>export class ImpactedStore {</w:t>
         <w:br/>
-        <w:t xml:space="preserve">  @PrimaryColumn({ name: 'store_code', type: 'char', length: 5 })</w:t>
+        <w:t xml:space="preserve">  @PrimaryColumn({ name: 'store_code', type: 'varchar', length: 5 })</w:t>
         <w:br/>
         <w:t xml:space="preserve">  storeCode: string;</w:t>
         <w:br/>
         <w:br/>
-        <w:t xml:space="preserve">  @Column({ name: 'store_name', type: 'varchar', length: 200 })</w:t>
+        <w:t xml:space="preserve">  @Column({ name: 'dv_code', type: 'varchar', length: 20, nullable: true })</w:t>
         <w:br/>
-        <w:t xml:space="preserve">  storeName: string;</w:t>
+        <w:t xml:space="preserve">  dvCode?: string;</w:t>
         <w:br/>
         <w:br/>
-        <w:t xml:space="preserve">  @Column({ name: 'zone_code', type: 'varchar', length: 10, nullable: true })</w:t>
+        <w:t xml:space="preserve">  @Column({ name: 'opt_dv_user_id', type: 'varchar', length: 30, nullable: true })</w:t>
         <w:br/>
-        <w:t xml:space="preserve">  zoneCode?: string;</w:t>
+        <w:t xml:space="preserve">  optDvUserId?: string;</w:t>
         <w:br/>
         <w:br/>
-        <w:t xml:space="preserve">  @Column({ name: 'region_code', type: 'varchar', length: 10, nullable: true })</w:t>
+        <w:t xml:space="preserve">  @Column({ name: 'latitude', type: 'numeric', precision: 10, scale: 7, nullable: true })</w:t>
         <w:br/>
-        <w:t xml:space="preserve">  regionCode?: string;</w:t>
+        <w:t xml:space="preserve">  latitude?: string;</w:t>
         <w:br/>
         <w:br/>
-        <w:t xml:space="preserve">  @Column({ name: 'store_type', type: 'varchar', length: 5, nullable: true })</w:t>
+        <w:t xml:space="preserve">  @Column({ name: 'longitude', type: 'numeric', precision: 10, scale: 7, nullable: true })</w:t>
         <w:br/>
-        <w:t xml:space="preserve">  storeType?: string;</w:t>
+        <w:t xml:space="preserve">  longitude?: string;</w:t>
         <w:br/>
         <w:br/>
         <w:t xml:space="preserve">  @Column({ name: 'transfer_sbp_date', type: 'date', nullable: true })</w:t>
@@ -12170,9 +13358,14 @@
         <w:t xml:space="preserve">  isActive: boolean;</w:t>
         <w:br/>
         <w:br/>
-        <w:t xml:space="preserve">  // TODO: ตรวจความยาว/precision กับ DDL จริงใน sql/deploy-sgi-*.sql ก่อน merge</w:t>
+        <w:t xml:space="preserve">  @Column({ name: 'updated_at', type: 'timestamp' })</w:t>
         <w:br/>
-        <w:t xml:space="preserve">  //       entity ชุดนี้ไม่ประกาศ relation ตาม convention (join ด้วย raw SQL)</w:t>
+        <w:t xml:space="preserve">  updatedAt: Date;</w:t>
+        <w:br/>
+        <w:br/>
+        <w:t xml:space="preserve">  // entity ชุดนี้ generate จาก DDL ใน LLDD-Database.pdf §5.2–5.4 โดยตรง — คอลัมน์/ชนิด/nullable ตรงกันเสมอ</w:t>
+        <w:br/>
+        <w:t xml:space="preserve">  // ไม่ประกาศ relation ตาม convention ของทีม (join ด้วย raw SQL)</w:t>
         <w:br/>
         <w:t>}</w:t>
       </w:r>
@@ -12224,6 +13417,15 @@
         <w:t>sgi_consideration_logs</w:t>
       </w:r>
       <w:r>
+        <w:t xml:space="preserve">, </w:t>
+      </w:r>
+      <w:r>
+        <w:rPr>
+          <w:rFonts w:ascii="Courier New" w:hAnsi="Courier New" w:eastAsia="Courier New" w:cs="Tahoma"/>
+        </w:rPr>
+        <w:t>sgi_competitors</w:t>
+      </w:r>
+      <w:r>
         <w:t xml:space="preserve">) ใช้รูปแบบ entity เดียวกัน — คอลัมน์อ้างจาก </w:t>
       </w:r>
       <w:r>
@@ -12235,7 +13437,7 @@
     </w:p>
     <w:p>
       <w:pPr>
-        <w:pStyle w:val="Heading3"/>
+        <w:pStyle w:val="Heading2"/>
         <w:keepNext/>
         <w:keepLines/>
         <w:pageBreakBefore w:val="0"/>
@@ -12360,7 +13562,7 @@
     </w:p>
     <w:p>
       <w:pPr>
-        <w:pStyle w:val="Heading3"/>
+        <w:pStyle w:val="Heading2"/>
         <w:keepNext/>
         <w:keepLines/>
         <w:pageBreakBefore w:val="0"/>
@@ -12464,6 +13666,12 @@
         <w:br/>
         <w:t xml:space="preserve">  // BFF ไม่มี DB — หน้าที่เดียวคือแนบ user context แล้ว forward</w:t>
         <w:br/>
+        <w:t xml:space="preserve">  // ⚠️ ต้อง unwrap envelope ของ store-backend 1 ชั้นก่อนคืน (ยืนยันจากโค้ดจริง 2026-09-04):</w:t>
+        <w:br/>
+        <w:t xml:space="preserve">  //    ResponseInterceptor ระดับ global ของ BFF ห่อผลลัพธ์เป็น { success, data, requestId } อีกที</w:t>
+        <w:br/>
+        <w:t xml:space="preserve">  //    ถ้าคืน { success, data } ดิบมา FE จะได้ data.data.data — SgiClientService จึงต้องคืน .data.data</w:t>
+        <w:br/>
         <w:t xml:space="preserve">  private userHeaders(user: any) {</w:t>
         <w:br/>
         <w:t xml:space="preserve">    return {</w:t>
@@ -12502,9 +13710,9 @@
         <w:t>import { AuthGuard } from '@nestjs/passport';</w:t>
         <w:br/>
         <w:br/>
-        <w:t>// เลือก prefix แบบเดียวทั้งโมดูล: ใช้ '/bff/sgi/...' (ห้ามปนกับแบบไม่มี /bff)</w:t>
+        <w:t>// path เดียวกับที่ FE เรียก (apiClient baseURL รวม /api/v1 แล้ว) — ห้ามตั้งตามชื่อเอกสาร LLDD</w:t>
         <w:br/>
-        <w:t>@Controller('bff/sgi/document-detail-aggregate')</w:t>
+        <w:t>@Controller('sgi')</w:t>
         <w:br/>
         <w:t>@UseGuards(AuthGuard('jwt'))</w:t>
         <w:br/>
@@ -12515,7 +13723,7 @@
         <w:br/>
         <w:t xml:space="preserve">  // proxy ของ GET /api/v1/sgi/document/{docNo}</w:t>
         <w:br/>
-        <w:t xml:space="preserve">  @Get('sgi/document/:docNo')</w:t>
+        <w:t xml:space="preserve">  @Get('document/:docNo')</w:t>
         <w:br/>
         <w:t xml:space="preserve">  getSgiDocumentByDocNo(@Param('docNo') docNo: string, @Query() query: any, @Req() req: any) {</w:t>
         <w:br/>
@@ -12526,7 +13734,7 @@
         <w:br/>
         <w:t xml:space="preserve">  // proxy ของ GET /api/v1/sgi/master/competitors</w:t>
         <w:br/>
-        <w:t xml:space="preserve">  @Get('sgi/master/competitors')</w:t>
+        <w:t xml:space="preserve">  @Get('master/competitors')</w:t>
         <w:br/>
         <w:t xml:space="preserve">  getSgiMasterCompetitors(@Query() query: any, @Req() req: any) {</w:t>
         <w:br/>
@@ -12552,7 +13760,7 @@
     </w:p>
     <w:p>
       <w:pPr>
-        <w:pStyle w:val="Heading3"/>
+        <w:pStyle w:val="Heading2"/>
         <w:keepNext/>
         <w:keepLines/>
         <w:pageBreakBefore w:val="0"/>
@@ -13204,11 +14412,91 @@
           </w:p>
         </w:tc>
       </w:tr>
+      <w:tr>
+        <w:trPr>
+          <w:cantSplit/>
+        </w:trPr>
+        <w:tc>
+          <w:tcPr>
+            <w:tcW w:type="dxa" w:w="3360"/>
+            <w:vAlign w:val="center"/>
+          </w:tcPr>
+          <w:p>
+            <w:pPr>
+              <w:keepLines/>
+              <w:spacing w:after="0"/>
+            </w:pPr>
+            <w:r>
+              <w:rPr>
+                <w:rFonts w:ascii="Arial" w:hAnsi="Arial" w:eastAsia="Arial" w:cs="Tahoma"/>
+                <w:sz w:val="18"/>
+              </w:rPr>
+            </w:r>
+            <w:r>
+              <w:rPr>
+                <w:rFonts w:ascii="Arial" w:hAnsi="Arial" w:eastAsia="Arial" w:cs="Tahoma"/>
+                <w:sz w:val="18"/>
+              </w:rPr>
+              <w:t>sgi_competitors</w:t>
+            </w:r>
+          </w:p>
+        </w:tc>
+        <w:tc>
+          <w:tcPr>
+            <w:tcW w:type="dxa" w:w="3360"/>
+            <w:vAlign w:val="center"/>
+          </w:tcPr>
+          <w:p>
+            <w:pPr>
+              <w:keepLines/>
+              <w:spacing w:after="0"/>
+            </w:pPr>
+            <w:r>
+              <w:rPr>
+                <w:rFonts w:ascii="Arial" w:hAnsi="Arial" w:eastAsia="Arial" w:cs="Tahoma"/>
+                <w:sz w:val="18"/>
+              </w:rPr>
+            </w:r>
+            <w:r>
+              <w:rPr>
+                <w:rFonts w:ascii="Arial" w:hAnsi="Arial" w:eastAsia="Arial" w:cs="Tahoma"/>
+                <w:sz w:val="18"/>
+              </w:rPr>
+              <w:t>R</w:t>
+            </w:r>
+          </w:p>
+        </w:tc>
+        <w:tc>
+          <w:tcPr>
+            <w:tcW w:type="dxa" w:w="3360"/>
+            <w:vAlign w:val="center"/>
+          </w:tcPr>
+          <w:p>
+            <w:pPr>
+              <w:keepLines/>
+              <w:spacing w:after="0"/>
+            </w:pPr>
+            <w:r>
+              <w:rPr>
+                <w:rFonts w:ascii="Arial" w:hAnsi="Arial" w:eastAsia="Arial" w:cs="Tahoma"/>
+                <w:sz w:val="18"/>
+              </w:rPr>
+            </w:r>
+            <w:r>
+              <w:rPr>
+                <w:rFonts w:ascii="Arial" w:hAnsi="Arial" w:eastAsia="Arial" w:cs="Tahoma"/>
+                <w:sz w:val="18"/>
+              </w:rPr>
+              <w:t>ชื่อแบรนด์คู่แข่ง (join จาก sgi_document_competitors.competitor_code) (เพิ่ม 2026-09-02 — SQL แตะอยู่แล้วแต่ไม่ได้ประกาศไว้)</w:t>
+            </w:r>
+          </w:p>
+        </w:tc>
+      </w:tr>
     </w:tbl>
     <w:p/>
     <w:p>
       <w:pPr>
-        <w:pStyle w:val="Heading3"/>
+        <w:pStyle w:val="Heading2"/>
         <w:keepNext/>
         <w:keepLines/>
         <w:pageBreakBefore w:val="0"/>
@@ -13241,23 +14529,21 @@
           <w:rFonts w:ascii="Courier New" w:hAnsi="Courier New" w:eastAsia="Courier New" w:cs="Tahoma"/>
           <w:sz w:val="16"/>
         </w:rPr>
-        <w:t>-- ⚠️ SQL นี้ใช้ named parameter (:name) แต่ `dataSource.query()` ของ store-backend</w:t>
-        <w:br/>
-        <w:t>--    รับเฉพาะ positional $1..$n — ต้องแปลงเป็นลำดับ หรือรันผ่าน QueryBuilder</w:t>
+        <w:t>-- bind ตามลำดับ: $1=docNo</w:t>
         <w:br/>
         <w:t>-- โหลดเอกสารฉบับเต็ม 12 ส่วนในคำขอเดียว</w:t>
         <w:br/>
-        <w:t>SELECT * FROM sgi_compensation_documents      WHERE doc_no = :docNo;</w:t>
+        <w:t>SELECT * FROM sgi_compensation_documents      WHERE doc_no = $1 /* docNo */;</w:t>
         <w:br/>
-        <w:t>SELECT * FROM sgi_document_new_stores          WHERE doc_no = :docNo;</w:t>
+        <w:t>SELECT * FROM sgi_document_new_stores          WHERE doc_no = $1 /* docNo */;</w:t>
         <w:br/>
-        <w:t>SELECT * FROM sgi_document_competitors         WHERE doc_no = :docNo;</w:t>
+        <w:t>SELECT * FROM sgi_document_competitors         WHERE doc_no = $1 /* docNo */;</w:t>
         <w:br/>
-        <w:t>SELECT * FROM sgi_document_external_factors    WHERE doc_no = :docNo;</w:t>
+        <w:t>SELECT * FROM sgi_document_external_factors    WHERE doc_no = $1 /* docNo */;</w:t>
         <w:br/>
-        <w:t>SELECT * FROM sgi_document_attachments         WHERE doc_no = :docNo;</w:t>
+        <w:t>SELECT * FROM sgi_document_attachments         WHERE doc_no = $1 /* docNo */ AND deleted_flag = 'N';</w:t>
         <w:br/>
-        <w:t>SELECT * FROM sgi_consideration_logs           WHERE doc_no = :docNo ORDER BY action_datetime;</w:t>
+        <w:t>SELECT * FROM sgi_consideration_logs           WHERE doc_no = $1 /* docNo */ ORDER BY action_datetime;</w:t>
       </w:r>
     </w:p>
     <w:p>
@@ -13290,9 +14576,7 @@
           <w:rFonts w:ascii="Courier New" w:hAnsi="Courier New" w:eastAsia="Courier New" w:cs="Tahoma"/>
           <w:sz w:val="16"/>
         </w:rPr>
-        <w:t>-- ⚠️ SQL นี้ใช้ named parameter (:name) แต่ `dataSource.query()` ของ store-backend</w:t>
-        <w:br/>
-        <w:t>--    รับเฉพาะ positional $1..$n — ต้องแปลงเป็นลำดับ หรือรันผ่าน QueryBuilder</w:t>
+        <w:t>-- bind ตามลำดับ: $1=q</w:t>
         <w:br/>
         <w:t>-- master แบรนด์คู่แข่ง 11 รายการ (รหัส 01-11) · ระบบเดิมเก็บชื่อไทยและอังกฤษ</w:t>
         <w:br/>
@@ -13300,14 +14584,14 @@
         <w:br/>
         <w:t>FROM sgi_competitors</w:t>
         <w:br/>
-        <w:t>WHERE (:q IS NULL OR name_th LIKE :q OR name_en LIKE :q)</w:t>
+        <w:t>WHERE ($1 /* q */ IS NULL OR name_th LIKE $1 /* q */ OR name_en LIKE $1 /* q */)</w:t>
         <w:br/>
         <w:t>ORDER BY competitor_code;</w:t>
       </w:r>
     </w:p>
     <w:p>
       <w:pPr>
-        <w:pStyle w:val="Heading3"/>
+        <w:pStyle w:val="Heading2"/>
         <w:keepNext/>
         <w:keepLines/>
         <w:pageBreakBefore w:val="0"/>

--- a/LLDD/word/BE/LLDD-BE-API-Document-Detail-Aggregate.docx
+++ b/LLDD/word/BE/LLDD-BE-API-Document-Detail-Aggregate.docx
@@ -7573,7 +7573,131 @@
               <w:br/>
               <w:t xml:space="preserve">  },</w:t>
               <w:br/>
-              <w:t xml:space="preserve">  "newStores": []</w:t>
+              <w:t xml:space="preserve">  "newStores": [],</w:t>
+              <w:br/>
+              <w:t xml:space="preserve">  "competitors": [</w:t>
+              <w:br/>
+              <w:t xml:space="preserve">    {</w:t>
+              <w:br/>
+              <w:t xml:space="preserve">      "competitorCode": "01",</w:t>
+              <w:br/>
+              <w:t xml:space="preserve">      "nameTh": "โลตัสเอ็กซ์เพรส",</w:t>
+              <w:br/>
+              <w:t xml:space="preserve">      "branchTh": "สาขารัตนอุทิศ",</w:t>
+              <w:br/>
+              <w:t xml:space="preserve">      "openedDate": "2023-10-10",</w:t>
+              <w:br/>
+              <w:t xml:space="preserve">      "impactDate": "2026-06-01",</w:t>
+              <w:br/>
+              <w:t xml:space="preserve">      "detail": "",</w:t>
+              <w:br/>
+              <w:t xml:space="preserve">      "sourceSystem": "ALLMAP"</w:t>
+              <w:br/>
+              <w:t xml:space="preserve">    }</w:t>
+              <w:br/>
+              <w:t xml:space="preserve">  ],</w:t>
+              <w:br/>
+              <w:t xml:space="preserve">  "externalFactors": [</w:t>
+              <w:br/>
+              <w:t xml:space="preserve">    {</w:t>
+              <w:br/>
+              <w:t xml:space="preserve">      "factorCode": "F003",</w:t>
+              <w:br/>
+              <w:t xml:space="preserve">      "factorName": "การก่อสร้าง / ปิดถนน",</w:t>
+              <w:br/>
+              <w:t xml:space="preserve">      "dateFrom": "2026-05-01",</w:t>
+              <w:br/>
+              <w:t xml:space="preserve">      "dateTo": null,</w:t>
+              <w:br/>
+              <w:t xml:space="preserve">      "detail": ""</w:t>
+              <w:br/>
+              <w:t xml:space="preserve">    }</w:t>
+              <w:br/>
+              <w:t xml:space="preserve">  ],</w:t>
+              <w:br/>
+              <w:t xml:space="preserve">  "attachments": [</w:t>
+              <w:br/>
+              <w:t xml:space="preserve">    {</w:t>
+              <w:br/>
+              <w:t xml:space="preserve">      "attachId": 4471,</w:t>
+              <w:br/>
+              <w:t xml:space="preserve">      "fileName": "ไฟล์impact_report",</w:t>
+              <w:br/>
+              <w:t xml:space="preserve">      "fileSize": 1887436,</w:t>
+              <w:br/>
+              <w:t xml:space="preserve">      "mimeType": "application/pdf",</w:t>
+              <w:br/>
+              <w:t xml:space="preserve">      "sectionCode": "06",</w:t>
+              <w:br/>
+              <w:t xml:space="preserve">      "scanStatus": "CLEAN",</w:t>
+              <w:br/>
+              <w:t xml:space="preserve">      "uploadedBy": "somchai.k",</w:t>
+              <w:br/>
+              <w:t xml:space="preserve">      "uploadedAt": "2026-06-12T09:31:00"</w:t>
+              <w:br/>
+              <w:t xml:space="preserve">    }</w:t>
+              <w:br/>
+              <w:t xml:space="preserve">  ],</w:t>
+              <w:br/>
+              <w:t xml:space="preserve">  "costDetails": [</w:t>
+              <w:br/>
+              <w:t xml:space="preserve">    {</w:t>
+              <w:br/>
+              <w:t xml:space="preserve">      "newStoreCode": "00990",</w:t>
+              <w:br/>
+              <w:t xml:space="preserve">      "costYear": 2026,</w:t>
+              <w:br/>
+              <w:t xml:space="preserve">      "costMonth": 6,</w:t>
+              <w:br/>
+              <w:t xml:space="preserve">      "costTargetN": 250000.0,</w:t>
+              <w:br/>
+              <w:t xml:space="preserve">      "costAmountN": 232000.0,</w:t>
+              <w:br/>
+              <w:t xml:space="preserve">      "costTargetNc": 0,</w:t>
+              <w:br/>
+              <w:t xml:space="preserve">      "costAmountNc": 0</w:t>
+              <w:br/>
+              <w:t xml:space="preserve">    }</w:t>
+              <w:br/>
+              <w:t xml:space="preserve">  ],</w:t>
+              <w:br/>
+              <w:t xml:space="preserve">  "compensationHistories": [</w:t>
+              <w:br/>
+              <w:t xml:space="preserve">    {</w:t>
+              <w:br/>
+              <w:t xml:space="preserve">      "submitAccountMonth": "2026-05",</w:t>
+              <w:br/>
+              <w:t xml:space="preserve">      "compensationAmount": 18000.0,</w:t>
+              <w:br/>
+              <w:t xml:space="preserve">      "refDocNo": "2026/00098",</w:t>
+              <w:br/>
+              <w:t xml:space="preserve">      "accountingStatus": "POSTED"</w:t>
+              <w:br/>
+              <w:t xml:space="preserve">    }</w:t>
+              <w:br/>
+              <w:t xml:space="preserve">  ],</w:t>
+              <w:br/>
+              <w:t xml:space="preserve">  "considerationLogs": [</w:t>
+              <w:br/>
+              <w:t xml:space="preserve">    {</w:t>
+              <w:br/>
+              <w:t xml:space="preserve">      "sectionCode": "06",</w:t>
+              <w:br/>
+              <w:t xml:space="preserve">      "result": "ส่งเจ้าหน้าที่ SBP DSA",</w:t>
+              <w:br/>
+              <w:t xml:space="preserve">      "resultCategory": "PENDING",</w:t>
+              <w:br/>
+              <w:t xml:space="preserve">      "detail": "",</w:t>
+              <w:br/>
+              <w:t xml:space="preserve">      "considerBy": "somchai.k",</w:t>
+              <w:br/>
+              <w:t xml:space="preserve">      "actionDatetime": "2026-06-12T10:02:00"</w:t>
+              <w:br/>
+              <w:t xml:space="preserve">    }</w:t>
+              <w:br/>
+              <w:t xml:space="preserve">  ],</w:t>
+              <w:br/>
+              <w:t xml:space="preserve">  "allmapUrl": "https://allmap.example/store/01234"</w:t>
               <w:br/>
               <w:t>}</w:t>
             </w:r>
@@ -9270,6 +9394,4775 @@
                 <w:sz w:val="18"/>
               </w:rPr>
               <w:t>JSON array; element type shown in Type column</w:t>
+            </w:r>
+          </w:p>
+        </w:tc>
+      </w:tr>
+      <w:tr>
+        <w:trPr>
+          <w:cantSplit/>
+        </w:trPr>
+        <w:tc>
+          <w:tcPr>
+            <w:tcW w:type="dxa" w:w="2520"/>
+            <w:vAlign w:val="center"/>
+          </w:tcPr>
+          <w:p>
+            <w:pPr>
+              <w:keepLines/>
+              <w:spacing w:after="0"/>
+            </w:pPr>
+            <w:r>
+              <w:rPr>
+                <w:rFonts w:ascii="Arial" w:hAnsi="Arial" w:eastAsia="Arial" w:cs="Tahoma"/>
+                <w:sz w:val="18"/>
+              </w:rPr>
+            </w:r>
+            <w:r>
+              <w:rPr>
+                <w:rFonts w:ascii="Arial" w:hAnsi="Arial" w:eastAsia="Arial" w:cs="Tahoma"/>
+                <w:sz w:val="18"/>
+              </w:rPr>
+              <w:t>competitors</w:t>
+            </w:r>
+          </w:p>
+        </w:tc>
+        <w:tc>
+          <w:tcPr>
+            <w:tcW w:type="dxa" w:w="2520"/>
+            <w:vAlign w:val="center"/>
+          </w:tcPr>
+          <w:p>
+            <w:pPr>
+              <w:keepLines/>
+              <w:spacing w:after="0"/>
+            </w:pPr>
+            <w:r>
+              <w:rPr>
+                <w:rFonts w:ascii="Arial" w:hAnsi="Arial" w:eastAsia="Arial" w:cs="Tahoma"/>
+                <w:sz w:val="18"/>
+              </w:rPr>
+            </w:r>
+            <w:r>
+              <w:rPr>
+                <w:rFonts w:ascii="Arial" w:hAnsi="Arial" w:eastAsia="Arial" w:cs="Tahoma"/>
+                <w:sz w:val="18"/>
+              </w:rPr>
+              <w:t>array&lt;object&gt;</w:t>
+            </w:r>
+          </w:p>
+        </w:tc>
+        <w:tc>
+          <w:tcPr>
+            <w:tcW w:type="dxa" w:w="2520"/>
+            <w:vAlign w:val="center"/>
+          </w:tcPr>
+          <w:p>
+            <w:pPr>
+              <w:keepLines/>
+              <w:spacing w:after="0"/>
+            </w:pPr>
+            <w:r>
+              <w:rPr>
+                <w:rFonts w:ascii="Arial" w:hAnsi="Arial" w:eastAsia="Arial" w:cs="Tahoma"/>
+                <w:sz w:val="18"/>
+              </w:rPr>
+            </w:r>
+            <w:r>
+              <w:rPr>
+                <w:rFonts w:ascii="Arial" w:hAnsi="Arial" w:eastAsia="Arial" w:cs="Tahoma"/>
+                <w:sz w:val="18"/>
+              </w:rPr>
+              <w:t>Yes</w:t>
+            </w:r>
+          </w:p>
+        </w:tc>
+        <w:tc>
+          <w:tcPr>
+            <w:tcW w:type="dxa" w:w="2520"/>
+            <w:vAlign w:val="center"/>
+          </w:tcPr>
+          <w:p>
+            <w:pPr>
+              <w:keepLines/>
+              <w:spacing w:after="0"/>
+            </w:pPr>
+            <w:r>
+              <w:rPr>
+                <w:rFonts w:ascii="Arial" w:hAnsi="Arial" w:eastAsia="Arial" w:cs="Tahoma"/>
+                <w:sz w:val="18"/>
+              </w:rPr>
+            </w:r>
+            <w:r>
+              <w:rPr>
+                <w:rFonts w:ascii="Arial" w:hAnsi="Arial" w:eastAsia="Arial" w:cs="Tahoma"/>
+                <w:sz w:val="18"/>
+              </w:rPr>
+              <w:t>JSON array; element type shown in Type column</w:t>
+            </w:r>
+          </w:p>
+        </w:tc>
+      </w:tr>
+      <w:tr>
+        <w:trPr>
+          <w:cantSplit/>
+        </w:trPr>
+        <w:tc>
+          <w:tcPr>
+            <w:tcW w:type="dxa" w:w="2520"/>
+            <w:vAlign w:val="center"/>
+          </w:tcPr>
+          <w:p>
+            <w:pPr>
+              <w:keepLines/>
+              <w:spacing w:after="0"/>
+            </w:pPr>
+            <w:r>
+              <w:rPr>
+                <w:rFonts w:ascii="Arial" w:hAnsi="Arial" w:eastAsia="Arial" w:cs="Tahoma"/>
+                <w:sz w:val="18"/>
+              </w:rPr>
+            </w:r>
+            <w:r>
+              <w:rPr>
+                <w:rFonts w:ascii="Arial" w:hAnsi="Arial" w:eastAsia="Arial" w:cs="Tahoma"/>
+                <w:sz w:val="18"/>
+              </w:rPr>
+              <w:t>competitors[].competitorCode</w:t>
+            </w:r>
+          </w:p>
+        </w:tc>
+        <w:tc>
+          <w:tcPr>
+            <w:tcW w:type="dxa" w:w="2520"/>
+            <w:vAlign w:val="center"/>
+          </w:tcPr>
+          <w:p>
+            <w:pPr>
+              <w:keepLines/>
+              <w:spacing w:after="0"/>
+            </w:pPr>
+            <w:r>
+              <w:rPr>
+                <w:rFonts w:ascii="Arial" w:hAnsi="Arial" w:eastAsia="Arial" w:cs="Tahoma"/>
+                <w:sz w:val="18"/>
+              </w:rPr>
+            </w:r>
+            <w:r>
+              <w:rPr>
+                <w:rFonts w:ascii="Arial" w:hAnsi="Arial" w:eastAsia="Arial" w:cs="Tahoma"/>
+                <w:sz w:val="18"/>
+              </w:rPr>
+              <w:t>string</w:t>
+            </w:r>
+          </w:p>
+        </w:tc>
+        <w:tc>
+          <w:tcPr>
+            <w:tcW w:type="dxa" w:w="2520"/>
+            <w:vAlign w:val="center"/>
+          </w:tcPr>
+          <w:p>
+            <w:pPr>
+              <w:keepLines/>
+              <w:spacing w:after="0"/>
+            </w:pPr>
+            <w:r>
+              <w:rPr>
+                <w:rFonts w:ascii="Arial" w:hAnsi="Arial" w:eastAsia="Arial" w:cs="Tahoma"/>
+                <w:sz w:val="18"/>
+              </w:rPr>
+            </w:r>
+            <w:r>
+              <w:rPr>
+                <w:rFonts w:ascii="Arial" w:hAnsi="Arial" w:eastAsia="Arial" w:cs="Tahoma"/>
+                <w:sz w:val="18"/>
+              </w:rPr>
+              <w:t>Yes</w:t>
+            </w:r>
+          </w:p>
+        </w:tc>
+        <w:tc>
+          <w:tcPr>
+            <w:tcW w:type="dxa" w:w="2520"/>
+            <w:vAlign w:val="center"/>
+          </w:tcPr>
+          <w:p>
+            <w:pPr>
+              <w:keepLines/>
+              <w:spacing w:after="0"/>
+            </w:pPr>
+            <w:r>
+              <w:rPr>
+                <w:rFonts w:ascii="Arial" w:hAnsi="Arial" w:eastAsia="Arial" w:cs="Tahoma"/>
+                <w:sz w:val="18"/>
+              </w:rPr>
+            </w:r>
+            <w:r>
+              <w:rPr>
+                <w:rFonts w:ascii="Arial" w:hAnsi="Arial" w:eastAsia="Arial" w:cs="Tahoma"/>
+                <w:sz w:val="18"/>
+              </w:rPr>
+              <w:t>รหัสแบรนด์คู่แข่งจาก master 01–11 เท่านั้น (ห้าม free text)</w:t>
+            </w:r>
+          </w:p>
+        </w:tc>
+      </w:tr>
+      <w:tr>
+        <w:trPr>
+          <w:cantSplit/>
+        </w:trPr>
+        <w:tc>
+          <w:tcPr>
+            <w:tcW w:type="dxa" w:w="2520"/>
+            <w:vAlign w:val="center"/>
+          </w:tcPr>
+          <w:p>
+            <w:pPr>
+              <w:keepLines/>
+              <w:spacing w:after="0"/>
+            </w:pPr>
+            <w:r>
+              <w:rPr>
+                <w:rFonts w:ascii="Arial" w:hAnsi="Arial" w:eastAsia="Arial" w:cs="Tahoma"/>
+                <w:sz w:val="18"/>
+              </w:rPr>
+            </w:r>
+            <w:r>
+              <w:rPr>
+                <w:rFonts w:ascii="Arial" w:hAnsi="Arial" w:eastAsia="Arial" w:cs="Tahoma"/>
+                <w:sz w:val="18"/>
+              </w:rPr>
+              <w:t>competitors[].nameTh</w:t>
+            </w:r>
+          </w:p>
+        </w:tc>
+        <w:tc>
+          <w:tcPr>
+            <w:tcW w:type="dxa" w:w="2520"/>
+            <w:vAlign w:val="center"/>
+          </w:tcPr>
+          <w:p>
+            <w:pPr>
+              <w:keepLines/>
+              <w:spacing w:after="0"/>
+            </w:pPr>
+            <w:r>
+              <w:rPr>
+                <w:rFonts w:ascii="Arial" w:hAnsi="Arial" w:eastAsia="Arial" w:cs="Tahoma"/>
+                <w:sz w:val="18"/>
+              </w:rPr>
+            </w:r>
+            <w:r>
+              <w:rPr>
+                <w:rFonts w:ascii="Arial" w:hAnsi="Arial" w:eastAsia="Arial" w:cs="Tahoma"/>
+                <w:sz w:val="18"/>
+              </w:rPr>
+              <w:t>string</w:t>
+            </w:r>
+          </w:p>
+        </w:tc>
+        <w:tc>
+          <w:tcPr>
+            <w:tcW w:type="dxa" w:w="2520"/>
+            <w:vAlign w:val="center"/>
+          </w:tcPr>
+          <w:p>
+            <w:pPr>
+              <w:keepLines/>
+              <w:spacing w:after="0"/>
+            </w:pPr>
+            <w:r>
+              <w:rPr>
+                <w:rFonts w:ascii="Arial" w:hAnsi="Arial" w:eastAsia="Arial" w:cs="Tahoma"/>
+                <w:sz w:val="18"/>
+              </w:rPr>
+            </w:r>
+            <w:r>
+              <w:rPr>
+                <w:rFonts w:ascii="Arial" w:hAnsi="Arial" w:eastAsia="Arial" w:cs="Tahoma"/>
+                <w:sz w:val="18"/>
+              </w:rPr>
+              <w:t>Yes</w:t>
+            </w:r>
+          </w:p>
+        </w:tc>
+        <w:tc>
+          <w:tcPr>
+            <w:tcW w:type="dxa" w:w="2520"/>
+            <w:vAlign w:val="center"/>
+          </w:tcPr>
+          <w:p>
+            <w:pPr>
+              <w:keepLines/>
+              <w:spacing w:after="0"/>
+            </w:pPr>
+            <w:r>
+              <w:rPr>
+                <w:rFonts w:ascii="Arial" w:hAnsi="Arial" w:eastAsia="Arial" w:cs="Tahoma"/>
+                <w:sz w:val="18"/>
+              </w:rPr>
+            </w:r>
+            <w:r>
+              <w:rPr>
+                <w:rFonts w:ascii="Arial" w:hAnsi="Arial" w:eastAsia="Arial" w:cs="Tahoma"/>
+                <w:sz w:val="18"/>
+              </w:rPr>
+              <w:t>UTF-8; use value domain described by endpoint purpose</w:t>
+            </w:r>
+          </w:p>
+        </w:tc>
+      </w:tr>
+      <w:tr>
+        <w:trPr>
+          <w:cantSplit/>
+        </w:trPr>
+        <w:tc>
+          <w:tcPr>
+            <w:tcW w:type="dxa" w:w="2520"/>
+            <w:vAlign w:val="center"/>
+          </w:tcPr>
+          <w:p>
+            <w:pPr>
+              <w:keepLines/>
+              <w:spacing w:after="0"/>
+            </w:pPr>
+            <w:r>
+              <w:rPr>
+                <w:rFonts w:ascii="Arial" w:hAnsi="Arial" w:eastAsia="Arial" w:cs="Tahoma"/>
+                <w:sz w:val="18"/>
+              </w:rPr>
+            </w:r>
+            <w:r>
+              <w:rPr>
+                <w:rFonts w:ascii="Arial" w:hAnsi="Arial" w:eastAsia="Arial" w:cs="Tahoma"/>
+                <w:sz w:val="18"/>
+              </w:rPr>
+              <w:t>competitors[].branchTh</w:t>
+            </w:r>
+          </w:p>
+        </w:tc>
+        <w:tc>
+          <w:tcPr>
+            <w:tcW w:type="dxa" w:w="2520"/>
+            <w:vAlign w:val="center"/>
+          </w:tcPr>
+          <w:p>
+            <w:pPr>
+              <w:keepLines/>
+              <w:spacing w:after="0"/>
+            </w:pPr>
+            <w:r>
+              <w:rPr>
+                <w:rFonts w:ascii="Arial" w:hAnsi="Arial" w:eastAsia="Arial" w:cs="Tahoma"/>
+                <w:sz w:val="18"/>
+              </w:rPr>
+            </w:r>
+            <w:r>
+              <w:rPr>
+                <w:rFonts w:ascii="Arial" w:hAnsi="Arial" w:eastAsia="Arial" w:cs="Tahoma"/>
+                <w:sz w:val="18"/>
+              </w:rPr>
+              <w:t>string</w:t>
+            </w:r>
+          </w:p>
+        </w:tc>
+        <w:tc>
+          <w:tcPr>
+            <w:tcW w:type="dxa" w:w="2520"/>
+            <w:vAlign w:val="center"/>
+          </w:tcPr>
+          <w:p>
+            <w:pPr>
+              <w:keepLines/>
+              <w:spacing w:after="0"/>
+            </w:pPr>
+            <w:r>
+              <w:rPr>
+                <w:rFonts w:ascii="Arial" w:hAnsi="Arial" w:eastAsia="Arial" w:cs="Tahoma"/>
+                <w:sz w:val="18"/>
+              </w:rPr>
+            </w:r>
+            <w:r>
+              <w:rPr>
+                <w:rFonts w:ascii="Arial" w:hAnsi="Arial" w:eastAsia="Arial" w:cs="Tahoma"/>
+                <w:sz w:val="18"/>
+              </w:rPr>
+              <w:t>Yes</w:t>
+            </w:r>
+          </w:p>
+        </w:tc>
+        <w:tc>
+          <w:tcPr>
+            <w:tcW w:type="dxa" w:w="2520"/>
+            <w:vAlign w:val="center"/>
+          </w:tcPr>
+          <w:p>
+            <w:pPr>
+              <w:keepLines/>
+              <w:spacing w:after="0"/>
+            </w:pPr>
+            <w:r>
+              <w:rPr>
+                <w:rFonts w:ascii="Arial" w:hAnsi="Arial" w:eastAsia="Arial" w:cs="Tahoma"/>
+                <w:sz w:val="18"/>
+              </w:rPr>
+            </w:r>
+            <w:r>
+              <w:rPr>
+                <w:rFonts w:ascii="Arial" w:hAnsi="Arial" w:eastAsia="Arial" w:cs="Tahoma"/>
+                <w:sz w:val="18"/>
+              </w:rPr>
+              <w:t>UTF-8; use value domain described by endpoint purpose</w:t>
+            </w:r>
+          </w:p>
+        </w:tc>
+      </w:tr>
+      <w:tr>
+        <w:trPr>
+          <w:cantSplit/>
+        </w:trPr>
+        <w:tc>
+          <w:tcPr>
+            <w:tcW w:type="dxa" w:w="2520"/>
+            <w:vAlign w:val="center"/>
+          </w:tcPr>
+          <w:p>
+            <w:pPr>
+              <w:keepLines/>
+              <w:spacing w:after="0"/>
+            </w:pPr>
+            <w:r>
+              <w:rPr>
+                <w:rFonts w:ascii="Arial" w:hAnsi="Arial" w:eastAsia="Arial" w:cs="Tahoma"/>
+                <w:sz w:val="18"/>
+              </w:rPr>
+            </w:r>
+            <w:r>
+              <w:rPr>
+                <w:rFonts w:ascii="Arial" w:hAnsi="Arial" w:eastAsia="Arial" w:cs="Tahoma"/>
+                <w:sz w:val="18"/>
+              </w:rPr>
+              <w:t>competitors[].openedDate</w:t>
+            </w:r>
+          </w:p>
+        </w:tc>
+        <w:tc>
+          <w:tcPr>
+            <w:tcW w:type="dxa" w:w="2520"/>
+            <w:vAlign w:val="center"/>
+          </w:tcPr>
+          <w:p>
+            <w:pPr>
+              <w:keepLines/>
+              <w:spacing w:after="0"/>
+            </w:pPr>
+            <w:r>
+              <w:rPr>
+                <w:rFonts w:ascii="Arial" w:hAnsi="Arial" w:eastAsia="Arial" w:cs="Tahoma"/>
+                <w:sz w:val="18"/>
+              </w:rPr>
+            </w:r>
+            <w:r>
+              <w:rPr>
+                <w:rFonts w:ascii="Arial" w:hAnsi="Arial" w:eastAsia="Arial" w:cs="Tahoma"/>
+                <w:sz w:val="18"/>
+              </w:rPr>
+              <w:t>string</w:t>
+            </w:r>
+          </w:p>
+        </w:tc>
+        <w:tc>
+          <w:tcPr>
+            <w:tcW w:type="dxa" w:w="2520"/>
+            <w:vAlign w:val="center"/>
+          </w:tcPr>
+          <w:p>
+            <w:pPr>
+              <w:keepLines/>
+              <w:spacing w:after="0"/>
+            </w:pPr>
+            <w:r>
+              <w:rPr>
+                <w:rFonts w:ascii="Arial" w:hAnsi="Arial" w:eastAsia="Arial" w:cs="Tahoma"/>
+                <w:sz w:val="18"/>
+              </w:rPr>
+            </w:r>
+            <w:r>
+              <w:rPr>
+                <w:rFonts w:ascii="Arial" w:hAnsi="Arial" w:eastAsia="Arial" w:cs="Tahoma"/>
+                <w:sz w:val="18"/>
+              </w:rPr>
+              <w:t>Yes</w:t>
+            </w:r>
+          </w:p>
+        </w:tc>
+        <w:tc>
+          <w:tcPr>
+            <w:tcW w:type="dxa" w:w="2520"/>
+            <w:vAlign w:val="center"/>
+          </w:tcPr>
+          <w:p>
+            <w:pPr>
+              <w:keepLines/>
+              <w:spacing w:after="0"/>
+            </w:pPr>
+            <w:r>
+              <w:rPr>
+                <w:rFonts w:ascii="Arial" w:hAnsi="Arial" w:eastAsia="Arial" w:cs="Tahoma"/>
+                <w:sz w:val="18"/>
+              </w:rPr>
+            </w:r>
+            <w:r>
+              <w:rPr>
+                <w:rFonts w:ascii="Arial" w:hAnsi="Arial" w:eastAsia="Arial" w:cs="Tahoma"/>
+                <w:sz w:val="18"/>
+              </w:rPr>
+              <w:t>ISO-8601 ค.ศ.; nullable only when type includes null</w:t>
+            </w:r>
+          </w:p>
+        </w:tc>
+      </w:tr>
+      <w:tr>
+        <w:trPr>
+          <w:cantSplit/>
+        </w:trPr>
+        <w:tc>
+          <w:tcPr>
+            <w:tcW w:type="dxa" w:w="2520"/>
+            <w:vAlign w:val="center"/>
+          </w:tcPr>
+          <w:p>
+            <w:pPr>
+              <w:keepLines/>
+              <w:spacing w:after="0"/>
+            </w:pPr>
+            <w:r>
+              <w:rPr>
+                <w:rFonts w:ascii="Arial" w:hAnsi="Arial" w:eastAsia="Arial" w:cs="Tahoma"/>
+                <w:sz w:val="18"/>
+              </w:rPr>
+            </w:r>
+            <w:r>
+              <w:rPr>
+                <w:rFonts w:ascii="Arial" w:hAnsi="Arial" w:eastAsia="Arial" w:cs="Tahoma"/>
+                <w:sz w:val="18"/>
+              </w:rPr>
+              <w:t>competitors[].impactDate</w:t>
+            </w:r>
+          </w:p>
+        </w:tc>
+        <w:tc>
+          <w:tcPr>
+            <w:tcW w:type="dxa" w:w="2520"/>
+            <w:vAlign w:val="center"/>
+          </w:tcPr>
+          <w:p>
+            <w:pPr>
+              <w:keepLines/>
+              <w:spacing w:after="0"/>
+            </w:pPr>
+            <w:r>
+              <w:rPr>
+                <w:rFonts w:ascii="Arial" w:hAnsi="Arial" w:eastAsia="Arial" w:cs="Tahoma"/>
+                <w:sz w:val="18"/>
+              </w:rPr>
+            </w:r>
+            <w:r>
+              <w:rPr>
+                <w:rFonts w:ascii="Arial" w:hAnsi="Arial" w:eastAsia="Arial" w:cs="Tahoma"/>
+                <w:sz w:val="18"/>
+              </w:rPr>
+              <w:t>string</w:t>
+            </w:r>
+          </w:p>
+        </w:tc>
+        <w:tc>
+          <w:tcPr>
+            <w:tcW w:type="dxa" w:w="2520"/>
+            <w:vAlign w:val="center"/>
+          </w:tcPr>
+          <w:p>
+            <w:pPr>
+              <w:keepLines/>
+              <w:spacing w:after="0"/>
+            </w:pPr>
+            <w:r>
+              <w:rPr>
+                <w:rFonts w:ascii="Arial" w:hAnsi="Arial" w:eastAsia="Arial" w:cs="Tahoma"/>
+                <w:sz w:val="18"/>
+              </w:rPr>
+            </w:r>
+            <w:r>
+              <w:rPr>
+                <w:rFonts w:ascii="Arial" w:hAnsi="Arial" w:eastAsia="Arial" w:cs="Tahoma"/>
+                <w:sz w:val="18"/>
+              </w:rPr>
+              <w:t>Yes</w:t>
+            </w:r>
+          </w:p>
+        </w:tc>
+        <w:tc>
+          <w:tcPr>
+            <w:tcW w:type="dxa" w:w="2520"/>
+            <w:vAlign w:val="center"/>
+          </w:tcPr>
+          <w:p>
+            <w:pPr>
+              <w:keepLines/>
+              <w:spacing w:after="0"/>
+            </w:pPr>
+            <w:r>
+              <w:rPr>
+                <w:rFonts w:ascii="Arial" w:hAnsi="Arial" w:eastAsia="Arial" w:cs="Tahoma"/>
+                <w:sz w:val="18"/>
+              </w:rPr>
+            </w:r>
+            <w:r>
+              <w:rPr>
+                <w:rFonts w:ascii="Arial" w:hAnsi="Arial" w:eastAsia="Arial" w:cs="Tahoma"/>
+                <w:sz w:val="18"/>
+              </w:rPr>
+              <w:t>ISO-8601 ค.ศ.; nullable only when type includes null</w:t>
+            </w:r>
+          </w:p>
+        </w:tc>
+      </w:tr>
+      <w:tr>
+        <w:trPr>
+          <w:cantSplit/>
+        </w:trPr>
+        <w:tc>
+          <w:tcPr>
+            <w:tcW w:type="dxa" w:w="2520"/>
+            <w:vAlign w:val="center"/>
+          </w:tcPr>
+          <w:p>
+            <w:pPr>
+              <w:keepLines/>
+              <w:spacing w:after="0"/>
+            </w:pPr>
+            <w:r>
+              <w:rPr>
+                <w:rFonts w:ascii="Arial" w:hAnsi="Arial" w:eastAsia="Arial" w:cs="Tahoma"/>
+                <w:sz w:val="18"/>
+              </w:rPr>
+            </w:r>
+            <w:r>
+              <w:rPr>
+                <w:rFonts w:ascii="Arial" w:hAnsi="Arial" w:eastAsia="Arial" w:cs="Tahoma"/>
+                <w:sz w:val="18"/>
+              </w:rPr>
+              <w:t>competitors[].detail</w:t>
+            </w:r>
+          </w:p>
+        </w:tc>
+        <w:tc>
+          <w:tcPr>
+            <w:tcW w:type="dxa" w:w="2520"/>
+            <w:vAlign w:val="center"/>
+          </w:tcPr>
+          <w:p>
+            <w:pPr>
+              <w:keepLines/>
+              <w:spacing w:after="0"/>
+            </w:pPr>
+            <w:r>
+              <w:rPr>
+                <w:rFonts w:ascii="Arial" w:hAnsi="Arial" w:eastAsia="Arial" w:cs="Tahoma"/>
+                <w:sz w:val="18"/>
+              </w:rPr>
+            </w:r>
+            <w:r>
+              <w:rPr>
+                <w:rFonts w:ascii="Arial" w:hAnsi="Arial" w:eastAsia="Arial" w:cs="Tahoma"/>
+                <w:sz w:val="18"/>
+              </w:rPr>
+              <w:t>string</w:t>
+            </w:r>
+          </w:p>
+        </w:tc>
+        <w:tc>
+          <w:tcPr>
+            <w:tcW w:type="dxa" w:w="2520"/>
+            <w:vAlign w:val="center"/>
+          </w:tcPr>
+          <w:p>
+            <w:pPr>
+              <w:keepLines/>
+              <w:spacing w:after="0"/>
+            </w:pPr>
+            <w:r>
+              <w:rPr>
+                <w:rFonts w:ascii="Arial" w:hAnsi="Arial" w:eastAsia="Arial" w:cs="Tahoma"/>
+                <w:sz w:val="18"/>
+              </w:rPr>
+            </w:r>
+            <w:r>
+              <w:rPr>
+                <w:rFonts w:ascii="Arial" w:hAnsi="Arial" w:eastAsia="Arial" w:cs="Tahoma"/>
+                <w:sz w:val="18"/>
+              </w:rPr>
+              <w:t>Yes</w:t>
+            </w:r>
+          </w:p>
+        </w:tc>
+        <w:tc>
+          <w:tcPr>
+            <w:tcW w:type="dxa" w:w="2520"/>
+            <w:vAlign w:val="center"/>
+          </w:tcPr>
+          <w:p>
+            <w:pPr>
+              <w:keepLines/>
+              <w:spacing w:after="0"/>
+            </w:pPr>
+            <w:r>
+              <w:rPr>
+                <w:rFonts w:ascii="Arial" w:hAnsi="Arial" w:eastAsia="Arial" w:cs="Tahoma"/>
+                <w:sz w:val="18"/>
+              </w:rPr>
+            </w:r>
+            <w:r>
+              <w:rPr>
+                <w:rFonts w:ascii="Arial" w:hAnsi="Arial" w:eastAsia="Arial" w:cs="Tahoma"/>
+                <w:sz w:val="18"/>
+              </w:rPr>
+              <w:t>UTF-8; use value domain described by endpoint purpose</w:t>
+            </w:r>
+          </w:p>
+        </w:tc>
+      </w:tr>
+      <w:tr>
+        <w:trPr>
+          <w:cantSplit/>
+        </w:trPr>
+        <w:tc>
+          <w:tcPr>
+            <w:tcW w:type="dxa" w:w="2520"/>
+            <w:vAlign w:val="center"/>
+          </w:tcPr>
+          <w:p>
+            <w:pPr>
+              <w:keepLines/>
+              <w:spacing w:after="0"/>
+            </w:pPr>
+            <w:r>
+              <w:rPr>
+                <w:rFonts w:ascii="Arial" w:hAnsi="Arial" w:eastAsia="Arial" w:cs="Tahoma"/>
+                <w:sz w:val="18"/>
+              </w:rPr>
+            </w:r>
+            <w:r>
+              <w:rPr>
+                <w:rFonts w:ascii="Arial" w:hAnsi="Arial" w:eastAsia="Arial" w:cs="Tahoma"/>
+                <w:sz w:val="18"/>
+              </w:rPr>
+              <w:t>competitors[].sourceSystem</w:t>
+            </w:r>
+          </w:p>
+        </w:tc>
+        <w:tc>
+          <w:tcPr>
+            <w:tcW w:type="dxa" w:w="2520"/>
+            <w:vAlign w:val="center"/>
+          </w:tcPr>
+          <w:p>
+            <w:pPr>
+              <w:keepLines/>
+              <w:spacing w:after="0"/>
+            </w:pPr>
+            <w:r>
+              <w:rPr>
+                <w:rFonts w:ascii="Arial" w:hAnsi="Arial" w:eastAsia="Arial" w:cs="Tahoma"/>
+                <w:sz w:val="18"/>
+              </w:rPr>
+            </w:r>
+            <w:r>
+              <w:rPr>
+                <w:rFonts w:ascii="Arial" w:hAnsi="Arial" w:eastAsia="Arial" w:cs="Tahoma"/>
+                <w:sz w:val="18"/>
+              </w:rPr>
+              <w:t>string</w:t>
+            </w:r>
+          </w:p>
+        </w:tc>
+        <w:tc>
+          <w:tcPr>
+            <w:tcW w:type="dxa" w:w="2520"/>
+            <w:vAlign w:val="center"/>
+          </w:tcPr>
+          <w:p>
+            <w:pPr>
+              <w:keepLines/>
+              <w:spacing w:after="0"/>
+            </w:pPr>
+            <w:r>
+              <w:rPr>
+                <w:rFonts w:ascii="Arial" w:hAnsi="Arial" w:eastAsia="Arial" w:cs="Tahoma"/>
+                <w:sz w:val="18"/>
+              </w:rPr>
+            </w:r>
+            <w:r>
+              <w:rPr>
+                <w:rFonts w:ascii="Arial" w:hAnsi="Arial" w:eastAsia="Arial" w:cs="Tahoma"/>
+                <w:sz w:val="18"/>
+              </w:rPr>
+              <w:t>Yes</w:t>
+            </w:r>
+          </w:p>
+        </w:tc>
+        <w:tc>
+          <w:tcPr>
+            <w:tcW w:type="dxa" w:w="2520"/>
+            <w:vAlign w:val="center"/>
+          </w:tcPr>
+          <w:p>
+            <w:pPr>
+              <w:keepLines/>
+              <w:spacing w:after="0"/>
+            </w:pPr>
+            <w:r>
+              <w:rPr>
+                <w:rFonts w:ascii="Arial" w:hAnsi="Arial" w:eastAsia="Arial" w:cs="Tahoma"/>
+                <w:sz w:val="18"/>
+              </w:rPr>
+            </w:r>
+            <w:r>
+              <w:rPr>
+                <w:rFonts w:ascii="Arial" w:hAnsi="Arial" w:eastAsia="Arial" w:cs="Tahoma"/>
+                <w:sz w:val="18"/>
+              </w:rPr>
+              <w:t>ALLMAP = ระบบดึงมาเอง · USER = ผู้ใช้คีย์เพิ่ม</w:t>
+            </w:r>
+          </w:p>
+        </w:tc>
+      </w:tr>
+      <w:tr>
+        <w:trPr>
+          <w:cantSplit/>
+        </w:trPr>
+        <w:tc>
+          <w:tcPr>
+            <w:tcW w:type="dxa" w:w="2520"/>
+            <w:vAlign w:val="center"/>
+          </w:tcPr>
+          <w:p>
+            <w:pPr>
+              <w:keepLines/>
+              <w:spacing w:after="0"/>
+            </w:pPr>
+            <w:r>
+              <w:rPr>
+                <w:rFonts w:ascii="Arial" w:hAnsi="Arial" w:eastAsia="Arial" w:cs="Tahoma"/>
+                <w:sz w:val="18"/>
+              </w:rPr>
+            </w:r>
+            <w:r>
+              <w:rPr>
+                <w:rFonts w:ascii="Arial" w:hAnsi="Arial" w:eastAsia="Arial" w:cs="Tahoma"/>
+                <w:sz w:val="18"/>
+              </w:rPr>
+              <w:t>externalFactors</w:t>
+            </w:r>
+          </w:p>
+        </w:tc>
+        <w:tc>
+          <w:tcPr>
+            <w:tcW w:type="dxa" w:w="2520"/>
+            <w:vAlign w:val="center"/>
+          </w:tcPr>
+          <w:p>
+            <w:pPr>
+              <w:keepLines/>
+              <w:spacing w:after="0"/>
+            </w:pPr>
+            <w:r>
+              <w:rPr>
+                <w:rFonts w:ascii="Arial" w:hAnsi="Arial" w:eastAsia="Arial" w:cs="Tahoma"/>
+                <w:sz w:val="18"/>
+              </w:rPr>
+            </w:r>
+            <w:r>
+              <w:rPr>
+                <w:rFonts w:ascii="Arial" w:hAnsi="Arial" w:eastAsia="Arial" w:cs="Tahoma"/>
+                <w:sz w:val="18"/>
+              </w:rPr>
+              <w:t>array&lt;object&gt;</w:t>
+            </w:r>
+          </w:p>
+        </w:tc>
+        <w:tc>
+          <w:tcPr>
+            <w:tcW w:type="dxa" w:w="2520"/>
+            <w:vAlign w:val="center"/>
+          </w:tcPr>
+          <w:p>
+            <w:pPr>
+              <w:keepLines/>
+              <w:spacing w:after="0"/>
+            </w:pPr>
+            <w:r>
+              <w:rPr>
+                <w:rFonts w:ascii="Arial" w:hAnsi="Arial" w:eastAsia="Arial" w:cs="Tahoma"/>
+                <w:sz w:val="18"/>
+              </w:rPr>
+            </w:r>
+            <w:r>
+              <w:rPr>
+                <w:rFonts w:ascii="Arial" w:hAnsi="Arial" w:eastAsia="Arial" w:cs="Tahoma"/>
+                <w:sz w:val="18"/>
+              </w:rPr>
+              <w:t>Yes</w:t>
+            </w:r>
+          </w:p>
+        </w:tc>
+        <w:tc>
+          <w:tcPr>
+            <w:tcW w:type="dxa" w:w="2520"/>
+            <w:vAlign w:val="center"/>
+          </w:tcPr>
+          <w:p>
+            <w:pPr>
+              <w:keepLines/>
+              <w:spacing w:after="0"/>
+            </w:pPr>
+            <w:r>
+              <w:rPr>
+                <w:rFonts w:ascii="Arial" w:hAnsi="Arial" w:eastAsia="Arial" w:cs="Tahoma"/>
+                <w:sz w:val="18"/>
+              </w:rPr>
+            </w:r>
+            <w:r>
+              <w:rPr>
+                <w:rFonts w:ascii="Arial" w:hAnsi="Arial" w:eastAsia="Arial" w:cs="Tahoma"/>
+                <w:sz w:val="18"/>
+              </w:rPr>
+              <w:t>JSON array; element type shown in Type column</w:t>
+            </w:r>
+          </w:p>
+        </w:tc>
+      </w:tr>
+      <w:tr>
+        <w:trPr>
+          <w:cantSplit/>
+        </w:trPr>
+        <w:tc>
+          <w:tcPr>
+            <w:tcW w:type="dxa" w:w="2520"/>
+            <w:vAlign w:val="center"/>
+          </w:tcPr>
+          <w:p>
+            <w:pPr>
+              <w:keepLines/>
+              <w:spacing w:after="0"/>
+            </w:pPr>
+            <w:r>
+              <w:rPr>
+                <w:rFonts w:ascii="Arial" w:hAnsi="Arial" w:eastAsia="Arial" w:cs="Tahoma"/>
+                <w:sz w:val="18"/>
+              </w:rPr>
+            </w:r>
+            <w:r>
+              <w:rPr>
+                <w:rFonts w:ascii="Arial" w:hAnsi="Arial" w:eastAsia="Arial" w:cs="Tahoma"/>
+                <w:sz w:val="18"/>
+              </w:rPr>
+              <w:t>externalFactors[].factorCode</w:t>
+            </w:r>
+          </w:p>
+        </w:tc>
+        <w:tc>
+          <w:tcPr>
+            <w:tcW w:type="dxa" w:w="2520"/>
+            <w:vAlign w:val="center"/>
+          </w:tcPr>
+          <w:p>
+            <w:pPr>
+              <w:keepLines/>
+              <w:spacing w:after="0"/>
+            </w:pPr>
+            <w:r>
+              <w:rPr>
+                <w:rFonts w:ascii="Arial" w:hAnsi="Arial" w:eastAsia="Arial" w:cs="Tahoma"/>
+                <w:sz w:val="18"/>
+              </w:rPr>
+            </w:r>
+            <w:r>
+              <w:rPr>
+                <w:rFonts w:ascii="Arial" w:hAnsi="Arial" w:eastAsia="Arial" w:cs="Tahoma"/>
+                <w:sz w:val="18"/>
+              </w:rPr>
+              <w:t>string</w:t>
+            </w:r>
+          </w:p>
+        </w:tc>
+        <w:tc>
+          <w:tcPr>
+            <w:tcW w:type="dxa" w:w="2520"/>
+            <w:vAlign w:val="center"/>
+          </w:tcPr>
+          <w:p>
+            <w:pPr>
+              <w:keepLines/>
+              <w:spacing w:after="0"/>
+            </w:pPr>
+            <w:r>
+              <w:rPr>
+                <w:rFonts w:ascii="Arial" w:hAnsi="Arial" w:eastAsia="Arial" w:cs="Tahoma"/>
+                <w:sz w:val="18"/>
+              </w:rPr>
+            </w:r>
+            <w:r>
+              <w:rPr>
+                <w:rFonts w:ascii="Arial" w:hAnsi="Arial" w:eastAsia="Arial" w:cs="Tahoma"/>
+                <w:sz w:val="18"/>
+              </w:rPr>
+              <w:t>Yes</w:t>
+            </w:r>
+          </w:p>
+        </w:tc>
+        <w:tc>
+          <w:tcPr>
+            <w:tcW w:type="dxa" w:w="2520"/>
+            <w:vAlign w:val="center"/>
+          </w:tcPr>
+          <w:p>
+            <w:pPr>
+              <w:keepLines/>
+              <w:spacing w:after="0"/>
+            </w:pPr>
+            <w:r>
+              <w:rPr>
+                <w:rFonts w:ascii="Arial" w:hAnsi="Arial" w:eastAsia="Arial" w:cs="Tahoma"/>
+                <w:sz w:val="18"/>
+              </w:rPr>
+            </w:r>
+            <w:r>
+              <w:rPr>
+                <w:rFonts w:ascii="Arial" w:hAnsi="Arial" w:eastAsia="Arial" w:cs="Tahoma"/>
+                <w:sz w:val="18"/>
+              </w:rPr>
+              <w:t>รหัสปัจจัยภายนอกจาก master (sgi_external_factors.factor_code)</w:t>
+            </w:r>
+          </w:p>
+        </w:tc>
+      </w:tr>
+      <w:tr>
+        <w:trPr>
+          <w:cantSplit/>
+        </w:trPr>
+        <w:tc>
+          <w:tcPr>
+            <w:tcW w:type="dxa" w:w="2520"/>
+            <w:vAlign w:val="center"/>
+          </w:tcPr>
+          <w:p>
+            <w:pPr>
+              <w:keepLines/>
+              <w:spacing w:after="0"/>
+            </w:pPr>
+            <w:r>
+              <w:rPr>
+                <w:rFonts w:ascii="Arial" w:hAnsi="Arial" w:eastAsia="Arial" w:cs="Tahoma"/>
+                <w:sz w:val="18"/>
+              </w:rPr>
+            </w:r>
+            <w:r>
+              <w:rPr>
+                <w:rFonts w:ascii="Arial" w:hAnsi="Arial" w:eastAsia="Arial" w:cs="Tahoma"/>
+                <w:sz w:val="18"/>
+              </w:rPr>
+              <w:t>externalFactors[].factorName</w:t>
+            </w:r>
+          </w:p>
+        </w:tc>
+        <w:tc>
+          <w:tcPr>
+            <w:tcW w:type="dxa" w:w="2520"/>
+            <w:vAlign w:val="center"/>
+          </w:tcPr>
+          <w:p>
+            <w:pPr>
+              <w:keepLines/>
+              <w:spacing w:after="0"/>
+            </w:pPr>
+            <w:r>
+              <w:rPr>
+                <w:rFonts w:ascii="Arial" w:hAnsi="Arial" w:eastAsia="Arial" w:cs="Tahoma"/>
+                <w:sz w:val="18"/>
+              </w:rPr>
+            </w:r>
+            <w:r>
+              <w:rPr>
+                <w:rFonts w:ascii="Arial" w:hAnsi="Arial" w:eastAsia="Arial" w:cs="Tahoma"/>
+                <w:sz w:val="18"/>
+              </w:rPr>
+              <w:t>string</w:t>
+            </w:r>
+          </w:p>
+        </w:tc>
+        <w:tc>
+          <w:tcPr>
+            <w:tcW w:type="dxa" w:w="2520"/>
+            <w:vAlign w:val="center"/>
+          </w:tcPr>
+          <w:p>
+            <w:pPr>
+              <w:keepLines/>
+              <w:spacing w:after="0"/>
+            </w:pPr>
+            <w:r>
+              <w:rPr>
+                <w:rFonts w:ascii="Arial" w:hAnsi="Arial" w:eastAsia="Arial" w:cs="Tahoma"/>
+                <w:sz w:val="18"/>
+              </w:rPr>
+            </w:r>
+            <w:r>
+              <w:rPr>
+                <w:rFonts w:ascii="Arial" w:hAnsi="Arial" w:eastAsia="Arial" w:cs="Tahoma"/>
+                <w:sz w:val="18"/>
+              </w:rPr>
+              <w:t>Yes</w:t>
+            </w:r>
+          </w:p>
+        </w:tc>
+        <w:tc>
+          <w:tcPr>
+            <w:tcW w:type="dxa" w:w="2520"/>
+            <w:vAlign w:val="center"/>
+          </w:tcPr>
+          <w:p>
+            <w:pPr>
+              <w:keepLines/>
+              <w:spacing w:after="0"/>
+            </w:pPr>
+            <w:r>
+              <w:rPr>
+                <w:rFonts w:ascii="Arial" w:hAnsi="Arial" w:eastAsia="Arial" w:cs="Tahoma"/>
+                <w:sz w:val="18"/>
+              </w:rPr>
+            </w:r>
+            <w:r>
+              <w:rPr>
+                <w:rFonts w:ascii="Arial" w:hAnsi="Arial" w:eastAsia="Arial" w:cs="Tahoma"/>
+                <w:sz w:val="18"/>
+              </w:rPr>
+              <w:t>UTF-8; use value domain described by endpoint purpose</w:t>
+            </w:r>
+          </w:p>
+        </w:tc>
+      </w:tr>
+      <w:tr>
+        <w:trPr>
+          <w:cantSplit/>
+        </w:trPr>
+        <w:tc>
+          <w:tcPr>
+            <w:tcW w:type="dxa" w:w="2520"/>
+            <w:vAlign w:val="center"/>
+          </w:tcPr>
+          <w:p>
+            <w:pPr>
+              <w:keepLines/>
+              <w:spacing w:after="0"/>
+            </w:pPr>
+            <w:r>
+              <w:rPr>
+                <w:rFonts w:ascii="Arial" w:hAnsi="Arial" w:eastAsia="Arial" w:cs="Tahoma"/>
+                <w:sz w:val="18"/>
+              </w:rPr>
+            </w:r>
+            <w:r>
+              <w:rPr>
+                <w:rFonts w:ascii="Arial" w:hAnsi="Arial" w:eastAsia="Arial" w:cs="Tahoma"/>
+                <w:sz w:val="18"/>
+              </w:rPr>
+              <w:t>externalFactors[].dateFrom</w:t>
+            </w:r>
+          </w:p>
+        </w:tc>
+        <w:tc>
+          <w:tcPr>
+            <w:tcW w:type="dxa" w:w="2520"/>
+            <w:vAlign w:val="center"/>
+          </w:tcPr>
+          <w:p>
+            <w:pPr>
+              <w:keepLines/>
+              <w:spacing w:after="0"/>
+            </w:pPr>
+            <w:r>
+              <w:rPr>
+                <w:rFonts w:ascii="Arial" w:hAnsi="Arial" w:eastAsia="Arial" w:cs="Tahoma"/>
+                <w:sz w:val="18"/>
+              </w:rPr>
+            </w:r>
+            <w:r>
+              <w:rPr>
+                <w:rFonts w:ascii="Arial" w:hAnsi="Arial" w:eastAsia="Arial" w:cs="Tahoma"/>
+                <w:sz w:val="18"/>
+              </w:rPr>
+              <w:t>string</w:t>
+            </w:r>
+          </w:p>
+        </w:tc>
+        <w:tc>
+          <w:tcPr>
+            <w:tcW w:type="dxa" w:w="2520"/>
+            <w:vAlign w:val="center"/>
+          </w:tcPr>
+          <w:p>
+            <w:pPr>
+              <w:keepLines/>
+              <w:spacing w:after="0"/>
+            </w:pPr>
+            <w:r>
+              <w:rPr>
+                <w:rFonts w:ascii="Arial" w:hAnsi="Arial" w:eastAsia="Arial" w:cs="Tahoma"/>
+                <w:sz w:val="18"/>
+              </w:rPr>
+            </w:r>
+            <w:r>
+              <w:rPr>
+                <w:rFonts w:ascii="Arial" w:hAnsi="Arial" w:eastAsia="Arial" w:cs="Tahoma"/>
+                <w:sz w:val="18"/>
+              </w:rPr>
+              <w:t>Yes</w:t>
+            </w:r>
+          </w:p>
+        </w:tc>
+        <w:tc>
+          <w:tcPr>
+            <w:tcW w:type="dxa" w:w="2520"/>
+            <w:vAlign w:val="center"/>
+          </w:tcPr>
+          <w:p>
+            <w:pPr>
+              <w:keepLines/>
+              <w:spacing w:after="0"/>
+            </w:pPr>
+            <w:r>
+              <w:rPr>
+                <w:rFonts w:ascii="Arial" w:hAnsi="Arial" w:eastAsia="Arial" w:cs="Tahoma"/>
+                <w:sz w:val="18"/>
+              </w:rPr>
+            </w:r>
+            <w:r>
+              <w:rPr>
+                <w:rFonts w:ascii="Arial" w:hAnsi="Arial" w:eastAsia="Arial" w:cs="Tahoma"/>
+                <w:sz w:val="18"/>
+              </w:rPr>
+              <w:t>UTF-8; use value domain described by endpoint purpose</w:t>
+            </w:r>
+          </w:p>
+        </w:tc>
+      </w:tr>
+      <w:tr>
+        <w:trPr>
+          <w:cantSplit/>
+        </w:trPr>
+        <w:tc>
+          <w:tcPr>
+            <w:tcW w:type="dxa" w:w="2520"/>
+            <w:vAlign w:val="center"/>
+          </w:tcPr>
+          <w:p>
+            <w:pPr>
+              <w:keepLines/>
+              <w:spacing w:after="0"/>
+            </w:pPr>
+            <w:r>
+              <w:rPr>
+                <w:rFonts w:ascii="Arial" w:hAnsi="Arial" w:eastAsia="Arial" w:cs="Tahoma"/>
+                <w:sz w:val="18"/>
+              </w:rPr>
+            </w:r>
+            <w:r>
+              <w:rPr>
+                <w:rFonts w:ascii="Arial" w:hAnsi="Arial" w:eastAsia="Arial" w:cs="Tahoma"/>
+                <w:sz w:val="18"/>
+              </w:rPr>
+              <w:t>externalFactors[].dateTo</w:t>
+            </w:r>
+          </w:p>
+        </w:tc>
+        <w:tc>
+          <w:tcPr>
+            <w:tcW w:type="dxa" w:w="2520"/>
+            <w:vAlign w:val="center"/>
+          </w:tcPr>
+          <w:p>
+            <w:pPr>
+              <w:keepLines/>
+              <w:spacing w:after="0"/>
+            </w:pPr>
+            <w:r>
+              <w:rPr>
+                <w:rFonts w:ascii="Arial" w:hAnsi="Arial" w:eastAsia="Arial" w:cs="Tahoma"/>
+                <w:sz w:val="18"/>
+              </w:rPr>
+            </w:r>
+            <w:r>
+              <w:rPr>
+                <w:rFonts w:ascii="Arial" w:hAnsi="Arial" w:eastAsia="Arial" w:cs="Tahoma"/>
+                <w:sz w:val="18"/>
+              </w:rPr>
+              <w:t>string | null</w:t>
+            </w:r>
+          </w:p>
+        </w:tc>
+        <w:tc>
+          <w:tcPr>
+            <w:tcW w:type="dxa" w:w="2520"/>
+            <w:vAlign w:val="center"/>
+          </w:tcPr>
+          <w:p>
+            <w:pPr>
+              <w:keepLines/>
+              <w:spacing w:after="0"/>
+            </w:pPr>
+            <w:r>
+              <w:rPr>
+                <w:rFonts w:ascii="Arial" w:hAnsi="Arial" w:eastAsia="Arial" w:cs="Tahoma"/>
+                <w:sz w:val="18"/>
+              </w:rPr>
+            </w:r>
+            <w:r>
+              <w:rPr>
+                <w:rFonts w:ascii="Arial" w:hAnsi="Arial" w:eastAsia="Arial" w:cs="Tahoma"/>
+                <w:sz w:val="18"/>
+              </w:rPr>
+              <w:t>No</w:t>
+            </w:r>
+          </w:p>
+        </w:tc>
+        <w:tc>
+          <w:tcPr>
+            <w:tcW w:type="dxa" w:w="2520"/>
+            <w:vAlign w:val="center"/>
+          </w:tcPr>
+          <w:p>
+            <w:pPr>
+              <w:keepLines/>
+              <w:spacing w:after="0"/>
+            </w:pPr>
+            <w:r>
+              <w:rPr>
+                <w:rFonts w:ascii="Arial" w:hAnsi="Arial" w:eastAsia="Arial" w:cs="Tahoma"/>
+                <w:sz w:val="18"/>
+              </w:rPr>
+            </w:r>
+            <w:r>
+              <w:rPr>
+                <w:rFonts w:ascii="Arial" w:hAnsi="Arial" w:eastAsia="Arial" w:cs="Tahoma"/>
+                <w:sz w:val="18"/>
+              </w:rPr>
+              <w:t>UTF-8; use value domain described by endpoint purpose</w:t>
+            </w:r>
+          </w:p>
+        </w:tc>
+      </w:tr>
+      <w:tr>
+        <w:trPr>
+          <w:cantSplit/>
+        </w:trPr>
+        <w:tc>
+          <w:tcPr>
+            <w:tcW w:type="dxa" w:w="2520"/>
+            <w:vAlign w:val="center"/>
+          </w:tcPr>
+          <w:p>
+            <w:pPr>
+              <w:keepLines/>
+              <w:spacing w:after="0"/>
+            </w:pPr>
+            <w:r>
+              <w:rPr>
+                <w:rFonts w:ascii="Arial" w:hAnsi="Arial" w:eastAsia="Arial" w:cs="Tahoma"/>
+                <w:sz w:val="18"/>
+              </w:rPr>
+            </w:r>
+            <w:r>
+              <w:rPr>
+                <w:rFonts w:ascii="Arial" w:hAnsi="Arial" w:eastAsia="Arial" w:cs="Tahoma"/>
+                <w:sz w:val="18"/>
+              </w:rPr>
+              <w:t>externalFactors[].detail</w:t>
+            </w:r>
+          </w:p>
+        </w:tc>
+        <w:tc>
+          <w:tcPr>
+            <w:tcW w:type="dxa" w:w="2520"/>
+            <w:vAlign w:val="center"/>
+          </w:tcPr>
+          <w:p>
+            <w:pPr>
+              <w:keepLines/>
+              <w:spacing w:after="0"/>
+            </w:pPr>
+            <w:r>
+              <w:rPr>
+                <w:rFonts w:ascii="Arial" w:hAnsi="Arial" w:eastAsia="Arial" w:cs="Tahoma"/>
+                <w:sz w:val="18"/>
+              </w:rPr>
+            </w:r>
+            <w:r>
+              <w:rPr>
+                <w:rFonts w:ascii="Arial" w:hAnsi="Arial" w:eastAsia="Arial" w:cs="Tahoma"/>
+                <w:sz w:val="18"/>
+              </w:rPr>
+              <w:t>string</w:t>
+            </w:r>
+          </w:p>
+        </w:tc>
+        <w:tc>
+          <w:tcPr>
+            <w:tcW w:type="dxa" w:w="2520"/>
+            <w:vAlign w:val="center"/>
+          </w:tcPr>
+          <w:p>
+            <w:pPr>
+              <w:keepLines/>
+              <w:spacing w:after="0"/>
+            </w:pPr>
+            <w:r>
+              <w:rPr>
+                <w:rFonts w:ascii="Arial" w:hAnsi="Arial" w:eastAsia="Arial" w:cs="Tahoma"/>
+                <w:sz w:val="18"/>
+              </w:rPr>
+            </w:r>
+            <w:r>
+              <w:rPr>
+                <w:rFonts w:ascii="Arial" w:hAnsi="Arial" w:eastAsia="Arial" w:cs="Tahoma"/>
+                <w:sz w:val="18"/>
+              </w:rPr>
+              <w:t>Yes</w:t>
+            </w:r>
+          </w:p>
+        </w:tc>
+        <w:tc>
+          <w:tcPr>
+            <w:tcW w:type="dxa" w:w="2520"/>
+            <w:vAlign w:val="center"/>
+          </w:tcPr>
+          <w:p>
+            <w:pPr>
+              <w:keepLines/>
+              <w:spacing w:after="0"/>
+            </w:pPr>
+            <w:r>
+              <w:rPr>
+                <w:rFonts w:ascii="Arial" w:hAnsi="Arial" w:eastAsia="Arial" w:cs="Tahoma"/>
+                <w:sz w:val="18"/>
+              </w:rPr>
+            </w:r>
+            <w:r>
+              <w:rPr>
+                <w:rFonts w:ascii="Arial" w:hAnsi="Arial" w:eastAsia="Arial" w:cs="Tahoma"/>
+                <w:sz w:val="18"/>
+              </w:rPr>
+              <w:t>UTF-8; use value domain described by endpoint purpose</w:t>
+            </w:r>
+          </w:p>
+        </w:tc>
+      </w:tr>
+      <w:tr>
+        <w:trPr>
+          <w:cantSplit/>
+        </w:trPr>
+        <w:tc>
+          <w:tcPr>
+            <w:tcW w:type="dxa" w:w="2520"/>
+            <w:vAlign w:val="center"/>
+          </w:tcPr>
+          <w:p>
+            <w:pPr>
+              <w:keepLines/>
+              <w:spacing w:after="0"/>
+            </w:pPr>
+            <w:r>
+              <w:rPr>
+                <w:rFonts w:ascii="Arial" w:hAnsi="Arial" w:eastAsia="Arial" w:cs="Tahoma"/>
+                <w:sz w:val="18"/>
+              </w:rPr>
+            </w:r>
+            <w:r>
+              <w:rPr>
+                <w:rFonts w:ascii="Arial" w:hAnsi="Arial" w:eastAsia="Arial" w:cs="Tahoma"/>
+                <w:sz w:val="18"/>
+              </w:rPr>
+              <w:t>attachments</w:t>
+            </w:r>
+          </w:p>
+        </w:tc>
+        <w:tc>
+          <w:tcPr>
+            <w:tcW w:type="dxa" w:w="2520"/>
+            <w:vAlign w:val="center"/>
+          </w:tcPr>
+          <w:p>
+            <w:pPr>
+              <w:keepLines/>
+              <w:spacing w:after="0"/>
+            </w:pPr>
+            <w:r>
+              <w:rPr>
+                <w:rFonts w:ascii="Arial" w:hAnsi="Arial" w:eastAsia="Arial" w:cs="Tahoma"/>
+                <w:sz w:val="18"/>
+              </w:rPr>
+            </w:r>
+            <w:r>
+              <w:rPr>
+                <w:rFonts w:ascii="Arial" w:hAnsi="Arial" w:eastAsia="Arial" w:cs="Tahoma"/>
+                <w:sz w:val="18"/>
+              </w:rPr>
+              <w:t>array&lt;object&gt;</w:t>
+            </w:r>
+          </w:p>
+        </w:tc>
+        <w:tc>
+          <w:tcPr>
+            <w:tcW w:type="dxa" w:w="2520"/>
+            <w:vAlign w:val="center"/>
+          </w:tcPr>
+          <w:p>
+            <w:pPr>
+              <w:keepLines/>
+              <w:spacing w:after="0"/>
+            </w:pPr>
+            <w:r>
+              <w:rPr>
+                <w:rFonts w:ascii="Arial" w:hAnsi="Arial" w:eastAsia="Arial" w:cs="Tahoma"/>
+                <w:sz w:val="18"/>
+              </w:rPr>
+            </w:r>
+            <w:r>
+              <w:rPr>
+                <w:rFonts w:ascii="Arial" w:hAnsi="Arial" w:eastAsia="Arial" w:cs="Tahoma"/>
+                <w:sz w:val="18"/>
+              </w:rPr>
+              <w:t>Yes</w:t>
+            </w:r>
+          </w:p>
+        </w:tc>
+        <w:tc>
+          <w:tcPr>
+            <w:tcW w:type="dxa" w:w="2520"/>
+            <w:vAlign w:val="center"/>
+          </w:tcPr>
+          <w:p>
+            <w:pPr>
+              <w:keepLines/>
+              <w:spacing w:after="0"/>
+            </w:pPr>
+            <w:r>
+              <w:rPr>
+                <w:rFonts w:ascii="Arial" w:hAnsi="Arial" w:eastAsia="Arial" w:cs="Tahoma"/>
+                <w:sz w:val="18"/>
+              </w:rPr>
+            </w:r>
+            <w:r>
+              <w:rPr>
+                <w:rFonts w:ascii="Arial" w:hAnsi="Arial" w:eastAsia="Arial" w:cs="Tahoma"/>
+                <w:sz w:val="18"/>
+              </w:rPr>
+              <w:t>JSON array; element type shown in Type column</w:t>
+            </w:r>
+          </w:p>
+        </w:tc>
+      </w:tr>
+      <w:tr>
+        <w:trPr>
+          <w:cantSplit/>
+        </w:trPr>
+        <w:tc>
+          <w:tcPr>
+            <w:tcW w:type="dxa" w:w="2520"/>
+            <w:vAlign w:val="center"/>
+          </w:tcPr>
+          <w:p>
+            <w:pPr>
+              <w:keepLines/>
+              <w:spacing w:after="0"/>
+            </w:pPr>
+            <w:r>
+              <w:rPr>
+                <w:rFonts w:ascii="Arial" w:hAnsi="Arial" w:eastAsia="Arial" w:cs="Tahoma"/>
+                <w:sz w:val="18"/>
+              </w:rPr>
+            </w:r>
+            <w:r>
+              <w:rPr>
+                <w:rFonts w:ascii="Arial" w:hAnsi="Arial" w:eastAsia="Arial" w:cs="Tahoma"/>
+                <w:sz w:val="18"/>
+              </w:rPr>
+              <w:t>attachments[].attachId</w:t>
+            </w:r>
+          </w:p>
+        </w:tc>
+        <w:tc>
+          <w:tcPr>
+            <w:tcW w:type="dxa" w:w="2520"/>
+            <w:vAlign w:val="center"/>
+          </w:tcPr>
+          <w:p>
+            <w:pPr>
+              <w:keepLines/>
+              <w:spacing w:after="0"/>
+            </w:pPr>
+            <w:r>
+              <w:rPr>
+                <w:rFonts w:ascii="Arial" w:hAnsi="Arial" w:eastAsia="Arial" w:cs="Tahoma"/>
+                <w:sz w:val="18"/>
+              </w:rPr>
+            </w:r>
+            <w:r>
+              <w:rPr>
+                <w:rFonts w:ascii="Arial" w:hAnsi="Arial" w:eastAsia="Arial" w:cs="Tahoma"/>
+                <w:sz w:val="18"/>
+              </w:rPr>
+              <w:t>integer</w:t>
+            </w:r>
+          </w:p>
+        </w:tc>
+        <w:tc>
+          <w:tcPr>
+            <w:tcW w:type="dxa" w:w="2520"/>
+            <w:vAlign w:val="center"/>
+          </w:tcPr>
+          <w:p>
+            <w:pPr>
+              <w:keepLines/>
+              <w:spacing w:after="0"/>
+            </w:pPr>
+            <w:r>
+              <w:rPr>
+                <w:rFonts w:ascii="Arial" w:hAnsi="Arial" w:eastAsia="Arial" w:cs="Tahoma"/>
+                <w:sz w:val="18"/>
+              </w:rPr>
+            </w:r>
+            <w:r>
+              <w:rPr>
+                <w:rFonts w:ascii="Arial" w:hAnsi="Arial" w:eastAsia="Arial" w:cs="Tahoma"/>
+                <w:sz w:val="18"/>
+              </w:rPr>
+              <w:t>Yes</w:t>
+            </w:r>
+          </w:p>
+        </w:tc>
+        <w:tc>
+          <w:tcPr>
+            <w:tcW w:type="dxa" w:w="2520"/>
+            <w:vAlign w:val="center"/>
+          </w:tcPr>
+          <w:p>
+            <w:pPr>
+              <w:keepLines/>
+              <w:spacing w:after="0"/>
+            </w:pPr>
+            <w:r>
+              <w:rPr>
+                <w:rFonts w:ascii="Arial" w:hAnsi="Arial" w:eastAsia="Arial" w:cs="Tahoma"/>
+                <w:sz w:val="18"/>
+              </w:rPr>
+            </w:r>
+            <w:r>
+              <w:rPr>
+                <w:rFonts w:ascii="Arial" w:hAnsi="Arial" w:eastAsia="Arial" w:cs="Tahoma"/>
+                <w:sz w:val="18"/>
+              </w:rPr>
+              <w:t>UTF-8; use value domain described by endpoint purpose</w:t>
+            </w:r>
+          </w:p>
+        </w:tc>
+      </w:tr>
+      <w:tr>
+        <w:trPr>
+          <w:cantSplit/>
+        </w:trPr>
+        <w:tc>
+          <w:tcPr>
+            <w:tcW w:type="dxa" w:w="2520"/>
+            <w:vAlign w:val="center"/>
+          </w:tcPr>
+          <w:p>
+            <w:pPr>
+              <w:keepLines/>
+              <w:spacing w:after="0"/>
+            </w:pPr>
+            <w:r>
+              <w:rPr>
+                <w:rFonts w:ascii="Arial" w:hAnsi="Arial" w:eastAsia="Arial" w:cs="Tahoma"/>
+                <w:sz w:val="18"/>
+              </w:rPr>
+            </w:r>
+            <w:r>
+              <w:rPr>
+                <w:rFonts w:ascii="Arial" w:hAnsi="Arial" w:eastAsia="Arial" w:cs="Tahoma"/>
+                <w:sz w:val="18"/>
+              </w:rPr>
+              <w:t>attachments[].fileName</w:t>
+            </w:r>
+          </w:p>
+        </w:tc>
+        <w:tc>
+          <w:tcPr>
+            <w:tcW w:type="dxa" w:w="2520"/>
+            <w:vAlign w:val="center"/>
+          </w:tcPr>
+          <w:p>
+            <w:pPr>
+              <w:keepLines/>
+              <w:spacing w:after="0"/>
+            </w:pPr>
+            <w:r>
+              <w:rPr>
+                <w:rFonts w:ascii="Arial" w:hAnsi="Arial" w:eastAsia="Arial" w:cs="Tahoma"/>
+                <w:sz w:val="18"/>
+              </w:rPr>
+            </w:r>
+            <w:r>
+              <w:rPr>
+                <w:rFonts w:ascii="Arial" w:hAnsi="Arial" w:eastAsia="Arial" w:cs="Tahoma"/>
+                <w:sz w:val="18"/>
+              </w:rPr>
+              <w:t>string</w:t>
+            </w:r>
+          </w:p>
+        </w:tc>
+        <w:tc>
+          <w:tcPr>
+            <w:tcW w:type="dxa" w:w="2520"/>
+            <w:vAlign w:val="center"/>
+          </w:tcPr>
+          <w:p>
+            <w:pPr>
+              <w:keepLines/>
+              <w:spacing w:after="0"/>
+            </w:pPr>
+            <w:r>
+              <w:rPr>
+                <w:rFonts w:ascii="Arial" w:hAnsi="Arial" w:eastAsia="Arial" w:cs="Tahoma"/>
+                <w:sz w:val="18"/>
+              </w:rPr>
+            </w:r>
+            <w:r>
+              <w:rPr>
+                <w:rFonts w:ascii="Arial" w:hAnsi="Arial" w:eastAsia="Arial" w:cs="Tahoma"/>
+                <w:sz w:val="18"/>
+              </w:rPr>
+              <w:t>Yes</w:t>
+            </w:r>
+          </w:p>
+        </w:tc>
+        <w:tc>
+          <w:tcPr>
+            <w:tcW w:type="dxa" w:w="2520"/>
+            <w:vAlign w:val="center"/>
+          </w:tcPr>
+          <w:p>
+            <w:pPr>
+              <w:keepLines/>
+              <w:spacing w:after="0"/>
+            </w:pPr>
+            <w:r>
+              <w:rPr>
+                <w:rFonts w:ascii="Arial" w:hAnsi="Arial" w:eastAsia="Arial" w:cs="Tahoma"/>
+                <w:sz w:val="18"/>
+              </w:rPr>
+            </w:r>
+            <w:r>
+              <w:rPr>
+                <w:rFonts w:ascii="Arial" w:hAnsi="Arial" w:eastAsia="Arial" w:cs="Tahoma"/>
+                <w:sz w:val="18"/>
+              </w:rPr>
+              <w:t>UTF-8; use value domain described by endpoint purpose</w:t>
+            </w:r>
+          </w:p>
+        </w:tc>
+      </w:tr>
+      <w:tr>
+        <w:trPr>
+          <w:cantSplit/>
+        </w:trPr>
+        <w:tc>
+          <w:tcPr>
+            <w:tcW w:type="dxa" w:w="2520"/>
+            <w:vAlign w:val="center"/>
+          </w:tcPr>
+          <w:p>
+            <w:pPr>
+              <w:keepLines/>
+              <w:spacing w:after="0"/>
+            </w:pPr>
+            <w:r>
+              <w:rPr>
+                <w:rFonts w:ascii="Arial" w:hAnsi="Arial" w:eastAsia="Arial" w:cs="Tahoma"/>
+                <w:sz w:val="18"/>
+              </w:rPr>
+            </w:r>
+            <w:r>
+              <w:rPr>
+                <w:rFonts w:ascii="Arial" w:hAnsi="Arial" w:eastAsia="Arial" w:cs="Tahoma"/>
+                <w:sz w:val="18"/>
+              </w:rPr>
+              <w:t>attachments[].fileSize</w:t>
+            </w:r>
+          </w:p>
+        </w:tc>
+        <w:tc>
+          <w:tcPr>
+            <w:tcW w:type="dxa" w:w="2520"/>
+            <w:vAlign w:val="center"/>
+          </w:tcPr>
+          <w:p>
+            <w:pPr>
+              <w:keepLines/>
+              <w:spacing w:after="0"/>
+            </w:pPr>
+            <w:r>
+              <w:rPr>
+                <w:rFonts w:ascii="Arial" w:hAnsi="Arial" w:eastAsia="Arial" w:cs="Tahoma"/>
+                <w:sz w:val="18"/>
+              </w:rPr>
+            </w:r>
+            <w:r>
+              <w:rPr>
+                <w:rFonts w:ascii="Arial" w:hAnsi="Arial" w:eastAsia="Arial" w:cs="Tahoma"/>
+                <w:sz w:val="18"/>
+              </w:rPr>
+              <w:t>integer</w:t>
+            </w:r>
+          </w:p>
+        </w:tc>
+        <w:tc>
+          <w:tcPr>
+            <w:tcW w:type="dxa" w:w="2520"/>
+            <w:vAlign w:val="center"/>
+          </w:tcPr>
+          <w:p>
+            <w:pPr>
+              <w:keepLines/>
+              <w:spacing w:after="0"/>
+            </w:pPr>
+            <w:r>
+              <w:rPr>
+                <w:rFonts w:ascii="Arial" w:hAnsi="Arial" w:eastAsia="Arial" w:cs="Tahoma"/>
+                <w:sz w:val="18"/>
+              </w:rPr>
+            </w:r>
+            <w:r>
+              <w:rPr>
+                <w:rFonts w:ascii="Arial" w:hAnsi="Arial" w:eastAsia="Arial" w:cs="Tahoma"/>
+                <w:sz w:val="18"/>
+              </w:rPr>
+              <w:t>Yes</w:t>
+            </w:r>
+          </w:p>
+        </w:tc>
+        <w:tc>
+          <w:tcPr>
+            <w:tcW w:type="dxa" w:w="2520"/>
+            <w:vAlign w:val="center"/>
+          </w:tcPr>
+          <w:p>
+            <w:pPr>
+              <w:keepLines/>
+              <w:spacing w:after="0"/>
+            </w:pPr>
+            <w:r>
+              <w:rPr>
+                <w:rFonts w:ascii="Arial" w:hAnsi="Arial" w:eastAsia="Arial" w:cs="Tahoma"/>
+                <w:sz w:val="18"/>
+              </w:rPr>
+            </w:r>
+            <w:r>
+              <w:rPr>
+                <w:rFonts w:ascii="Arial" w:hAnsi="Arial" w:eastAsia="Arial" w:cs="Tahoma"/>
+                <w:sz w:val="18"/>
+              </w:rPr>
+              <w:t>UTF-8; use value domain described by endpoint purpose</w:t>
+            </w:r>
+          </w:p>
+        </w:tc>
+      </w:tr>
+      <w:tr>
+        <w:trPr>
+          <w:cantSplit/>
+        </w:trPr>
+        <w:tc>
+          <w:tcPr>
+            <w:tcW w:type="dxa" w:w="2520"/>
+            <w:vAlign w:val="center"/>
+          </w:tcPr>
+          <w:p>
+            <w:pPr>
+              <w:keepLines/>
+              <w:spacing w:after="0"/>
+            </w:pPr>
+            <w:r>
+              <w:rPr>
+                <w:rFonts w:ascii="Arial" w:hAnsi="Arial" w:eastAsia="Arial" w:cs="Tahoma"/>
+                <w:sz w:val="18"/>
+              </w:rPr>
+            </w:r>
+            <w:r>
+              <w:rPr>
+                <w:rFonts w:ascii="Arial" w:hAnsi="Arial" w:eastAsia="Arial" w:cs="Tahoma"/>
+                <w:sz w:val="18"/>
+              </w:rPr>
+              <w:t>attachments[].mimeType</w:t>
+            </w:r>
+          </w:p>
+        </w:tc>
+        <w:tc>
+          <w:tcPr>
+            <w:tcW w:type="dxa" w:w="2520"/>
+            <w:vAlign w:val="center"/>
+          </w:tcPr>
+          <w:p>
+            <w:pPr>
+              <w:keepLines/>
+              <w:spacing w:after="0"/>
+            </w:pPr>
+            <w:r>
+              <w:rPr>
+                <w:rFonts w:ascii="Arial" w:hAnsi="Arial" w:eastAsia="Arial" w:cs="Tahoma"/>
+                <w:sz w:val="18"/>
+              </w:rPr>
+            </w:r>
+            <w:r>
+              <w:rPr>
+                <w:rFonts w:ascii="Arial" w:hAnsi="Arial" w:eastAsia="Arial" w:cs="Tahoma"/>
+                <w:sz w:val="18"/>
+              </w:rPr>
+              <w:t>string</w:t>
+            </w:r>
+          </w:p>
+        </w:tc>
+        <w:tc>
+          <w:tcPr>
+            <w:tcW w:type="dxa" w:w="2520"/>
+            <w:vAlign w:val="center"/>
+          </w:tcPr>
+          <w:p>
+            <w:pPr>
+              <w:keepLines/>
+              <w:spacing w:after="0"/>
+            </w:pPr>
+            <w:r>
+              <w:rPr>
+                <w:rFonts w:ascii="Arial" w:hAnsi="Arial" w:eastAsia="Arial" w:cs="Tahoma"/>
+                <w:sz w:val="18"/>
+              </w:rPr>
+            </w:r>
+            <w:r>
+              <w:rPr>
+                <w:rFonts w:ascii="Arial" w:hAnsi="Arial" w:eastAsia="Arial" w:cs="Tahoma"/>
+                <w:sz w:val="18"/>
+              </w:rPr>
+              <w:t>Yes</w:t>
+            </w:r>
+          </w:p>
+        </w:tc>
+        <w:tc>
+          <w:tcPr>
+            <w:tcW w:type="dxa" w:w="2520"/>
+            <w:vAlign w:val="center"/>
+          </w:tcPr>
+          <w:p>
+            <w:pPr>
+              <w:keepLines/>
+              <w:spacing w:after="0"/>
+            </w:pPr>
+            <w:r>
+              <w:rPr>
+                <w:rFonts w:ascii="Arial" w:hAnsi="Arial" w:eastAsia="Arial" w:cs="Tahoma"/>
+                <w:sz w:val="18"/>
+              </w:rPr>
+            </w:r>
+            <w:r>
+              <w:rPr>
+                <w:rFonts w:ascii="Arial" w:hAnsi="Arial" w:eastAsia="Arial" w:cs="Tahoma"/>
+                <w:sz w:val="18"/>
+              </w:rPr>
+              <w:t>UTF-8; use value domain described by endpoint purpose</w:t>
+            </w:r>
+          </w:p>
+        </w:tc>
+      </w:tr>
+      <w:tr>
+        <w:trPr>
+          <w:cantSplit/>
+        </w:trPr>
+        <w:tc>
+          <w:tcPr>
+            <w:tcW w:type="dxa" w:w="2520"/>
+            <w:vAlign w:val="center"/>
+          </w:tcPr>
+          <w:p>
+            <w:pPr>
+              <w:keepLines/>
+              <w:spacing w:after="0"/>
+            </w:pPr>
+            <w:r>
+              <w:rPr>
+                <w:rFonts w:ascii="Arial" w:hAnsi="Arial" w:eastAsia="Arial" w:cs="Tahoma"/>
+                <w:sz w:val="18"/>
+              </w:rPr>
+            </w:r>
+            <w:r>
+              <w:rPr>
+                <w:rFonts w:ascii="Arial" w:hAnsi="Arial" w:eastAsia="Arial" w:cs="Tahoma"/>
+                <w:sz w:val="18"/>
+              </w:rPr>
+              <w:t>attachments[].sectionCode</w:t>
+            </w:r>
+          </w:p>
+        </w:tc>
+        <w:tc>
+          <w:tcPr>
+            <w:tcW w:type="dxa" w:w="2520"/>
+            <w:vAlign w:val="center"/>
+          </w:tcPr>
+          <w:p>
+            <w:pPr>
+              <w:keepLines/>
+              <w:spacing w:after="0"/>
+            </w:pPr>
+            <w:r>
+              <w:rPr>
+                <w:rFonts w:ascii="Arial" w:hAnsi="Arial" w:eastAsia="Arial" w:cs="Tahoma"/>
+                <w:sz w:val="18"/>
+              </w:rPr>
+            </w:r>
+            <w:r>
+              <w:rPr>
+                <w:rFonts w:ascii="Arial" w:hAnsi="Arial" w:eastAsia="Arial" w:cs="Tahoma"/>
+                <w:sz w:val="18"/>
+              </w:rPr>
+              <w:t>string</w:t>
+            </w:r>
+          </w:p>
+        </w:tc>
+        <w:tc>
+          <w:tcPr>
+            <w:tcW w:type="dxa" w:w="2520"/>
+            <w:vAlign w:val="center"/>
+          </w:tcPr>
+          <w:p>
+            <w:pPr>
+              <w:keepLines/>
+              <w:spacing w:after="0"/>
+            </w:pPr>
+            <w:r>
+              <w:rPr>
+                <w:rFonts w:ascii="Arial" w:hAnsi="Arial" w:eastAsia="Arial" w:cs="Tahoma"/>
+                <w:sz w:val="18"/>
+              </w:rPr>
+            </w:r>
+            <w:r>
+              <w:rPr>
+                <w:rFonts w:ascii="Arial" w:hAnsi="Arial" w:eastAsia="Arial" w:cs="Tahoma"/>
+                <w:sz w:val="18"/>
+              </w:rPr>
+              <w:t>Yes</w:t>
+            </w:r>
+          </w:p>
+        </w:tc>
+        <w:tc>
+          <w:tcPr>
+            <w:tcW w:type="dxa" w:w="2520"/>
+            <w:vAlign w:val="center"/>
+          </w:tcPr>
+          <w:p>
+            <w:pPr>
+              <w:keepLines/>
+              <w:spacing w:after="0"/>
+            </w:pPr>
+            <w:r>
+              <w:rPr>
+                <w:rFonts w:ascii="Arial" w:hAnsi="Arial" w:eastAsia="Arial" w:cs="Tahoma"/>
+                <w:sz w:val="18"/>
+              </w:rPr>
+            </w:r>
+            <w:r>
+              <w:rPr>
+                <w:rFonts w:ascii="Arial" w:hAnsi="Arial" w:eastAsia="Arial" w:cs="Tahoma"/>
+                <w:sz w:val="18"/>
+              </w:rPr>
+              <w:t>canonical code; do not replace with display label</w:t>
+            </w:r>
+          </w:p>
+        </w:tc>
+      </w:tr>
+      <w:tr>
+        <w:trPr>
+          <w:cantSplit/>
+        </w:trPr>
+        <w:tc>
+          <w:tcPr>
+            <w:tcW w:type="dxa" w:w="2520"/>
+            <w:vAlign w:val="center"/>
+          </w:tcPr>
+          <w:p>
+            <w:pPr>
+              <w:keepLines/>
+              <w:spacing w:after="0"/>
+            </w:pPr>
+            <w:r>
+              <w:rPr>
+                <w:rFonts w:ascii="Arial" w:hAnsi="Arial" w:eastAsia="Arial" w:cs="Tahoma"/>
+                <w:sz w:val="18"/>
+              </w:rPr>
+            </w:r>
+            <w:r>
+              <w:rPr>
+                <w:rFonts w:ascii="Arial" w:hAnsi="Arial" w:eastAsia="Arial" w:cs="Tahoma"/>
+                <w:sz w:val="18"/>
+              </w:rPr>
+              <w:t>attachments[].scanStatus</w:t>
+            </w:r>
+          </w:p>
+        </w:tc>
+        <w:tc>
+          <w:tcPr>
+            <w:tcW w:type="dxa" w:w="2520"/>
+            <w:vAlign w:val="center"/>
+          </w:tcPr>
+          <w:p>
+            <w:pPr>
+              <w:keepLines/>
+              <w:spacing w:after="0"/>
+            </w:pPr>
+            <w:r>
+              <w:rPr>
+                <w:rFonts w:ascii="Arial" w:hAnsi="Arial" w:eastAsia="Arial" w:cs="Tahoma"/>
+                <w:sz w:val="18"/>
+              </w:rPr>
+            </w:r>
+            <w:r>
+              <w:rPr>
+                <w:rFonts w:ascii="Arial" w:hAnsi="Arial" w:eastAsia="Arial" w:cs="Tahoma"/>
+                <w:sz w:val="18"/>
+              </w:rPr>
+              <w:t>string</w:t>
+            </w:r>
+          </w:p>
+        </w:tc>
+        <w:tc>
+          <w:tcPr>
+            <w:tcW w:type="dxa" w:w="2520"/>
+            <w:vAlign w:val="center"/>
+          </w:tcPr>
+          <w:p>
+            <w:pPr>
+              <w:keepLines/>
+              <w:spacing w:after="0"/>
+            </w:pPr>
+            <w:r>
+              <w:rPr>
+                <w:rFonts w:ascii="Arial" w:hAnsi="Arial" w:eastAsia="Arial" w:cs="Tahoma"/>
+                <w:sz w:val="18"/>
+              </w:rPr>
+            </w:r>
+            <w:r>
+              <w:rPr>
+                <w:rFonts w:ascii="Arial" w:hAnsi="Arial" w:eastAsia="Arial" w:cs="Tahoma"/>
+                <w:sz w:val="18"/>
+              </w:rPr>
+              <w:t>Yes</w:t>
+            </w:r>
+          </w:p>
+        </w:tc>
+        <w:tc>
+          <w:tcPr>
+            <w:tcW w:type="dxa" w:w="2520"/>
+            <w:vAlign w:val="center"/>
+          </w:tcPr>
+          <w:p>
+            <w:pPr>
+              <w:keepLines/>
+              <w:spacing w:after="0"/>
+            </w:pPr>
+            <w:r>
+              <w:rPr>
+                <w:rFonts w:ascii="Arial" w:hAnsi="Arial" w:eastAsia="Arial" w:cs="Tahoma"/>
+                <w:sz w:val="18"/>
+              </w:rPr>
+            </w:r>
+            <w:r>
+              <w:rPr>
+                <w:rFonts w:ascii="Arial" w:hAnsi="Arial" w:eastAsia="Arial" w:cs="Tahoma"/>
+                <w:sz w:val="18"/>
+              </w:rPr>
+              <w:t>UTF-8; use value domain described by endpoint purpose</w:t>
+            </w:r>
+          </w:p>
+        </w:tc>
+      </w:tr>
+      <w:tr>
+        <w:trPr>
+          <w:cantSplit/>
+        </w:trPr>
+        <w:tc>
+          <w:tcPr>
+            <w:tcW w:type="dxa" w:w="2520"/>
+            <w:vAlign w:val="center"/>
+          </w:tcPr>
+          <w:p>
+            <w:pPr>
+              <w:keepLines/>
+              <w:spacing w:after="0"/>
+            </w:pPr>
+            <w:r>
+              <w:rPr>
+                <w:rFonts w:ascii="Arial" w:hAnsi="Arial" w:eastAsia="Arial" w:cs="Tahoma"/>
+                <w:sz w:val="18"/>
+              </w:rPr>
+            </w:r>
+            <w:r>
+              <w:rPr>
+                <w:rFonts w:ascii="Arial" w:hAnsi="Arial" w:eastAsia="Arial" w:cs="Tahoma"/>
+                <w:sz w:val="18"/>
+              </w:rPr>
+              <w:t>attachments[].uploadedBy</w:t>
+            </w:r>
+          </w:p>
+        </w:tc>
+        <w:tc>
+          <w:tcPr>
+            <w:tcW w:type="dxa" w:w="2520"/>
+            <w:vAlign w:val="center"/>
+          </w:tcPr>
+          <w:p>
+            <w:pPr>
+              <w:keepLines/>
+              <w:spacing w:after="0"/>
+            </w:pPr>
+            <w:r>
+              <w:rPr>
+                <w:rFonts w:ascii="Arial" w:hAnsi="Arial" w:eastAsia="Arial" w:cs="Tahoma"/>
+                <w:sz w:val="18"/>
+              </w:rPr>
+            </w:r>
+            <w:r>
+              <w:rPr>
+                <w:rFonts w:ascii="Arial" w:hAnsi="Arial" w:eastAsia="Arial" w:cs="Tahoma"/>
+                <w:sz w:val="18"/>
+              </w:rPr>
+              <w:t>string</w:t>
+            </w:r>
+          </w:p>
+        </w:tc>
+        <w:tc>
+          <w:tcPr>
+            <w:tcW w:type="dxa" w:w="2520"/>
+            <w:vAlign w:val="center"/>
+          </w:tcPr>
+          <w:p>
+            <w:pPr>
+              <w:keepLines/>
+              <w:spacing w:after="0"/>
+            </w:pPr>
+            <w:r>
+              <w:rPr>
+                <w:rFonts w:ascii="Arial" w:hAnsi="Arial" w:eastAsia="Arial" w:cs="Tahoma"/>
+                <w:sz w:val="18"/>
+              </w:rPr>
+            </w:r>
+            <w:r>
+              <w:rPr>
+                <w:rFonts w:ascii="Arial" w:hAnsi="Arial" w:eastAsia="Arial" w:cs="Tahoma"/>
+                <w:sz w:val="18"/>
+              </w:rPr>
+              <w:t>Yes</w:t>
+            </w:r>
+          </w:p>
+        </w:tc>
+        <w:tc>
+          <w:tcPr>
+            <w:tcW w:type="dxa" w:w="2520"/>
+            <w:vAlign w:val="center"/>
+          </w:tcPr>
+          <w:p>
+            <w:pPr>
+              <w:keepLines/>
+              <w:spacing w:after="0"/>
+            </w:pPr>
+            <w:r>
+              <w:rPr>
+                <w:rFonts w:ascii="Arial" w:hAnsi="Arial" w:eastAsia="Arial" w:cs="Tahoma"/>
+                <w:sz w:val="18"/>
+              </w:rPr>
+            </w:r>
+            <w:r>
+              <w:rPr>
+                <w:rFonts w:ascii="Arial" w:hAnsi="Arial" w:eastAsia="Arial" w:cs="Tahoma"/>
+                <w:sz w:val="18"/>
+              </w:rPr>
+              <w:t>UTF-8; use value domain described by endpoint purpose</w:t>
+            </w:r>
+          </w:p>
+        </w:tc>
+      </w:tr>
+      <w:tr>
+        <w:trPr>
+          <w:cantSplit/>
+        </w:trPr>
+        <w:tc>
+          <w:tcPr>
+            <w:tcW w:type="dxa" w:w="2520"/>
+            <w:vAlign w:val="center"/>
+          </w:tcPr>
+          <w:p>
+            <w:pPr>
+              <w:keepLines/>
+              <w:spacing w:after="0"/>
+            </w:pPr>
+            <w:r>
+              <w:rPr>
+                <w:rFonts w:ascii="Arial" w:hAnsi="Arial" w:eastAsia="Arial" w:cs="Tahoma"/>
+                <w:sz w:val="18"/>
+              </w:rPr>
+            </w:r>
+            <w:r>
+              <w:rPr>
+                <w:rFonts w:ascii="Arial" w:hAnsi="Arial" w:eastAsia="Arial" w:cs="Tahoma"/>
+                <w:sz w:val="18"/>
+              </w:rPr>
+              <w:t>attachments[].uploadedAt</w:t>
+            </w:r>
+          </w:p>
+        </w:tc>
+        <w:tc>
+          <w:tcPr>
+            <w:tcW w:type="dxa" w:w="2520"/>
+            <w:vAlign w:val="center"/>
+          </w:tcPr>
+          <w:p>
+            <w:pPr>
+              <w:keepLines/>
+              <w:spacing w:after="0"/>
+            </w:pPr>
+            <w:r>
+              <w:rPr>
+                <w:rFonts w:ascii="Arial" w:hAnsi="Arial" w:eastAsia="Arial" w:cs="Tahoma"/>
+                <w:sz w:val="18"/>
+              </w:rPr>
+            </w:r>
+            <w:r>
+              <w:rPr>
+                <w:rFonts w:ascii="Arial" w:hAnsi="Arial" w:eastAsia="Arial" w:cs="Tahoma"/>
+                <w:sz w:val="18"/>
+              </w:rPr>
+              <w:t>string</w:t>
+            </w:r>
+          </w:p>
+        </w:tc>
+        <w:tc>
+          <w:tcPr>
+            <w:tcW w:type="dxa" w:w="2520"/>
+            <w:vAlign w:val="center"/>
+          </w:tcPr>
+          <w:p>
+            <w:pPr>
+              <w:keepLines/>
+              <w:spacing w:after="0"/>
+            </w:pPr>
+            <w:r>
+              <w:rPr>
+                <w:rFonts w:ascii="Arial" w:hAnsi="Arial" w:eastAsia="Arial" w:cs="Tahoma"/>
+                <w:sz w:val="18"/>
+              </w:rPr>
+            </w:r>
+            <w:r>
+              <w:rPr>
+                <w:rFonts w:ascii="Arial" w:hAnsi="Arial" w:eastAsia="Arial" w:cs="Tahoma"/>
+                <w:sz w:val="18"/>
+              </w:rPr>
+              <w:t>Yes</w:t>
+            </w:r>
+          </w:p>
+        </w:tc>
+        <w:tc>
+          <w:tcPr>
+            <w:tcW w:type="dxa" w:w="2520"/>
+            <w:vAlign w:val="center"/>
+          </w:tcPr>
+          <w:p>
+            <w:pPr>
+              <w:keepLines/>
+              <w:spacing w:after="0"/>
+            </w:pPr>
+            <w:r>
+              <w:rPr>
+                <w:rFonts w:ascii="Arial" w:hAnsi="Arial" w:eastAsia="Arial" w:cs="Tahoma"/>
+                <w:sz w:val="18"/>
+              </w:rPr>
+            </w:r>
+            <w:r>
+              <w:rPr>
+                <w:rFonts w:ascii="Arial" w:hAnsi="Arial" w:eastAsia="Arial" w:cs="Tahoma"/>
+                <w:sz w:val="18"/>
+              </w:rPr>
+              <w:t>ISO-8601 ค.ศ.; nullable only when type includes null</w:t>
+            </w:r>
+          </w:p>
+        </w:tc>
+      </w:tr>
+      <w:tr>
+        <w:trPr>
+          <w:cantSplit/>
+        </w:trPr>
+        <w:tc>
+          <w:tcPr>
+            <w:tcW w:type="dxa" w:w="2520"/>
+            <w:vAlign w:val="center"/>
+          </w:tcPr>
+          <w:p>
+            <w:pPr>
+              <w:keepLines/>
+              <w:spacing w:after="0"/>
+            </w:pPr>
+            <w:r>
+              <w:rPr>
+                <w:rFonts w:ascii="Arial" w:hAnsi="Arial" w:eastAsia="Arial" w:cs="Tahoma"/>
+                <w:sz w:val="18"/>
+              </w:rPr>
+            </w:r>
+            <w:r>
+              <w:rPr>
+                <w:rFonts w:ascii="Arial" w:hAnsi="Arial" w:eastAsia="Arial" w:cs="Tahoma"/>
+                <w:sz w:val="18"/>
+              </w:rPr>
+              <w:t>costDetails</w:t>
+            </w:r>
+          </w:p>
+        </w:tc>
+        <w:tc>
+          <w:tcPr>
+            <w:tcW w:type="dxa" w:w="2520"/>
+            <w:vAlign w:val="center"/>
+          </w:tcPr>
+          <w:p>
+            <w:pPr>
+              <w:keepLines/>
+              <w:spacing w:after="0"/>
+            </w:pPr>
+            <w:r>
+              <w:rPr>
+                <w:rFonts w:ascii="Arial" w:hAnsi="Arial" w:eastAsia="Arial" w:cs="Tahoma"/>
+                <w:sz w:val="18"/>
+              </w:rPr>
+            </w:r>
+            <w:r>
+              <w:rPr>
+                <w:rFonts w:ascii="Arial" w:hAnsi="Arial" w:eastAsia="Arial" w:cs="Tahoma"/>
+                <w:sz w:val="18"/>
+              </w:rPr>
+              <w:t>array&lt;object&gt;</w:t>
+            </w:r>
+          </w:p>
+        </w:tc>
+        <w:tc>
+          <w:tcPr>
+            <w:tcW w:type="dxa" w:w="2520"/>
+            <w:vAlign w:val="center"/>
+          </w:tcPr>
+          <w:p>
+            <w:pPr>
+              <w:keepLines/>
+              <w:spacing w:after="0"/>
+            </w:pPr>
+            <w:r>
+              <w:rPr>
+                <w:rFonts w:ascii="Arial" w:hAnsi="Arial" w:eastAsia="Arial" w:cs="Tahoma"/>
+                <w:sz w:val="18"/>
+              </w:rPr>
+            </w:r>
+            <w:r>
+              <w:rPr>
+                <w:rFonts w:ascii="Arial" w:hAnsi="Arial" w:eastAsia="Arial" w:cs="Tahoma"/>
+                <w:sz w:val="18"/>
+              </w:rPr>
+              <w:t>Yes</w:t>
+            </w:r>
+          </w:p>
+        </w:tc>
+        <w:tc>
+          <w:tcPr>
+            <w:tcW w:type="dxa" w:w="2520"/>
+            <w:vAlign w:val="center"/>
+          </w:tcPr>
+          <w:p>
+            <w:pPr>
+              <w:keepLines/>
+              <w:spacing w:after="0"/>
+            </w:pPr>
+            <w:r>
+              <w:rPr>
+                <w:rFonts w:ascii="Arial" w:hAnsi="Arial" w:eastAsia="Arial" w:cs="Tahoma"/>
+                <w:sz w:val="18"/>
+              </w:rPr>
+            </w:r>
+            <w:r>
+              <w:rPr>
+                <w:rFonts w:ascii="Arial" w:hAnsi="Arial" w:eastAsia="Arial" w:cs="Tahoma"/>
+                <w:sz w:val="18"/>
+              </w:rPr>
+              <w:t>JSON array; element type shown in Type column</w:t>
+            </w:r>
+          </w:p>
+        </w:tc>
+      </w:tr>
+      <w:tr>
+        <w:trPr>
+          <w:cantSplit/>
+        </w:trPr>
+        <w:tc>
+          <w:tcPr>
+            <w:tcW w:type="dxa" w:w="2520"/>
+            <w:vAlign w:val="center"/>
+          </w:tcPr>
+          <w:p>
+            <w:pPr>
+              <w:keepLines/>
+              <w:spacing w:after="0"/>
+            </w:pPr>
+            <w:r>
+              <w:rPr>
+                <w:rFonts w:ascii="Arial" w:hAnsi="Arial" w:eastAsia="Arial" w:cs="Tahoma"/>
+                <w:sz w:val="18"/>
+              </w:rPr>
+            </w:r>
+            <w:r>
+              <w:rPr>
+                <w:rFonts w:ascii="Arial" w:hAnsi="Arial" w:eastAsia="Arial" w:cs="Tahoma"/>
+                <w:sz w:val="18"/>
+              </w:rPr>
+              <w:t>costDetails[].newStoreCode</w:t>
+            </w:r>
+          </w:p>
+        </w:tc>
+        <w:tc>
+          <w:tcPr>
+            <w:tcW w:type="dxa" w:w="2520"/>
+            <w:vAlign w:val="center"/>
+          </w:tcPr>
+          <w:p>
+            <w:pPr>
+              <w:keepLines/>
+              <w:spacing w:after="0"/>
+            </w:pPr>
+            <w:r>
+              <w:rPr>
+                <w:rFonts w:ascii="Arial" w:hAnsi="Arial" w:eastAsia="Arial" w:cs="Tahoma"/>
+                <w:sz w:val="18"/>
+              </w:rPr>
+            </w:r>
+            <w:r>
+              <w:rPr>
+                <w:rFonts w:ascii="Arial" w:hAnsi="Arial" w:eastAsia="Arial" w:cs="Tahoma"/>
+                <w:sz w:val="18"/>
+              </w:rPr>
+              <w:t>string</w:t>
+            </w:r>
+          </w:p>
+        </w:tc>
+        <w:tc>
+          <w:tcPr>
+            <w:tcW w:type="dxa" w:w="2520"/>
+            <w:vAlign w:val="center"/>
+          </w:tcPr>
+          <w:p>
+            <w:pPr>
+              <w:keepLines/>
+              <w:spacing w:after="0"/>
+            </w:pPr>
+            <w:r>
+              <w:rPr>
+                <w:rFonts w:ascii="Arial" w:hAnsi="Arial" w:eastAsia="Arial" w:cs="Tahoma"/>
+                <w:sz w:val="18"/>
+              </w:rPr>
+            </w:r>
+            <w:r>
+              <w:rPr>
+                <w:rFonts w:ascii="Arial" w:hAnsi="Arial" w:eastAsia="Arial" w:cs="Tahoma"/>
+                <w:sz w:val="18"/>
+              </w:rPr>
+              <w:t>Yes</w:t>
+            </w:r>
+          </w:p>
+        </w:tc>
+        <w:tc>
+          <w:tcPr>
+            <w:tcW w:type="dxa" w:w="2520"/>
+            <w:vAlign w:val="center"/>
+          </w:tcPr>
+          <w:p>
+            <w:pPr>
+              <w:keepLines/>
+              <w:spacing w:after="0"/>
+            </w:pPr>
+            <w:r>
+              <w:rPr>
+                <w:rFonts w:ascii="Arial" w:hAnsi="Arial" w:eastAsia="Arial" w:cs="Tahoma"/>
+                <w:sz w:val="18"/>
+              </w:rPr>
+            </w:r>
+            <w:r>
+              <w:rPr>
+                <w:rFonts w:ascii="Arial" w:hAnsi="Arial" w:eastAsia="Arial" w:cs="Tahoma"/>
+                <w:sz w:val="18"/>
+              </w:rPr>
+              <w:t>exactly 5 digits; preserve leading zero</w:t>
+            </w:r>
+          </w:p>
+        </w:tc>
+      </w:tr>
+      <w:tr>
+        <w:trPr>
+          <w:cantSplit/>
+        </w:trPr>
+        <w:tc>
+          <w:tcPr>
+            <w:tcW w:type="dxa" w:w="2520"/>
+            <w:vAlign w:val="center"/>
+          </w:tcPr>
+          <w:p>
+            <w:pPr>
+              <w:keepLines/>
+              <w:spacing w:after="0"/>
+            </w:pPr>
+            <w:r>
+              <w:rPr>
+                <w:rFonts w:ascii="Arial" w:hAnsi="Arial" w:eastAsia="Arial" w:cs="Tahoma"/>
+                <w:sz w:val="18"/>
+              </w:rPr>
+            </w:r>
+            <w:r>
+              <w:rPr>
+                <w:rFonts w:ascii="Arial" w:hAnsi="Arial" w:eastAsia="Arial" w:cs="Tahoma"/>
+                <w:sz w:val="18"/>
+              </w:rPr>
+              <w:t>costDetails[].costYear</w:t>
+            </w:r>
+          </w:p>
+        </w:tc>
+        <w:tc>
+          <w:tcPr>
+            <w:tcW w:type="dxa" w:w="2520"/>
+            <w:vAlign w:val="center"/>
+          </w:tcPr>
+          <w:p>
+            <w:pPr>
+              <w:keepLines/>
+              <w:spacing w:after="0"/>
+            </w:pPr>
+            <w:r>
+              <w:rPr>
+                <w:rFonts w:ascii="Arial" w:hAnsi="Arial" w:eastAsia="Arial" w:cs="Tahoma"/>
+                <w:sz w:val="18"/>
+              </w:rPr>
+            </w:r>
+            <w:r>
+              <w:rPr>
+                <w:rFonts w:ascii="Arial" w:hAnsi="Arial" w:eastAsia="Arial" w:cs="Tahoma"/>
+                <w:sz w:val="18"/>
+              </w:rPr>
+              <w:t>integer</w:t>
+            </w:r>
+          </w:p>
+        </w:tc>
+        <w:tc>
+          <w:tcPr>
+            <w:tcW w:type="dxa" w:w="2520"/>
+            <w:vAlign w:val="center"/>
+          </w:tcPr>
+          <w:p>
+            <w:pPr>
+              <w:keepLines/>
+              <w:spacing w:after="0"/>
+            </w:pPr>
+            <w:r>
+              <w:rPr>
+                <w:rFonts w:ascii="Arial" w:hAnsi="Arial" w:eastAsia="Arial" w:cs="Tahoma"/>
+                <w:sz w:val="18"/>
+              </w:rPr>
+            </w:r>
+            <w:r>
+              <w:rPr>
+                <w:rFonts w:ascii="Arial" w:hAnsi="Arial" w:eastAsia="Arial" w:cs="Tahoma"/>
+                <w:sz w:val="18"/>
+              </w:rPr>
+              <w:t>Yes</w:t>
+            </w:r>
+          </w:p>
+        </w:tc>
+        <w:tc>
+          <w:tcPr>
+            <w:tcW w:type="dxa" w:w="2520"/>
+            <w:vAlign w:val="center"/>
+          </w:tcPr>
+          <w:p>
+            <w:pPr>
+              <w:keepLines/>
+              <w:spacing w:after="0"/>
+            </w:pPr>
+            <w:r>
+              <w:rPr>
+                <w:rFonts w:ascii="Arial" w:hAnsi="Arial" w:eastAsia="Arial" w:cs="Tahoma"/>
+                <w:sz w:val="18"/>
+              </w:rPr>
+            </w:r>
+            <w:r>
+              <w:rPr>
+                <w:rFonts w:ascii="Arial" w:hAnsi="Arial" w:eastAsia="Arial" w:cs="Tahoma"/>
+                <w:sz w:val="18"/>
+              </w:rPr>
+              <w:t>UTF-8; use value domain described by endpoint purpose</w:t>
+            </w:r>
+          </w:p>
+        </w:tc>
+      </w:tr>
+      <w:tr>
+        <w:trPr>
+          <w:cantSplit/>
+        </w:trPr>
+        <w:tc>
+          <w:tcPr>
+            <w:tcW w:type="dxa" w:w="2520"/>
+            <w:vAlign w:val="center"/>
+          </w:tcPr>
+          <w:p>
+            <w:pPr>
+              <w:keepLines/>
+              <w:spacing w:after="0"/>
+            </w:pPr>
+            <w:r>
+              <w:rPr>
+                <w:rFonts w:ascii="Arial" w:hAnsi="Arial" w:eastAsia="Arial" w:cs="Tahoma"/>
+                <w:sz w:val="18"/>
+              </w:rPr>
+            </w:r>
+            <w:r>
+              <w:rPr>
+                <w:rFonts w:ascii="Arial" w:hAnsi="Arial" w:eastAsia="Arial" w:cs="Tahoma"/>
+                <w:sz w:val="18"/>
+              </w:rPr>
+              <w:t>costDetails[].costMonth</w:t>
+            </w:r>
+          </w:p>
+        </w:tc>
+        <w:tc>
+          <w:tcPr>
+            <w:tcW w:type="dxa" w:w="2520"/>
+            <w:vAlign w:val="center"/>
+          </w:tcPr>
+          <w:p>
+            <w:pPr>
+              <w:keepLines/>
+              <w:spacing w:after="0"/>
+            </w:pPr>
+            <w:r>
+              <w:rPr>
+                <w:rFonts w:ascii="Arial" w:hAnsi="Arial" w:eastAsia="Arial" w:cs="Tahoma"/>
+                <w:sz w:val="18"/>
+              </w:rPr>
+            </w:r>
+            <w:r>
+              <w:rPr>
+                <w:rFonts w:ascii="Arial" w:hAnsi="Arial" w:eastAsia="Arial" w:cs="Tahoma"/>
+                <w:sz w:val="18"/>
+              </w:rPr>
+              <w:t>integer</w:t>
+            </w:r>
+          </w:p>
+        </w:tc>
+        <w:tc>
+          <w:tcPr>
+            <w:tcW w:type="dxa" w:w="2520"/>
+            <w:vAlign w:val="center"/>
+          </w:tcPr>
+          <w:p>
+            <w:pPr>
+              <w:keepLines/>
+              <w:spacing w:after="0"/>
+            </w:pPr>
+            <w:r>
+              <w:rPr>
+                <w:rFonts w:ascii="Arial" w:hAnsi="Arial" w:eastAsia="Arial" w:cs="Tahoma"/>
+                <w:sz w:val="18"/>
+              </w:rPr>
+            </w:r>
+            <w:r>
+              <w:rPr>
+                <w:rFonts w:ascii="Arial" w:hAnsi="Arial" w:eastAsia="Arial" w:cs="Tahoma"/>
+                <w:sz w:val="18"/>
+              </w:rPr>
+              <w:t>Yes</w:t>
+            </w:r>
+          </w:p>
+        </w:tc>
+        <w:tc>
+          <w:tcPr>
+            <w:tcW w:type="dxa" w:w="2520"/>
+            <w:vAlign w:val="center"/>
+          </w:tcPr>
+          <w:p>
+            <w:pPr>
+              <w:keepLines/>
+              <w:spacing w:after="0"/>
+            </w:pPr>
+            <w:r>
+              <w:rPr>
+                <w:rFonts w:ascii="Arial" w:hAnsi="Arial" w:eastAsia="Arial" w:cs="Tahoma"/>
+                <w:sz w:val="18"/>
+              </w:rPr>
+            </w:r>
+            <w:r>
+              <w:rPr>
+                <w:rFonts w:ascii="Arial" w:hAnsi="Arial" w:eastAsia="Arial" w:cs="Tahoma"/>
+                <w:sz w:val="18"/>
+              </w:rPr>
+              <w:t>ISO-8601 ค.ศ.; nullable only when type includes null</w:t>
+            </w:r>
+          </w:p>
+        </w:tc>
+      </w:tr>
+      <w:tr>
+        <w:trPr>
+          <w:cantSplit/>
+        </w:trPr>
+        <w:tc>
+          <w:tcPr>
+            <w:tcW w:type="dxa" w:w="2520"/>
+            <w:vAlign w:val="center"/>
+          </w:tcPr>
+          <w:p>
+            <w:pPr>
+              <w:keepLines/>
+              <w:spacing w:after="0"/>
+            </w:pPr>
+            <w:r>
+              <w:rPr>
+                <w:rFonts w:ascii="Arial" w:hAnsi="Arial" w:eastAsia="Arial" w:cs="Tahoma"/>
+                <w:sz w:val="18"/>
+              </w:rPr>
+            </w:r>
+            <w:r>
+              <w:rPr>
+                <w:rFonts w:ascii="Arial" w:hAnsi="Arial" w:eastAsia="Arial" w:cs="Tahoma"/>
+                <w:sz w:val="18"/>
+              </w:rPr>
+              <w:t>costDetails[].costTargetN</w:t>
+            </w:r>
+          </w:p>
+        </w:tc>
+        <w:tc>
+          <w:tcPr>
+            <w:tcW w:type="dxa" w:w="2520"/>
+            <w:vAlign w:val="center"/>
+          </w:tcPr>
+          <w:p>
+            <w:pPr>
+              <w:keepLines/>
+              <w:spacing w:after="0"/>
+            </w:pPr>
+            <w:r>
+              <w:rPr>
+                <w:rFonts w:ascii="Arial" w:hAnsi="Arial" w:eastAsia="Arial" w:cs="Tahoma"/>
+                <w:sz w:val="18"/>
+              </w:rPr>
+            </w:r>
+            <w:r>
+              <w:rPr>
+                <w:rFonts w:ascii="Arial" w:hAnsi="Arial" w:eastAsia="Arial" w:cs="Tahoma"/>
+                <w:sz w:val="18"/>
+              </w:rPr>
+              <w:t>number</w:t>
+            </w:r>
+          </w:p>
+        </w:tc>
+        <w:tc>
+          <w:tcPr>
+            <w:tcW w:type="dxa" w:w="2520"/>
+            <w:vAlign w:val="center"/>
+          </w:tcPr>
+          <w:p>
+            <w:pPr>
+              <w:keepLines/>
+              <w:spacing w:after="0"/>
+            </w:pPr>
+            <w:r>
+              <w:rPr>
+                <w:rFonts w:ascii="Arial" w:hAnsi="Arial" w:eastAsia="Arial" w:cs="Tahoma"/>
+                <w:sz w:val="18"/>
+              </w:rPr>
+            </w:r>
+            <w:r>
+              <w:rPr>
+                <w:rFonts w:ascii="Arial" w:hAnsi="Arial" w:eastAsia="Arial" w:cs="Tahoma"/>
+                <w:sz w:val="18"/>
+              </w:rPr>
+              <w:t>Yes</w:t>
+            </w:r>
+          </w:p>
+        </w:tc>
+        <w:tc>
+          <w:tcPr>
+            <w:tcW w:type="dxa" w:w="2520"/>
+            <w:vAlign w:val="center"/>
+          </w:tcPr>
+          <w:p>
+            <w:pPr>
+              <w:keepLines/>
+              <w:spacing w:after="0"/>
+            </w:pPr>
+            <w:r>
+              <w:rPr>
+                <w:rFonts w:ascii="Arial" w:hAnsi="Arial" w:eastAsia="Arial" w:cs="Tahoma"/>
+                <w:sz w:val="18"/>
+              </w:rPr>
+            </w:r>
+            <w:r>
+              <w:rPr>
+                <w:rFonts w:ascii="Arial" w:hAnsi="Arial" w:eastAsia="Arial" w:cs="Tahoma"/>
+                <w:sz w:val="18"/>
+              </w:rPr>
+              <w:t>UTF-8; use value domain described by endpoint purpose</w:t>
+            </w:r>
+          </w:p>
+        </w:tc>
+      </w:tr>
+      <w:tr>
+        <w:trPr>
+          <w:cantSplit/>
+        </w:trPr>
+        <w:tc>
+          <w:tcPr>
+            <w:tcW w:type="dxa" w:w="2520"/>
+            <w:vAlign w:val="center"/>
+          </w:tcPr>
+          <w:p>
+            <w:pPr>
+              <w:keepLines/>
+              <w:spacing w:after="0"/>
+            </w:pPr>
+            <w:r>
+              <w:rPr>
+                <w:rFonts w:ascii="Arial" w:hAnsi="Arial" w:eastAsia="Arial" w:cs="Tahoma"/>
+                <w:sz w:val="18"/>
+              </w:rPr>
+            </w:r>
+            <w:r>
+              <w:rPr>
+                <w:rFonts w:ascii="Arial" w:hAnsi="Arial" w:eastAsia="Arial" w:cs="Tahoma"/>
+                <w:sz w:val="18"/>
+              </w:rPr>
+              <w:t>costDetails[].costAmountN</w:t>
+            </w:r>
+          </w:p>
+        </w:tc>
+        <w:tc>
+          <w:tcPr>
+            <w:tcW w:type="dxa" w:w="2520"/>
+            <w:vAlign w:val="center"/>
+          </w:tcPr>
+          <w:p>
+            <w:pPr>
+              <w:keepLines/>
+              <w:spacing w:after="0"/>
+            </w:pPr>
+            <w:r>
+              <w:rPr>
+                <w:rFonts w:ascii="Arial" w:hAnsi="Arial" w:eastAsia="Arial" w:cs="Tahoma"/>
+                <w:sz w:val="18"/>
+              </w:rPr>
+            </w:r>
+            <w:r>
+              <w:rPr>
+                <w:rFonts w:ascii="Arial" w:hAnsi="Arial" w:eastAsia="Arial" w:cs="Tahoma"/>
+                <w:sz w:val="18"/>
+              </w:rPr>
+              <w:t>number</w:t>
+            </w:r>
+          </w:p>
+        </w:tc>
+        <w:tc>
+          <w:tcPr>
+            <w:tcW w:type="dxa" w:w="2520"/>
+            <w:vAlign w:val="center"/>
+          </w:tcPr>
+          <w:p>
+            <w:pPr>
+              <w:keepLines/>
+              <w:spacing w:after="0"/>
+            </w:pPr>
+            <w:r>
+              <w:rPr>
+                <w:rFonts w:ascii="Arial" w:hAnsi="Arial" w:eastAsia="Arial" w:cs="Tahoma"/>
+                <w:sz w:val="18"/>
+              </w:rPr>
+            </w:r>
+            <w:r>
+              <w:rPr>
+                <w:rFonts w:ascii="Arial" w:hAnsi="Arial" w:eastAsia="Arial" w:cs="Tahoma"/>
+                <w:sz w:val="18"/>
+              </w:rPr>
+              <w:t>Yes</w:t>
+            </w:r>
+          </w:p>
+        </w:tc>
+        <w:tc>
+          <w:tcPr>
+            <w:tcW w:type="dxa" w:w="2520"/>
+            <w:vAlign w:val="center"/>
+          </w:tcPr>
+          <w:p>
+            <w:pPr>
+              <w:keepLines/>
+              <w:spacing w:after="0"/>
+            </w:pPr>
+            <w:r>
+              <w:rPr>
+                <w:rFonts w:ascii="Arial" w:hAnsi="Arial" w:eastAsia="Arial" w:cs="Tahoma"/>
+                <w:sz w:val="18"/>
+              </w:rPr>
+            </w:r>
+            <w:r>
+              <w:rPr>
+                <w:rFonts w:ascii="Arial" w:hAnsi="Arial" w:eastAsia="Arial" w:cs="Tahoma"/>
+                <w:sz w:val="18"/>
+              </w:rPr>
+              <w:t>number &gt;= 0 with 2 decimals</w:t>
+            </w:r>
+          </w:p>
+        </w:tc>
+      </w:tr>
+      <w:tr>
+        <w:trPr>
+          <w:cantSplit/>
+        </w:trPr>
+        <w:tc>
+          <w:tcPr>
+            <w:tcW w:type="dxa" w:w="2520"/>
+            <w:vAlign w:val="center"/>
+          </w:tcPr>
+          <w:p>
+            <w:pPr>
+              <w:keepLines/>
+              <w:spacing w:after="0"/>
+            </w:pPr>
+            <w:r>
+              <w:rPr>
+                <w:rFonts w:ascii="Arial" w:hAnsi="Arial" w:eastAsia="Arial" w:cs="Tahoma"/>
+                <w:sz w:val="18"/>
+              </w:rPr>
+            </w:r>
+            <w:r>
+              <w:rPr>
+                <w:rFonts w:ascii="Arial" w:hAnsi="Arial" w:eastAsia="Arial" w:cs="Tahoma"/>
+                <w:sz w:val="18"/>
+              </w:rPr>
+              <w:t>costDetails[].costTargetNc</w:t>
+            </w:r>
+          </w:p>
+        </w:tc>
+        <w:tc>
+          <w:tcPr>
+            <w:tcW w:type="dxa" w:w="2520"/>
+            <w:vAlign w:val="center"/>
+          </w:tcPr>
+          <w:p>
+            <w:pPr>
+              <w:keepLines/>
+              <w:spacing w:after="0"/>
+            </w:pPr>
+            <w:r>
+              <w:rPr>
+                <w:rFonts w:ascii="Arial" w:hAnsi="Arial" w:eastAsia="Arial" w:cs="Tahoma"/>
+                <w:sz w:val="18"/>
+              </w:rPr>
+            </w:r>
+            <w:r>
+              <w:rPr>
+                <w:rFonts w:ascii="Arial" w:hAnsi="Arial" w:eastAsia="Arial" w:cs="Tahoma"/>
+                <w:sz w:val="18"/>
+              </w:rPr>
+              <w:t>integer</w:t>
+            </w:r>
+          </w:p>
+        </w:tc>
+        <w:tc>
+          <w:tcPr>
+            <w:tcW w:type="dxa" w:w="2520"/>
+            <w:vAlign w:val="center"/>
+          </w:tcPr>
+          <w:p>
+            <w:pPr>
+              <w:keepLines/>
+              <w:spacing w:after="0"/>
+            </w:pPr>
+            <w:r>
+              <w:rPr>
+                <w:rFonts w:ascii="Arial" w:hAnsi="Arial" w:eastAsia="Arial" w:cs="Tahoma"/>
+                <w:sz w:val="18"/>
+              </w:rPr>
+            </w:r>
+            <w:r>
+              <w:rPr>
+                <w:rFonts w:ascii="Arial" w:hAnsi="Arial" w:eastAsia="Arial" w:cs="Tahoma"/>
+                <w:sz w:val="18"/>
+              </w:rPr>
+              <w:t>Yes</w:t>
+            </w:r>
+          </w:p>
+        </w:tc>
+        <w:tc>
+          <w:tcPr>
+            <w:tcW w:type="dxa" w:w="2520"/>
+            <w:vAlign w:val="center"/>
+          </w:tcPr>
+          <w:p>
+            <w:pPr>
+              <w:keepLines/>
+              <w:spacing w:after="0"/>
+            </w:pPr>
+            <w:r>
+              <w:rPr>
+                <w:rFonts w:ascii="Arial" w:hAnsi="Arial" w:eastAsia="Arial" w:cs="Tahoma"/>
+                <w:sz w:val="18"/>
+              </w:rPr>
+            </w:r>
+            <w:r>
+              <w:rPr>
+                <w:rFonts w:ascii="Arial" w:hAnsi="Arial" w:eastAsia="Arial" w:cs="Tahoma"/>
+                <w:sz w:val="18"/>
+              </w:rPr>
+              <w:t>UTF-8; use value domain described by endpoint purpose</w:t>
+            </w:r>
+          </w:p>
+        </w:tc>
+      </w:tr>
+      <w:tr>
+        <w:trPr>
+          <w:cantSplit/>
+        </w:trPr>
+        <w:tc>
+          <w:tcPr>
+            <w:tcW w:type="dxa" w:w="2520"/>
+            <w:vAlign w:val="center"/>
+          </w:tcPr>
+          <w:p>
+            <w:pPr>
+              <w:keepLines/>
+              <w:spacing w:after="0"/>
+            </w:pPr>
+            <w:r>
+              <w:rPr>
+                <w:rFonts w:ascii="Arial" w:hAnsi="Arial" w:eastAsia="Arial" w:cs="Tahoma"/>
+                <w:sz w:val="18"/>
+              </w:rPr>
+            </w:r>
+            <w:r>
+              <w:rPr>
+                <w:rFonts w:ascii="Arial" w:hAnsi="Arial" w:eastAsia="Arial" w:cs="Tahoma"/>
+                <w:sz w:val="18"/>
+              </w:rPr>
+              <w:t>costDetails[].costAmountNc</w:t>
+            </w:r>
+          </w:p>
+        </w:tc>
+        <w:tc>
+          <w:tcPr>
+            <w:tcW w:type="dxa" w:w="2520"/>
+            <w:vAlign w:val="center"/>
+          </w:tcPr>
+          <w:p>
+            <w:pPr>
+              <w:keepLines/>
+              <w:spacing w:after="0"/>
+            </w:pPr>
+            <w:r>
+              <w:rPr>
+                <w:rFonts w:ascii="Arial" w:hAnsi="Arial" w:eastAsia="Arial" w:cs="Tahoma"/>
+                <w:sz w:val="18"/>
+              </w:rPr>
+            </w:r>
+            <w:r>
+              <w:rPr>
+                <w:rFonts w:ascii="Arial" w:hAnsi="Arial" w:eastAsia="Arial" w:cs="Tahoma"/>
+                <w:sz w:val="18"/>
+              </w:rPr>
+              <w:t>integer</w:t>
+            </w:r>
+          </w:p>
+        </w:tc>
+        <w:tc>
+          <w:tcPr>
+            <w:tcW w:type="dxa" w:w="2520"/>
+            <w:vAlign w:val="center"/>
+          </w:tcPr>
+          <w:p>
+            <w:pPr>
+              <w:keepLines/>
+              <w:spacing w:after="0"/>
+            </w:pPr>
+            <w:r>
+              <w:rPr>
+                <w:rFonts w:ascii="Arial" w:hAnsi="Arial" w:eastAsia="Arial" w:cs="Tahoma"/>
+                <w:sz w:val="18"/>
+              </w:rPr>
+            </w:r>
+            <w:r>
+              <w:rPr>
+                <w:rFonts w:ascii="Arial" w:hAnsi="Arial" w:eastAsia="Arial" w:cs="Tahoma"/>
+                <w:sz w:val="18"/>
+              </w:rPr>
+              <w:t>Yes</w:t>
+            </w:r>
+          </w:p>
+        </w:tc>
+        <w:tc>
+          <w:tcPr>
+            <w:tcW w:type="dxa" w:w="2520"/>
+            <w:vAlign w:val="center"/>
+          </w:tcPr>
+          <w:p>
+            <w:pPr>
+              <w:keepLines/>
+              <w:spacing w:after="0"/>
+            </w:pPr>
+            <w:r>
+              <w:rPr>
+                <w:rFonts w:ascii="Arial" w:hAnsi="Arial" w:eastAsia="Arial" w:cs="Tahoma"/>
+                <w:sz w:val="18"/>
+              </w:rPr>
+            </w:r>
+            <w:r>
+              <w:rPr>
+                <w:rFonts w:ascii="Arial" w:hAnsi="Arial" w:eastAsia="Arial" w:cs="Tahoma"/>
+                <w:sz w:val="18"/>
+              </w:rPr>
+              <w:t>number &gt;= 0 with 2 decimals</w:t>
+            </w:r>
+          </w:p>
+        </w:tc>
+      </w:tr>
+      <w:tr>
+        <w:trPr>
+          <w:cantSplit/>
+        </w:trPr>
+        <w:tc>
+          <w:tcPr>
+            <w:tcW w:type="dxa" w:w="2520"/>
+            <w:vAlign w:val="center"/>
+          </w:tcPr>
+          <w:p>
+            <w:pPr>
+              <w:keepLines/>
+              <w:spacing w:after="0"/>
+            </w:pPr>
+            <w:r>
+              <w:rPr>
+                <w:rFonts w:ascii="Arial" w:hAnsi="Arial" w:eastAsia="Arial" w:cs="Tahoma"/>
+                <w:sz w:val="18"/>
+              </w:rPr>
+            </w:r>
+            <w:r>
+              <w:rPr>
+                <w:rFonts w:ascii="Arial" w:hAnsi="Arial" w:eastAsia="Arial" w:cs="Tahoma"/>
+                <w:sz w:val="18"/>
+              </w:rPr>
+              <w:t>compensationHistories</w:t>
+            </w:r>
+          </w:p>
+        </w:tc>
+        <w:tc>
+          <w:tcPr>
+            <w:tcW w:type="dxa" w:w="2520"/>
+            <w:vAlign w:val="center"/>
+          </w:tcPr>
+          <w:p>
+            <w:pPr>
+              <w:keepLines/>
+              <w:spacing w:after="0"/>
+            </w:pPr>
+            <w:r>
+              <w:rPr>
+                <w:rFonts w:ascii="Arial" w:hAnsi="Arial" w:eastAsia="Arial" w:cs="Tahoma"/>
+                <w:sz w:val="18"/>
+              </w:rPr>
+            </w:r>
+            <w:r>
+              <w:rPr>
+                <w:rFonts w:ascii="Arial" w:hAnsi="Arial" w:eastAsia="Arial" w:cs="Tahoma"/>
+                <w:sz w:val="18"/>
+              </w:rPr>
+              <w:t>array&lt;object&gt;</w:t>
+            </w:r>
+          </w:p>
+        </w:tc>
+        <w:tc>
+          <w:tcPr>
+            <w:tcW w:type="dxa" w:w="2520"/>
+            <w:vAlign w:val="center"/>
+          </w:tcPr>
+          <w:p>
+            <w:pPr>
+              <w:keepLines/>
+              <w:spacing w:after="0"/>
+            </w:pPr>
+            <w:r>
+              <w:rPr>
+                <w:rFonts w:ascii="Arial" w:hAnsi="Arial" w:eastAsia="Arial" w:cs="Tahoma"/>
+                <w:sz w:val="18"/>
+              </w:rPr>
+            </w:r>
+            <w:r>
+              <w:rPr>
+                <w:rFonts w:ascii="Arial" w:hAnsi="Arial" w:eastAsia="Arial" w:cs="Tahoma"/>
+                <w:sz w:val="18"/>
+              </w:rPr>
+              <w:t>Yes</w:t>
+            </w:r>
+          </w:p>
+        </w:tc>
+        <w:tc>
+          <w:tcPr>
+            <w:tcW w:type="dxa" w:w="2520"/>
+            <w:vAlign w:val="center"/>
+          </w:tcPr>
+          <w:p>
+            <w:pPr>
+              <w:keepLines/>
+              <w:spacing w:after="0"/>
+            </w:pPr>
+            <w:r>
+              <w:rPr>
+                <w:rFonts w:ascii="Arial" w:hAnsi="Arial" w:eastAsia="Arial" w:cs="Tahoma"/>
+                <w:sz w:val="18"/>
+              </w:rPr>
+            </w:r>
+            <w:r>
+              <w:rPr>
+                <w:rFonts w:ascii="Arial" w:hAnsi="Arial" w:eastAsia="Arial" w:cs="Tahoma"/>
+                <w:sz w:val="18"/>
+              </w:rPr>
+              <w:t>JSON array; element type shown in Type column</w:t>
+            </w:r>
+          </w:p>
+        </w:tc>
+      </w:tr>
+      <w:tr>
+        <w:trPr>
+          <w:cantSplit/>
+        </w:trPr>
+        <w:tc>
+          <w:tcPr>
+            <w:tcW w:type="dxa" w:w="2520"/>
+            <w:vAlign w:val="center"/>
+          </w:tcPr>
+          <w:p>
+            <w:pPr>
+              <w:keepLines/>
+              <w:spacing w:after="0"/>
+            </w:pPr>
+            <w:r>
+              <w:rPr>
+                <w:rFonts w:ascii="Arial" w:hAnsi="Arial" w:eastAsia="Arial" w:cs="Tahoma"/>
+                <w:sz w:val="18"/>
+              </w:rPr>
+            </w:r>
+            <w:r>
+              <w:rPr>
+                <w:rFonts w:ascii="Arial" w:hAnsi="Arial" w:eastAsia="Arial" w:cs="Tahoma"/>
+                <w:sz w:val="18"/>
+              </w:rPr>
+              <w:t>compensationHistories[].submitAccountMonth</w:t>
+            </w:r>
+          </w:p>
+        </w:tc>
+        <w:tc>
+          <w:tcPr>
+            <w:tcW w:type="dxa" w:w="2520"/>
+            <w:vAlign w:val="center"/>
+          </w:tcPr>
+          <w:p>
+            <w:pPr>
+              <w:keepLines/>
+              <w:spacing w:after="0"/>
+            </w:pPr>
+            <w:r>
+              <w:rPr>
+                <w:rFonts w:ascii="Arial" w:hAnsi="Arial" w:eastAsia="Arial" w:cs="Tahoma"/>
+                <w:sz w:val="18"/>
+              </w:rPr>
+            </w:r>
+            <w:r>
+              <w:rPr>
+                <w:rFonts w:ascii="Arial" w:hAnsi="Arial" w:eastAsia="Arial" w:cs="Tahoma"/>
+                <w:sz w:val="18"/>
+              </w:rPr>
+              <w:t>string</w:t>
+            </w:r>
+          </w:p>
+        </w:tc>
+        <w:tc>
+          <w:tcPr>
+            <w:tcW w:type="dxa" w:w="2520"/>
+            <w:vAlign w:val="center"/>
+          </w:tcPr>
+          <w:p>
+            <w:pPr>
+              <w:keepLines/>
+              <w:spacing w:after="0"/>
+            </w:pPr>
+            <w:r>
+              <w:rPr>
+                <w:rFonts w:ascii="Arial" w:hAnsi="Arial" w:eastAsia="Arial" w:cs="Tahoma"/>
+                <w:sz w:val="18"/>
+              </w:rPr>
+            </w:r>
+            <w:r>
+              <w:rPr>
+                <w:rFonts w:ascii="Arial" w:hAnsi="Arial" w:eastAsia="Arial" w:cs="Tahoma"/>
+                <w:sz w:val="18"/>
+              </w:rPr>
+              <w:t>Yes</w:t>
+            </w:r>
+          </w:p>
+        </w:tc>
+        <w:tc>
+          <w:tcPr>
+            <w:tcW w:type="dxa" w:w="2520"/>
+            <w:vAlign w:val="center"/>
+          </w:tcPr>
+          <w:p>
+            <w:pPr>
+              <w:keepLines/>
+              <w:spacing w:after="0"/>
+            </w:pPr>
+            <w:r>
+              <w:rPr>
+                <w:rFonts w:ascii="Arial" w:hAnsi="Arial" w:eastAsia="Arial" w:cs="Tahoma"/>
+                <w:sz w:val="18"/>
+              </w:rPr>
+            </w:r>
+            <w:r>
+              <w:rPr>
+                <w:rFonts w:ascii="Arial" w:hAnsi="Arial" w:eastAsia="Arial" w:cs="Tahoma"/>
+                <w:sz w:val="18"/>
+              </w:rPr>
+              <w:t>ISO-8601 ค.ศ.; nullable only when type includes null</w:t>
+            </w:r>
+          </w:p>
+        </w:tc>
+      </w:tr>
+      <w:tr>
+        <w:trPr>
+          <w:cantSplit/>
+        </w:trPr>
+        <w:tc>
+          <w:tcPr>
+            <w:tcW w:type="dxa" w:w="2520"/>
+            <w:vAlign w:val="center"/>
+          </w:tcPr>
+          <w:p>
+            <w:pPr>
+              <w:keepLines/>
+              <w:spacing w:after="0"/>
+            </w:pPr>
+            <w:r>
+              <w:rPr>
+                <w:rFonts w:ascii="Arial" w:hAnsi="Arial" w:eastAsia="Arial" w:cs="Tahoma"/>
+                <w:sz w:val="18"/>
+              </w:rPr>
+            </w:r>
+            <w:r>
+              <w:rPr>
+                <w:rFonts w:ascii="Arial" w:hAnsi="Arial" w:eastAsia="Arial" w:cs="Tahoma"/>
+                <w:sz w:val="18"/>
+              </w:rPr>
+              <w:t>compensationHistories[].compensationAmount</w:t>
+            </w:r>
+          </w:p>
+        </w:tc>
+        <w:tc>
+          <w:tcPr>
+            <w:tcW w:type="dxa" w:w="2520"/>
+            <w:vAlign w:val="center"/>
+          </w:tcPr>
+          <w:p>
+            <w:pPr>
+              <w:keepLines/>
+              <w:spacing w:after="0"/>
+            </w:pPr>
+            <w:r>
+              <w:rPr>
+                <w:rFonts w:ascii="Arial" w:hAnsi="Arial" w:eastAsia="Arial" w:cs="Tahoma"/>
+                <w:sz w:val="18"/>
+              </w:rPr>
+            </w:r>
+            <w:r>
+              <w:rPr>
+                <w:rFonts w:ascii="Arial" w:hAnsi="Arial" w:eastAsia="Arial" w:cs="Tahoma"/>
+                <w:sz w:val="18"/>
+              </w:rPr>
+              <w:t>number</w:t>
+            </w:r>
+          </w:p>
+        </w:tc>
+        <w:tc>
+          <w:tcPr>
+            <w:tcW w:type="dxa" w:w="2520"/>
+            <w:vAlign w:val="center"/>
+          </w:tcPr>
+          <w:p>
+            <w:pPr>
+              <w:keepLines/>
+              <w:spacing w:after="0"/>
+            </w:pPr>
+            <w:r>
+              <w:rPr>
+                <w:rFonts w:ascii="Arial" w:hAnsi="Arial" w:eastAsia="Arial" w:cs="Tahoma"/>
+                <w:sz w:val="18"/>
+              </w:rPr>
+            </w:r>
+            <w:r>
+              <w:rPr>
+                <w:rFonts w:ascii="Arial" w:hAnsi="Arial" w:eastAsia="Arial" w:cs="Tahoma"/>
+                <w:sz w:val="18"/>
+              </w:rPr>
+              <w:t>Yes</w:t>
+            </w:r>
+          </w:p>
+        </w:tc>
+        <w:tc>
+          <w:tcPr>
+            <w:tcW w:type="dxa" w:w="2520"/>
+            <w:vAlign w:val="center"/>
+          </w:tcPr>
+          <w:p>
+            <w:pPr>
+              <w:keepLines/>
+              <w:spacing w:after="0"/>
+            </w:pPr>
+            <w:r>
+              <w:rPr>
+                <w:rFonts w:ascii="Arial" w:hAnsi="Arial" w:eastAsia="Arial" w:cs="Tahoma"/>
+                <w:sz w:val="18"/>
+              </w:rPr>
+            </w:r>
+            <w:r>
+              <w:rPr>
+                <w:rFonts w:ascii="Arial" w:hAnsi="Arial" w:eastAsia="Arial" w:cs="Tahoma"/>
+                <w:sz w:val="18"/>
+              </w:rPr>
+              <w:t xml:space="preserve">number &gt;= 0 with 2 decimals · ⚠️ มาจากคนละคอลัมน์ตามที่อยู่: ใน </w:t>
+            </w:r>
+            <w:r>
+              <w:rPr>
+                <w:rFonts w:ascii="Courier New" w:hAnsi="Courier New" w:eastAsia="Courier New" w:cs="Tahoma"/>
+                <w:sz w:val="18"/>
+              </w:rPr>
+              <w:t>newStores[]</w:t>
+            </w:r>
+            <w:r>
+              <w:rPr>
+                <w:rFonts w:ascii="Arial" w:hAnsi="Arial" w:eastAsia="Arial" w:cs="Tahoma"/>
+                <w:sz w:val="18"/>
+              </w:rPr>
+              <w:t xml:space="preserve"> = </w:t>
+            </w:r>
+            <w:r>
+              <w:rPr>
+                <w:rFonts w:ascii="Courier New" w:hAnsi="Courier New" w:eastAsia="Courier New" w:cs="Tahoma"/>
+                <w:sz w:val="18"/>
+              </w:rPr>
+              <w:t>sgi_document_new_stores.compensation_amount</w:t>
+            </w:r>
+            <w:r>
+              <w:rPr>
+                <w:rFonts w:ascii="Arial" w:hAnsi="Arial" w:eastAsia="Arial" w:cs="Tahoma"/>
+                <w:sz w:val="18"/>
+              </w:rPr>
+              <w:t xml:space="preserve"> · ใน </w:t>
+            </w:r>
+            <w:r>
+              <w:rPr>
+                <w:rFonts w:ascii="Courier New" w:hAnsi="Courier New" w:eastAsia="Courier New" w:cs="Tahoma"/>
+                <w:sz w:val="18"/>
+              </w:rPr>
+              <w:t>compensationHistories[]</w:t>
+            </w:r>
+            <w:r>
+              <w:rPr>
+                <w:rFonts w:ascii="Arial" w:hAnsi="Arial" w:eastAsia="Arial" w:cs="Tahoma"/>
+                <w:sz w:val="18"/>
+              </w:rPr>
+              <w:t xml:space="preserve"> = </w:t>
+            </w:r>
+            <w:r>
+              <w:rPr>
+                <w:rFonts w:ascii="Courier New" w:hAnsi="Courier New" w:eastAsia="Courier New" w:cs="Tahoma"/>
+                <w:sz w:val="18"/>
+              </w:rPr>
+              <w:t>sgi_compensation_histories.compensate_amount</w:t>
+            </w:r>
+          </w:p>
+        </w:tc>
+      </w:tr>
+      <w:tr>
+        <w:trPr>
+          <w:cantSplit/>
+        </w:trPr>
+        <w:tc>
+          <w:tcPr>
+            <w:tcW w:type="dxa" w:w="2520"/>
+            <w:vAlign w:val="center"/>
+          </w:tcPr>
+          <w:p>
+            <w:pPr>
+              <w:keepLines/>
+              <w:spacing w:after="0"/>
+            </w:pPr>
+            <w:r>
+              <w:rPr>
+                <w:rFonts w:ascii="Arial" w:hAnsi="Arial" w:eastAsia="Arial" w:cs="Tahoma"/>
+                <w:sz w:val="18"/>
+              </w:rPr>
+            </w:r>
+            <w:r>
+              <w:rPr>
+                <w:rFonts w:ascii="Arial" w:hAnsi="Arial" w:eastAsia="Arial" w:cs="Tahoma"/>
+                <w:sz w:val="18"/>
+              </w:rPr>
+              <w:t>compensationHistories[].refDocNo</w:t>
+            </w:r>
+          </w:p>
+        </w:tc>
+        <w:tc>
+          <w:tcPr>
+            <w:tcW w:type="dxa" w:w="2520"/>
+            <w:vAlign w:val="center"/>
+          </w:tcPr>
+          <w:p>
+            <w:pPr>
+              <w:keepLines/>
+              <w:spacing w:after="0"/>
+            </w:pPr>
+            <w:r>
+              <w:rPr>
+                <w:rFonts w:ascii="Arial" w:hAnsi="Arial" w:eastAsia="Arial" w:cs="Tahoma"/>
+                <w:sz w:val="18"/>
+              </w:rPr>
+            </w:r>
+            <w:r>
+              <w:rPr>
+                <w:rFonts w:ascii="Arial" w:hAnsi="Arial" w:eastAsia="Arial" w:cs="Tahoma"/>
+                <w:sz w:val="18"/>
+              </w:rPr>
+              <w:t>string</w:t>
+            </w:r>
+          </w:p>
+        </w:tc>
+        <w:tc>
+          <w:tcPr>
+            <w:tcW w:type="dxa" w:w="2520"/>
+            <w:vAlign w:val="center"/>
+          </w:tcPr>
+          <w:p>
+            <w:pPr>
+              <w:keepLines/>
+              <w:spacing w:after="0"/>
+            </w:pPr>
+            <w:r>
+              <w:rPr>
+                <w:rFonts w:ascii="Arial" w:hAnsi="Arial" w:eastAsia="Arial" w:cs="Tahoma"/>
+                <w:sz w:val="18"/>
+              </w:rPr>
+            </w:r>
+            <w:r>
+              <w:rPr>
+                <w:rFonts w:ascii="Arial" w:hAnsi="Arial" w:eastAsia="Arial" w:cs="Tahoma"/>
+                <w:sz w:val="18"/>
+              </w:rPr>
+              <w:t>Yes</w:t>
+            </w:r>
+          </w:p>
+        </w:tc>
+        <w:tc>
+          <w:tcPr>
+            <w:tcW w:type="dxa" w:w="2520"/>
+            <w:vAlign w:val="center"/>
+          </w:tcPr>
+          <w:p>
+            <w:pPr>
+              <w:keepLines/>
+              <w:spacing w:after="0"/>
+            </w:pPr>
+            <w:r>
+              <w:rPr>
+                <w:rFonts w:ascii="Arial" w:hAnsi="Arial" w:eastAsia="Arial" w:cs="Tahoma"/>
+                <w:sz w:val="18"/>
+              </w:rPr>
+            </w:r>
+            <w:r>
+              <w:rPr>
+                <w:rFonts w:ascii="Arial" w:hAnsi="Arial" w:eastAsia="Arial" w:cs="Tahoma"/>
+                <w:sz w:val="18"/>
+              </w:rPr>
+              <w:t>UTF-8; use value domain described by endpoint purpose</w:t>
+            </w:r>
+          </w:p>
+        </w:tc>
+      </w:tr>
+      <w:tr>
+        <w:trPr>
+          <w:cantSplit/>
+        </w:trPr>
+        <w:tc>
+          <w:tcPr>
+            <w:tcW w:type="dxa" w:w="2520"/>
+            <w:vAlign w:val="center"/>
+          </w:tcPr>
+          <w:p>
+            <w:pPr>
+              <w:keepLines/>
+              <w:spacing w:after="0"/>
+            </w:pPr>
+            <w:r>
+              <w:rPr>
+                <w:rFonts w:ascii="Arial" w:hAnsi="Arial" w:eastAsia="Arial" w:cs="Tahoma"/>
+                <w:sz w:val="18"/>
+              </w:rPr>
+            </w:r>
+            <w:r>
+              <w:rPr>
+                <w:rFonts w:ascii="Arial" w:hAnsi="Arial" w:eastAsia="Arial" w:cs="Tahoma"/>
+                <w:sz w:val="18"/>
+              </w:rPr>
+              <w:t>compensationHistories[].accountingStatus</w:t>
+            </w:r>
+          </w:p>
+        </w:tc>
+        <w:tc>
+          <w:tcPr>
+            <w:tcW w:type="dxa" w:w="2520"/>
+            <w:vAlign w:val="center"/>
+          </w:tcPr>
+          <w:p>
+            <w:pPr>
+              <w:keepLines/>
+              <w:spacing w:after="0"/>
+            </w:pPr>
+            <w:r>
+              <w:rPr>
+                <w:rFonts w:ascii="Arial" w:hAnsi="Arial" w:eastAsia="Arial" w:cs="Tahoma"/>
+                <w:sz w:val="18"/>
+              </w:rPr>
+            </w:r>
+            <w:r>
+              <w:rPr>
+                <w:rFonts w:ascii="Arial" w:hAnsi="Arial" w:eastAsia="Arial" w:cs="Tahoma"/>
+                <w:sz w:val="18"/>
+              </w:rPr>
+              <w:t>string</w:t>
+            </w:r>
+          </w:p>
+        </w:tc>
+        <w:tc>
+          <w:tcPr>
+            <w:tcW w:type="dxa" w:w="2520"/>
+            <w:vAlign w:val="center"/>
+          </w:tcPr>
+          <w:p>
+            <w:pPr>
+              <w:keepLines/>
+              <w:spacing w:after="0"/>
+            </w:pPr>
+            <w:r>
+              <w:rPr>
+                <w:rFonts w:ascii="Arial" w:hAnsi="Arial" w:eastAsia="Arial" w:cs="Tahoma"/>
+                <w:sz w:val="18"/>
+              </w:rPr>
+            </w:r>
+            <w:r>
+              <w:rPr>
+                <w:rFonts w:ascii="Arial" w:hAnsi="Arial" w:eastAsia="Arial" w:cs="Tahoma"/>
+                <w:sz w:val="18"/>
+              </w:rPr>
+              <w:t>Yes</w:t>
+            </w:r>
+          </w:p>
+        </w:tc>
+        <w:tc>
+          <w:tcPr>
+            <w:tcW w:type="dxa" w:w="2520"/>
+            <w:vAlign w:val="center"/>
+          </w:tcPr>
+          <w:p>
+            <w:pPr>
+              <w:keepLines/>
+              <w:spacing w:after="0"/>
+            </w:pPr>
+            <w:r>
+              <w:rPr>
+                <w:rFonts w:ascii="Arial" w:hAnsi="Arial" w:eastAsia="Arial" w:cs="Tahoma"/>
+                <w:sz w:val="18"/>
+              </w:rPr>
+            </w:r>
+            <w:r>
+              <w:rPr>
+                <w:rFonts w:ascii="Arial" w:hAnsi="Arial" w:eastAsia="Arial" w:cs="Tahoma"/>
+                <w:sz w:val="18"/>
+              </w:rPr>
+              <w:t>UTF-8; use value domain described by endpoint purpose</w:t>
+            </w:r>
+          </w:p>
+        </w:tc>
+      </w:tr>
+      <w:tr>
+        <w:trPr>
+          <w:cantSplit/>
+        </w:trPr>
+        <w:tc>
+          <w:tcPr>
+            <w:tcW w:type="dxa" w:w="2520"/>
+            <w:vAlign w:val="center"/>
+          </w:tcPr>
+          <w:p>
+            <w:pPr>
+              <w:keepLines/>
+              <w:spacing w:after="0"/>
+            </w:pPr>
+            <w:r>
+              <w:rPr>
+                <w:rFonts w:ascii="Arial" w:hAnsi="Arial" w:eastAsia="Arial" w:cs="Tahoma"/>
+                <w:sz w:val="18"/>
+              </w:rPr>
+            </w:r>
+            <w:r>
+              <w:rPr>
+                <w:rFonts w:ascii="Arial" w:hAnsi="Arial" w:eastAsia="Arial" w:cs="Tahoma"/>
+                <w:sz w:val="18"/>
+              </w:rPr>
+              <w:t>considerationLogs</w:t>
+            </w:r>
+          </w:p>
+        </w:tc>
+        <w:tc>
+          <w:tcPr>
+            <w:tcW w:type="dxa" w:w="2520"/>
+            <w:vAlign w:val="center"/>
+          </w:tcPr>
+          <w:p>
+            <w:pPr>
+              <w:keepLines/>
+              <w:spacing w:after="0"/>
+            </w:pPr>
+            <w:r>
+              <w:rPr>
+                <w:rFonts w:ascii="Arial" w:hAnsi="Arial" w:eastAsia="Arial" w:cs="Tahoma"/>
+                <w:sz w:val="18"/>
+              </w:rPr>
+            </w:r>
+            <w:r>
+              <w:rPr>
+                <w:rFonts w:ascii="Arial" w:hAnsi="Arial" w:eastAsia="Arial" w:cs="Tahoma"/>
+                <w:sz w:val="18"/>
+              </w:rPr>
+              <w:t>array&lt;object&gt;</w:t>
+            </w:r>
+          </w:p>
+        </w:tc>
+        <w:tc>
+          <w:tcPr>
+            <w:tcW w:type="dxa" w:w="2520"/>
+            <w:vAlign w:val="center"/>
+          </w:tcPr>
+          <w:p>
+            <w:pPr>
+              <w:keepLines/>
+              <w:spacing w:after="0"/>
+            </w:pPr>
+            <w:r>
+              <w:rPr>
+                <w:rFonts w:ascii="Arial" w:hAnsi="Arial" w:eastAsia="Arial" w:cs="Tahoma"/>
+                <w:sz w:val="18"/>
+              </w:rPr>
+            </w:r>
+            <w:r>
+              <w:rPr>
+                <w:rFonts w:ascii="Arial" w:hAnsi="Arial" w:eastAsia="Arial" w:cs="Tahoma"/>
+                <w:sz w:val="18"/>
+              </w:rPr>
+              <w:t>Yes</w:t>
+            </w:r>
+          </w:p>
+        </w:tc>
+        <w:tc>
+          <w:tcPr>
+            <w:tcW w:type="dxa" w:w="2520"/>
+            <w:vAlign w:val="center"/>
+          </w:tcPr>
+          <w:p>
+            <w:pPr>
+              <w:keepLines/>
+              <w:spacing w:after="0"/>
+            </w:pPr>
+            <w:r>
+              <w:rPr>
+                <w:rFonts w:ascii="Arial" w:hAnsi="Arial" w:eastAsia="Arial" w:cs="Tahoma"/>
+                <w:sz w:val="18"/>
+              </w:rPr>
+            </w:r>
+            <w:r>
+              <w:rPr>
+                <w:rFonts w:ascii="Arial" w:hAnsi="Arial" w:eastAsia="Arial" w:cs="Tahoma"/>
+                <w:sz w:val="18"/>
+              </w:rPr>
+              <w:t>JSON array; element type shown in Type column</w:t>
+            </w:r>
+          </w:p>
+        </w:tc>
+      </w:tr>
+      <w:tr>
+        <w:trPr>
+          <w:cantSplit/>
+        </w:trPr>
+        <w:tc>
+          <w:tcPr>
+            <w:tcW w:type="dxa" w:w="2520"/>
+            <w:vAlign w:val="center"/>
+          </w:tcPr>
+          <w:p>
+            <w:pPr>
+              <w:keepLines/>
+              <w:spacing w:after="0"/>
+            </w:pPr>
+            <w:r>
+              <w:rPr>
+                <w:rFonts w:ascii="Arial" w:hAnsi="Arial" w:eastAsia="Arial" w:cs="Tahoma"/>
+                <w:sz w:val="18"/>
+              </w:rPr>
+            </w:r>
+            <w:r>
+              <w:rPr>
+                <w:rFonts w:ascii="Arial" w:hAnsi="Arial" w:eastAsia="Arial" w:cs="Tahoma"/>
+                <w:sz w:val="18"/>
+              </w:rPr>
+              <w:t>considerationLogs[].sectionCode</w:t>
+            </w:r>
+          </w:p>
+        </w:tc>
+        <w:tc>
+          <w:tcPr>
+            <w:tcW w:type="dxa" w:w="2520"/>
+            <w:vAlign w:val="center"/>
+          </w:tcPr>
+          <w:p>
+            <w:pPr>
+              <w:keepLines/>
+              <w:spacing w:after="0"/>
+            </w:pPr>
+            <w:r>
+              <w:rPr>
+                <w:rFonts w:ascii="Arial" w:hAnsi="Arial" w:eastAsia="Arial" w:cs="Tahoma"/>
+                <w:sz w:val="18"/>
+              </w:rPr>
+            </w:r>
+            <w:r>
+              <w:rPr>
+                <w:rFonts w:ascii="Arial" w:hAnsi="Arial" w:eastAsia="Arial" w:cs="Tahoma"/>
+                <w:sz w:val="18"/>
+              </w:rPr>
+              <w:t>string</w:t>
+            </w:r>
+          </w:p>
+        </w:tc>
+        <w:tc>
+          <w:tcPr>
+            <w:tcW w:type="dxa" w:w="2520"/>
+            <w:vAlign w:val="center"/>
+          </w:tcPr>
+          <w:p>
+            <w:pPr>
+              <w:keepLines/>
+              <w:spacing w:after="0"/>
+            </w:pPr>
+            <w:r>
+              <w:rPr>
+                <w:rFonts w:ascii="Arial" w:hAnsi="Arial" w:eastAsia="Arial" w:cs="Tahoma"/>
+                <w:sz w:val="18"/>
+              </w:rPr>
+            </w:r>
+            <w:r>
+              <w:rPr>
+                <w:rFonts w:ascii="Arial" w:hAnsi="Arial" w:eastAsia="Arial" w:cs="Tahoma"/>
+                <w:sz w:val="18"/>
+              </w:rPr>
+              <w:t>Yes</w:t>
+            </w:r>
+          </w:p>
+        </w:tc>
+        <w:tc>
+          <w:tcPr>
+            <w:tcW w:type="dxa" w:w="2520"/>
+            <w:vAlign w:val="center"/>
+          </w:tcPr>
+          <w:p>
+            <w:pPr>
+              <w:keepLines/>
+              <w:spacing w:after="0"/>
+            </w:pPr>
+            <w:r>
+              <w:rPr>
+                <w:rFonts w:ascii="Arial" w:hAnsi="Arial" w:eastAsia="Arial" w:cs="Tahoma"/>
+                <w:sz w:val="18"/>
+              </w:rPr>
+            </w:r>
+            <w:r>
+              <w:rPr>
+                <w:rFonts w:ascii="Arial" w:hAnsi="Arial" w:eastAsia="Arial" w:cs="Tahoma"/>
+                <w:sz w:val="18"/>
+              </w:rPr>
+              <w:t>canonical code; do not replace with display label</w:t>
+            </w:r>
+          </w:p>
+        </w:tc>
+      </w:tr>
+      <w:tr>
+        <w:trPr>
+          <w:cantSplit/>
+        </w:trPr>
+        <w:tc>
+          <w:tcPr>
+            <w:tcW w:type="dxa" w:w="2520"/>
+            <w:vAlign w:val="center"/>
+          </w:tcPr>
+          <w:p>
+            <w:pPr>
+              <w:keepLines/>
+              <w:spacing w:after="0"/>
+            </w:pPr>
+            <w:r>
+              <w:rPr>
+                <w:rFonts w:ascii="Arial" w:hAnsi="Arial" w:eastAsia="Arial" w:cs="Tahoma"/>
+                <w:sz w:val="18"/>
+              </w:rPr>
+            </w:r>
+            <w:r>
+              <w:rPr>
+                <w:rFonts w:ascii="Arial" w:hAnsi="Arial" w:eastAsia="Arial" w:cs="Tahoma"/>
+                <w:sz w:val="18"/>
+              </w:rPr>
+              <w:t>considerationLogs[].result</w:t>
+            </w:r>
+          </w:p>
+        </w:tc>
+        <w:tc>
+          <w:tcPr>
+            <w:tcW w:type="dxa" w:w="2520"/>
+            <w:vAlign w:val="center"/>
+          </w:tcPr>
+          <w:p>
+            <w:pPr>
+              <w:keepLines/>
+              <w:spacing w:after="0"/>
+            </w:pPr>
+            <w:r>
+              <w:rPr>
+                <w:rFonts w:ascii="Arial" w:hAnsi="Arial" w:eastAsia="Arial" w:cs="Tahoma"/>
+                <w:sz w:val="18"/>
+              </w:rPr>
+            </w:r>
+            <w:r>
+              <w:rPr>
+                <w:rFonts w:ascii="Arial" w:hAnsi="Arial" w:eastAsia="Arial" w:cs="Tahoma"/>
+                <w:sz w:val="18"/>
+              </w:rPr>
+              <w:t>string</w:t>
+            </w:r>
+          </w:p>
+        </w:tc>
+        <w:tc>
+          <w:tcPr>
+            <w:tcW w:type="dxa" w:w="2520"/>
+            <w:vAlign w:val="center"/>
+          </w:tcPr>
+          <w:p>
+            <w:pPr>
+              <w:keepLines/>
+              <w:spacing w:after="0"/>
+            </w:pPr>
+            <w:r>
+              <w:rPr>
+                <w:rFonts w:ascii="Arial" w:hAnsi="Arial" w:eastAsia="Arial" w:cs="Tahoma"/>
+                <w:sz w:val="18"/>
+              </w:rPr>
+            </w:r>
+            <w:r>
+              <w:rPr>
+                <w:rFonts w:ascii="Arial" w:hAnsi="Arial" w:eastAsia="Arial" w:cs="Tahoma"/>
+                <w:sz w:val="18"/>
+              </w:rPr>
+              <w:t>Yes</w:t>
+            </w:r>
+          </w:p>
+        </w:tc>
+        <w:tc>
+          <w:tcPr>
+            <w:tcW w:type="dxa" w:w="2520"/>
+            <w:vAlign w:val="center"/>
+          </w:tcPr>
+          <w:p>
+            <w:pPr>
+              <w:keepLines/>
+              <w:spacing w:after="0"/>
+            </w:pPr>
+            <w:r>
+              <w:rPr>
+                <w:rFonts w:ascii="Arial" w:hAnsi="Arial" w:eastAsia="Arial" w:cs="Tahoma"/>
+                <w:sz w:val="18"/>
+              </w:rPr>
+            </w:r>
+            <w:r>
+              <w:rPr>
+                <w:rFonts w:ascii="Arial" w:hAnsi="Arial" w:eastAsia="Arial" w:cs="Tahoma"/>
+                <w:sz w:val="18"/>
+              </w:rPr>
+              <w:t xml:space="preserve">ช่อง </w:t>
+            </w:r>
+            <w:r>
+              <w:rPr>
+                <w:rFonts w:ascii="Arial" w:hAnsi="Arial" w:eastAsia="Arial" w:cs="Tahoma"/>
+                <w:b/>
+                <w:sz w:val="18"/>
+              </w:rPr>
+              <w:t>ผลการพิจารณา</w:t>
+            </w:r>
+            <w:r>
+              <w:rPr>
+                <w:rFonts w:ascii="Arial" w:hAnsi="Arial" w:eastAsia="Arial" w:cs="Tahoma"/>
+                <w:sz w:val="18"/>
+              </w:rPr>
+              <w:t xml:space="preserve"> (มีเฉพาะหน้า *ที่เกี่ยวข้อง*) — </w:t>
+            </w:r>
+            <w:r>
+              <w:rPr>
+                <w:rFonts w:ascii="Courier New" w:hAnsi="Courier New" w:eastAsia="Courier New" w:cs="Tahoma"/>
+                <w:sz w:val="18"/>
+              </w:rPr>
+              <w:t>APPROVE</w:t>
+            </w:r>
+            <w:r>
+              <w:rPr>
+                <w:rFonts w:ascii="Arial" w:hAnsi="Arial" w:eastAsia="Arial" w:cs="Tahoma"/>
+                <w:sz w:val="18"/>
+              </w:rPr>
+              <w:t xml:space="preserve"> / </w:t>
+            </w:r>
+            <w:r>
+              <w:rPr>
+                <w:rFonts w:ascii="Courier New" w:hAnsi="Courier New" w:eastAsia="Courier New" w:cs="Tahoma"/>
+                <w:sz w:val="18"/>
+              </w:rPr>
+              <w:t>REJECT</w:t>
+            </w:r>
+            <w:r>
+              <w:rPr>
+                <w:rFonts w:ascii="Arial" w:hAnsi="Arial" w:eastAsia="Arial" w:cs="Tahoma"/>
+                <w:sz w:val="18"/>
+              </w:rPr>
+              <w:t xml:space="preserve"> / </w:t>
+            </w:r>
+            <w:r>
+              <w:rPr>
+                <w:rFonts w:ascii="Courier New" w:hAnsi="Courier New" w:eastAsia="Courier New" w:cs="Tahoma"/>
+                <w:sz w:val="18"/>
+              </w:rPr>
+              <w:t>CANCELLED</w:t>
+            </w:r>
+            <w:r>
+              <w:rPr>
+                <w:rFonts w:ascii="Arial" w:hAnsi="Arial" w:eastAsia="Arial" w:cs="Tahoma"/>
+                <w:sz w:val="18"/>
+              </w:rPr>
+              <w:t xml:space="preserve"> / </w:t>
+            </w:r>
+            <w:r>
+              <w:rPr>
+                <w:rFonts w:ascii="Courier New" w:hAnsi="Courier New" w:eastAsia="Courier New" w:cs="Tahoma"/>
+                <w:sz w:val="18"/>
+              </w:rPr>
+              <w:t>NONE</w:t>
+            </w:r>
+            <w:r>
+              <w:rPr>
+                <w:rFonts w:ascii="Arial" w:hAnsi="Arial" w:eastAsia="Arial" w:cs="Tahoma"/>
+                <w:sz w:val="18"/>
+              </w:rPr>
+              <w:t xml:space="preserve"> · ดูจากผลพิจารณา </w:t>
+            </w:r>
+            <w:r>
+              <w:rPr>
+                <w:rFonts w:ascii="Arial" w:hAnsi="Arial" w:eastAsia="Arial" w:cs="Tahoma"/>
+                <w:b/>
+                <w:sz w:val="18"/>
+              </w:rPr>
+              <w:t>ล่าสุด</w:t>
+            </w:r>
+            <w:r>
+              <w:rPr>
+                <w:rFonts w:ascii="Arial" w:hAnsi="Arial" w:eastAsia="Arial" w:cs="Tahoma"/>
+                <w:sz w:val="18"/>
+              </w:rPr>
+              <w:t xml:space="preserve"> ของเอกสารใน </w:t>
+            </w:r>
+            <w:r>
+              <w:rPr>
+                <w:rFonts w:ascii="Courier New" w:hAnsi="Courier New" w:eastAsia="Courier New" w:cs="Tahoma"/>
+                <w:sz w:val="18"/>
+              </w:rPr>
+              <w:t>sgi_consideration_logs</w:t>
+            </w:r>
+            <w:r>
+              <w:rPr>
+                <w:rFonts w:ascii="Arial" w:hAnsi="Arial" w:eastAsia="Arial" w:cs="Tahoma"/>
+                <w:sz w:val="18"/>
+              </w:rPr>
+              <w:t xml:space="preserve"> ไม่ได้อยู่ที่หัวเอกสาร</w:t>
+            </w:r>
+          </w:p>
+        </w:tc>
+      </w:tr>
+      <w:tr>
+        <w:trPr>
+          <w:cantSplit/>
+        </w:trPr>
+        <w:tc>
+          <w:tcPr>
+            <w:tcW w:type="dxa" w:w="2520"/>
+            <w:vAlign w:val="center"/>
+          </w:tcPr>
+          <w:p>
+            <w:pPr>
+              <w:keepLines/>
+              <w:spacing w:after="0"/>
+            </w:pPr>
+            <w:r>
+              <w:rPr>
+                <w:rFonts w:ascii="Arial" w:hAnsi="Arial" w:eastAsia="Arial" w:cs="Tahoma"/>
+                <w:sz w:val="18"/>
+              </w:rPr>
+            </w:r>
+            <w:r>
+              <w:rPr>
+                <w:rFonts w:ascii="Arial" w:hAnsi="Arial" w:eastAsia="Arial" w:cs="Tahoma"/>
+                <w:sz w:val="18"/>
+              </w:rPr>
+              <w:t>considerationLogs[].resultCategory</w:t>
+            </w:r>
+          </w:p>
+        </w:tc>
+        <w:tc>
+          <w:tcPr>
+            <w:tcW w:type="dxa" w:w="2520"/>
+            <w:vAlign w:val="center"/>
+          </w:tcPr>
+          <w:p>
+            <w:pPr>
+              <w:keepLines/>
+              <w:spacing w:after="0"/>
+            </w:pPr>
+            <w:r>
+              <w:rPr>
+                <w:rFonts w:ascii="Arial" w:hAnsi="Arial" w:eastAsia="Arial" w:cs="Tahoma"/>
+                <w:sz w:val="18"/>
+              </w:rPr>
+            </w:r>
+            <w:r>
+              <w:rPr>
+                <w:rFonts w:ascii="Arial" w:hAnsi="Arial" w:eastAsia="Arial" w:cs="Tahoma"/>
+                <w:sz w:val="18"/>
+              </w:rPr>
+              <w:t>string</w:t>
+            </w:r>
+          </w:p>
+        </w:tc>
+        <w:tc>
+          <w:tcPr>
+            <w:tcW w:type="dxa" w:w="2520"/>
+            <w:vAlign w:val="center"/>
+          </w:tcPr>
+          <w:p>
+            <w:pPr>
+              <w:keepLines/>
+              <w:spacing w:after="0"/>
+            </w:pPr>
+            <w:r>
+              <w:rPr>
+                <w:rFonts w:ascii="Arial" w:hAnsi="Arial" w:eastAsia="Arial" w:cs="Tahoma"/>
+                <w:sz w:val="18"/>
+              </w:rPr>
+            </w:r>
+            <w:r>
+              <w:rPr>
+                <w:rFonts w:ascii="Arial" w:hAnsi="Arial" w:eastAsia="Arial" w:cs="Tahoma"/>
+                <w:sz w:val="18"/>
+              </w:rPr>
+              <w:t>Yes</w:t>
+            </w:r>
+          </w:p>
+        </w:tc>
+        <w:tc>
+          <w:tcPr>
+            <w:tcW w:type="dxa" w:w="2520"/>
+            <w:vAlign w:val="center"/>
+          </w:tcPr>
+          <w:p>
+            <w:pPr>
+              <w:keepLines/>
+              <w:spacing w:after="0"/>
+            </w:pPr>
+            <w:r>
+              <w:rPr>
+                <w:rFonts w:ascii="Arial" w:hAnsi="Arial" w:eastAsia="Arial" w:cs="Tahoma"/>
+                <w:sz w:val="18"/>
+              </w:rPr>
+            </w:r>
+            <w:r>
+              <w:rPr>
+                <w:rFonts w:ascii="Arial" w:hAnsi="Arial" w:eastAsia="Arial" w:cs="Tahoma"/>
+                <w:sz w:val="18"/>
+              </w:rPr>
+              <w:t>UTF-8; use value domain described by endpoint purpose</w:t>
+            </w:r>
+          </w:p>
+        </w:tc>
+      </w:tr>
+      <w:tr>
+        <w:trPr>
+          <w:cantSplit/>
+        </w:trPr>
+        <w:tc>
+          <w:tcPr>
+            <w:tcW w:type="dxa" w:w="2520"/>
+            <w:vAlign w:val="center"/>
+          </w:tcPr>
+          <w:p>
+            <w:pPr>
+              <w:keepLines/>
+              <w:spacing w:after="0"/>
+            </w:pPr>
+            <w:r>
+              <w:rPr>
+                <w:rFonts w:ascii="Arial" w:hAnsi="Arial" w:eastAsia="Arial" w:cs="Tahoma"/>
+                <w:sz w:val="18"/>
+              </w:rPr>
+            </w:r>
+            <w:r>
+              <w:rPr>
+                <w:rFonts w:ascii="Arial" w:hAnsi="Arial" w:eastAsia="Arial" w:cs="Tahoma"/>
+                <w:sz w:val="18"/>
+              </w:rPr>
+              <w:t>considerationLogs[].detail</w:t>
+            </w:r>
+          </w:p>
+        </w:tc>
+        <w:tc>
+          <w:tcPr>
+            <w:tcW w:type="dxa" w:w="2520"/>
+            <w:vAlign w:val="center"/>
+          </w:tcPr>
+          <w:p>
+            <w:pPr>
+              <w:keepLines/>
+              <w:spacing w:after="0"/>
+            </w:pPr>
+            <w:r>
+              <w:rPr>
+                <w:rFonts w:ascii="Arial" w:hAnsi="Arial" w:eastAsia="Arial" w:cs="Tahoma"/>
+                <w:sz w:val="18"/>
+              </w:rPr>
+            </w:r>
+            <w:r>
+              <w:rPr>
+                <w:rFonts w:ascii="Arial" w:hAnsi="Arial" w:eastAsia="Arial" w:cs="Tahoma"/>
+                <w:sz w:val="18"/>
+              </w:rPr>
+              <w:t>string</w:t>
+            </w:r>
+          </w:p>
+        </w:tc>
+        <w:tc>
+          <w:tcPr>
+            <w:tcW w:type="dxa" w:w="2520"/>
+            <w:vAlign w:val="center"/>
+          </w:tcPr>
+          <w:p>
+            <w:pPr>
+              <w:keepLines/>
+              <w:spacing w:after="0"/>
+            </w:pPr>
+            <w:r>
+              <w:rPr>
+                <w:rFonts w:ascii="Arial" w:hAnsi="Arial" w:eastAsia="Arial" w:cs="Tahoma"/>
+                <w:sz w:val="18"/>
+              </w:rPr>
+            </w:r>
+            <w:r>
+              <w:rPr>
+                <w:rFonts w:ascii="Arial" w:hAnsi="Arial" w:eastAsia="Arial" w:cs="Tahoma"/>
+                <w:sz w:val="18"/>
+              </w:rPr>
+              <w:t>Yes</w:t>
+            </w:r>
+          </w:p>
+        </w:tc>
+        <w:tc>
+          <w:tcPr>
+            <w:tcW w:type="dxa" w:w="2520"/>
+            <w:vAlign w:val="center"/>
+          </w:tcPr>
+          <w:p>
+            <w:pPr>
+              <w:keepLines/>
+              <w:spacing w:after="0"/>
+            </w:pPr>
+            <w:r>
+              <w:rPr>
+                <w:rFonts w:ascii="Arial" w:hAnsi="Arial" w:eastAsia="Arial" w:cs="Tahoma"/>
+                <w:sz w:val="18"/>
+              </w:rPr>
+            </w:r>
+            <w:r>
+              <w:rPr>
+                <w:rFonts w:ascii="Arial" w:hAnsi="Arial" w:eastAsia="Arial" w:cs="Tahoma"/>
+                <w:sz w:val="18"/>
+              </w:rPr>
+              <w:t>UTF-8; use value domain described by endpoint purpose</w:t>
+            </w:r>
+          </w:p>
+        </w:tc>
+      </w:tr>
+      <w:tr>
+        <w:trPr>
+          <w:cantSplit/>
+        </w:trPr>
+        <w:tc>
+          <w:tcPr>
+            <w:tcW w:type="dxa" w:w="2520"/>
+            <w:vAlign w:val="center"/>
+          </w:tcPr>
+          <w:p>
+            <w:pPr>
+              <w:keepLines/>
+              <w:spacing w:after="0"/>
+            </w:pPr>
+            <w:r>
+              <w:rPr>
+                <w:rFonts w:ascii="Arial" w:hAnsi="Arial" w:eastAsia="Arial" w:cs="Tahoma"/>
+                <w:sz w:val="18"/>
+              </w:rPr>
+            </w:r>
+            <w:r>
+              <w:rPr>
+                <w:rFonts w:ascii="Arial" w:hAnsi="Arial" w:eastAsia="Arial" w:cs="Tahoma"/>
+                <w:sz w:val="18"/>
+              </w:rPr>
+              <w:t>considerationLogs[].considerBy</w:t>
+            </w:r>
+          </w:p>
+        </w:tc>
+        <w:tc>
+          <w:tcPr>
+            <w:tcW w:type="dxa" w:w="2520"/>
+            <w:vAlign w:val="center"/>
+          </w:tcPr>
+          <w:p>
+            <w:pPr>
+              <w:keepLines/>
+              <w:spacing w:after="0"/>
+            </w:pPr>
+            <w:r>
+              <w:rPr>
+                <w:rFonts w:ascii="Arial" w:hAnsi="Arial" w:eastAsia="Arial" w:cs="Tahoma"/>
+                <w:sz w:val="18"/>
+              </w:rPr>
+            </w:r>
+            <w:r>
+              <w:rPr>
+                <w:rFonts w:ascii="Arial" w:hAnsi="Arial" w:eastAsia="Arial" w:cs="Tahoma"/>
+                <w:sz w:val="18"/>
+              </w:rPr>
+              <w:t>string</w:t>
+            </w:r>
+          </w:p>
+        </w:tc>
+        <w:tc>
+          <w:tcPr>
+            <w:tcW w:type="dxa" w:w="2520"/>
+            <w:vAlign w:val="center"/>
+          </w:tcPr>
+          <w:p>
+            <w:pPr>
+              <w:keepLines/>
+              <w:spacing w:after="0"/>
+            </w:pPr>
+            <w:r>
+              <w:rPr>
+                <w:rFonts w:ascii="Arial" w:hAnsi="Arial" w:eastAsia="Arial" w:cs="Tahoma"/>
+                <w:sz w:val="18"/>
+              </w:rPr>
+            </w:r>
+            <w:r>
+              <w:rPr>
+                <w:rFonts w:ascii="Arial" w:hAnsi="Arial" w:eastAsia="Arial" w:cs="Tahoma"/>
+                <w:sz w:val="18"/>
+              </w:rPr>
+              <w:t>Yes</w:t>
+            </w:r>
+          </w:p>
+        </w:tc>
+        <w:tc>
+          <w:tcPr>
+            <w:tcW w:type="dxa" w:w="2520"/>
+            <w:vAlign w:val="center"/>
+          </w:tcPr>
+          <w:p>
+            <w:pPr>
+              <w:keepLines/>
+              <w:spacing w:after="0"/>
+            </w:pPr>
+            <w:r>
+              <w:rPr>
+                <w:rFonts w:ascii="Arial" w:hAnsi="Arial" w:eastAsia="Arial" w:cs="Tahoma"/>
+                <w:sz w:val="18"/>
+              </w:rPr>
+            </w:r>
+            <w:r>
+              <w:rPr>
+                <w:rFonts w:ascii="Arial" w:hAnsi="Arial" w:eastAsia="Arial" w:cs="Tahoma"/>
+                <w:sz w:val="18"/>
+              </w:rPr>
+              <w:t>UTF-8; use value domain described by endpoint purpose</w:t>
+            </w:r>
+          </w:p>
+        </w:tc>
+      </w:tr>
+      <w:tr>
+        <w:trPr>
+          <w:cantSplit/>
+        </w:trPr>
+        <w:tc>
+          <w:tcPr>
+            <w:tcW w:type="dxa" w:w="2520"/>
+            <w:vAlign w:val="center"/>
+          </w:tcPr>
+          <w:p>
+            <w:pPr>
+              <w:keepLines/>
+              <w:spacing w:after="0"/>
+            </w:pPr>
+            <w:r>
+              <w:rPr>
+                <w:rFonts w:ascii="Arial" w:hAnsi="Arial" w:eastAsia="Arial" w:cs="Tahoma"/>
+                <w:sz w:val="18"/>
+              </w:rPr>
+            </w:r>
+            <w:r>
+              <w:rPr>
+                <w:rFonts w:ascii="Arial" w:hAnsi="Arial" w:eastAsia="Arial" w:cs="Tahoma"/>
+                <w:sz w:val="18"/>
+              </w:rPr>
+              <w:t>considerationLogs[].actionDatetime</w:t>
+            </w:r>
+          </w:p>
+        </w:tc>
+        <w:tc>
+          <w:tcPr>
+            <w:tcW w:type="dxa" w:w="2520"/>
+            <w:vAlign w:val="center"/>
+          </w:tcPr>
+          <w:p>
+            <w:pPr>
+              <w:keepLines/>
+              <w:spacing w:after="0"/>
+            </w:pPr>
+            <w:r>
+              <w:rPr>
+                <w:rFonts w:ascii="Arial" w:hAnsi="Arial" w:eastAsia="Arial" w:cs="Tahoma"/>
+                <w:sz w:val="18"/>
+              </w:rPr>
+            </w:r>
+            <w:r>
+              <w:rPr>
+                <w:rFonts w:ascii="Arial" w:hAnsi="Arial" w:eastAsia="Arial" w:cs="Tahoma"/>
+                <w:sz w:val="18"/>
+              </w:rPr>
+              <w:t>string</w:t>
+            </w:r>
+          </w:p>
+        </w:tc>
+        <w:tc>
+          <w:tcPr>
+            <w:tcW w:type="dxa" w:w="2520"/>
+            <w:vAlign w:val="center"/>
+          </w:tcPr>
+          <w:p>
+            <w:pPr>
+              <w:keepLines/>
+              <w:spacing w:after="0"/>
+            </w:pPr>
+            <w:r>
+              <w:rPr>
+                <w:rFonts w:ascii="Arial" w:hAnsi="Arial" w:eastAsia="Arial" w:cs="Tahoma"/>
+                <w:sz w:val="18"/>
+              </w:rPr>
+            </w:r>
+            <w:r>
+              <w:rPr>
+                <w:rFonts w:ascii="Arial" w:hAnsi="Arial" w:eastAsia="Arial" w:cs="Tahoma"/>
+                <w:sz w:val="18"/>
+              </w:rPr>
+              <w:t>Yes</w:t>
+            </w:r>
+          </w:p>
+        </w:tc>
+        <w:tc>
+          <w:tcPr>
+            <w:tcW w:type="dxa" w:w="2520"/>
+            <w:vAlign w:val="center"/>
+          </w:tcPr>
+          <w:p>
+            <w:pPr>
+              <w:keepLines/>
+              <w:spacing w:after="0"/>
+            </w:pPr>
+            <w:r>
+              <w:rPr>
+                <w:rFonts w:ascii="Arial" w:hAnsi="Arial" w:eastAsia="Arial" w:cs="Tahoma"/>
+                <w:sz w:val="18"/>
+              </w:rPr>
+            </w:r>
+            <w:r>
+              <w:rPr>
+                <w:rFonts w:ascii="Arial" w:hAnsi="Arial" w:eastAsia="Arial" w:cs="Tahoma"/>
+                <w:sz w:val="18"/>
+              </w:rPr>
+              <w:t>ISO-8601 ค.ศ.; nullable only when type includes null</w:t>
+            </w:r>
+          </w:p>
+        </w:tc>
+      </w:tr>
+      <w:tr>
+        <w:trPr>
+          <w:cantSplit/>
+        </w:trPr>
+        <w:tc>
+          <w:tcPr>
+            <w:tcW w:type="dxa" w:w="2520"/>
+            <w:vAlign w:val="center"/>
+          </w:tcPr>
+          <w:p>
+            <w:pPr>
+              <w:keepLines/>
+              <w:spacing w:after="0"/>
+            </w:pPr>
+            <w:r>
+              <w:rPr>
+                <w:rFonts w:ascii="Arial" w:hAnsi="Arial" w:eastAsia="Arial" w:cs="Tahoma"/>
+                <w:sz w:val="18"/>
+              </w:rPr>
+            </w:r>
+            <w:r>
+              <w:rPr>
+                <w:rFonts w:ascii="Arial" w:hAnsi="Arial" w:eastAsia="Arial" w:cs="Tahoma"/>
+                <w:sz w:val="18"/>
+              </w:rPr>
+              <w:t>allmapUrl</w:t>
+            </w:r>
+          </w:p>
+        </w:tc>
+        <w:tc>
+          <w:tcPr>
+            <w:tcW w:type="dxa" w:w="2520"/>
+            <w:vAlign w:val="center"/>
+          </w:tcPr>
+          <w:p>
+            <w:pPr>
+              <w:keepLines/>
+              <w:spacing w:after="0"/>
+            </w:pPr>
+            <w:r>
+              <w:rPr>
+                <w:rFonts w:ascii="Arial" w:hAnsi="Arial" w:eastAsia="Arial" w:cs="Tahoma"/>
+                <w:sz w:val="18"/>
+              </w:rPr>
+            </w:r>
+            <w:r>
+              <w:rPr>
+                <w:rFonts w:ascii="Arial" w:hAnsi="Arial" w:eastAsia="Arial" w:cs="Tahoma"/>
+                <w:sz w:val="18"/>
+              </w:rPr>
+              <w:t>string</w:t>
+            </w:r>
+          </w:p>
+        </w:tc>
+        <w:tc>
+          <w:tcPr>
+            <w:tcW w:type="dxa" w:w="2520"/>
+            <w:vAlign w:val="center"/>
+          </w:tcPr>
+          <w:p>
+            <w:pPr>
+              <w:keepLines/>
+              <w:spacing w:after="0"/>
+            </w:pPr>
+            <w:r>
+              <w:rPr>
+                <w:rFonts w:ascii="Arial" w:hAnsi="Arial" w:eastAsia="Arial" w:cs="Tahoma"/>
+                <w:sz w:val="18"/>
+              </w:rPr>
+            </w:r>
+            <w:r>
+              <w:rPr>
+                <w:rFonts w:ascii="Arial" w:hAnsi="Arial" w:eastAsia="Arial" w:cs="Tahoma"/>
+                <w:sz w:val="18"/>
+              </w:rPr>
+              <w:t>Yes</w:t>
+            </w:r>
+          </w:p>
+        </w:tc>
+        <w:tc>
+          <w:tcPr>
+            <w:tcW w:type="dxa" w:w="2520"/>
+            <w:vAlign w:val="center"/>
+          </w:tcPr>
+          <w:p>
+            <w:pPr>
+              <w:keepLines/>
+              <w:spacing w:after="0"/>
+            </w:pPr>
+            <w:r>
+              <w:rPr>
+                <w:rFonts w:ascii="Arial" w:hAnsi="Arial" w:eastAsia="Arial" w:cs="Tahoma"/>
+                <w:sz w:val="18"/>
+              </w:rPr>
+            </w:r>
+            <w:r>
+              <w:rPr>
+                <w:rFonts w:ascii="Arial" w:hAnsi="Arial" w:eastAsia="Arial" w:cs="Tahoma"/>
+                <w:sz w:val="18"/>
+              </w:rPr>
+              <w:t>UTF-8; use value domain described by endpoint purpose</w:t>
             </w:r>
           </w:p>
         </w:tc>
@@ -11648,6 +16541,166 @@
                 <w:rFonts w:ascii="Arial" w:hAnsi="Arial" w:eastAsia="Arial" w:cs="Tahoma"/>
                 <w:sz w:val="18"/>
               </w:rPr>
+              <w:t>sgi_document_cost_details</w:t>
+            </w:r>
+          </w:p>
+        </w:tc>
+        <w:tc>
+          <w:tcPr>
+            <w:tcW w:type="dxa" w:w="3360"/>
+            <w:vAlign w:val="center"/>
+          </w:tcPr>
+          <w:p>
+            <w:pPr>
+              <w:keepLines/>
+              <w:spacing w:after="0"/>
+            </w:pPr>
+            <w:r>
+              <w:rPr>
+                <w:rFonts w:ascii="Arial" w:hAnsi="Arial" w:eastAsia="Arial" w:cs="Tahoma"/>
+                <w:sz w:val="18"/>
+              </w:rPr>
+            </w:r>
+            <w:r>
+              <w:rPr>
+                <w:rFonts w:ascii="Arial" w:hAnsi="Arial" w:eastAsia="Arial" w:cs="Tahoma"/>
+                <w:sz w:val="18"/>
+              </w:rPr>
+              <w:t>R</w:t>
+            </w:r>
+          </w:p>
+        </w:tc>
+        <w:tc>
+          <w:tcPr>
+            <w:tcW w:type="dxa" w:w="3360"/>
+            <w:vAlign w:val="center"/>
+          </w:tcPr>
+          <w:p>
+            <w:pPr>
+              <w:keepLines/>
+              <w:spacing w:after="0"/>
+            </w:pPr>
+            <w:r>
+              <w:rPr>
+                <w:rFonts w:ascii="Arial" w:hAnsi="Arial" w:eastAsia="Arial" w:cs="Tahoma"/>
+                <w:sz w:val="18"/>
+              </w:rPr>
+            </w:r>
+            <w:r>
+              <w:rPr>
+                <w:rFonts w:ascii="Arial" w:hAnsi="Arial" w:eastAsia="Arial" w:cs="Tahoma"/>
+                <w:sz w:val="18"/>
+              </w:rPr>
+              <w:t>การ์ด "คำนวณเงินชดเชย" — ยอดแยกรายเดือน × รายร้านเปิดใหม่ (เพิ่ม 2026-09-09)</w:t>
+            </w:r>
+          </w:p>
+        </w:tc>
+      </w:tr>
+      <w:tr>
+        <w:trPr>
+          <w:cantSplit/>
+        </w:trPr>
+        <w:tc>
+          <w:tcPr>
+            <w:tcW w:type="dxa" w:w="3360"/>
+            <w:vAlign w:val="center"/>
+          </w:tcPr>
+          <w:p>
+            <w:pPr>
+              <w:keepLines/>
+              <w:spacing w:after="0"/>
+            </w:pPr>
+            <w:r>
+              <w:rPr>
+                <w:rFonts w:ascii="Arial" w:hAnsi="Arial" w:eastAsia="Arial" w:cs="Tahoma"/>
+                <w:sz w:val="18"/>
+              </w:rPr>
+            </w:r>
+            <w:r>
+              <w:rPr>
+                <w:rFonts w:ascii="Arial" w:hAnsi="Arial" w:eastAsia="Arial" w:cs="Tahoma"/>
+                <w:sz w:val="18"/>
+              </w:rPr>
+              <w:t>sgi_compensation_histories</w:t>
+            </w:r>
+          </w:p>
+        </w:tc>
+        <w:tc>
+          <w:tcPr>
+            <w:tcW w:type="dxa" w:w="3360"/>
+            <w:vAlign w:val="center"/>
+          </w:tcPr>
+          <w:p>
+            <w:pPr>
+              <w:keepLines/>
+              <w:spacing w:after="0"/>
+            </w:pPr>
+            <w:r>
+              <w:rPr>
+                <w:rFonts w:ascii="Arial" w:hAnsi="Arial" w:eastAsia="Arial" w:cs="Tahoma"/>
+                <w:sz w:val="18"/>
+              </w:rPr>
+            </w:r>
+            <w:r>
+              <w:rPr>
+                <w:rFonts w:ascii="Arial" w:hAnsi="Arial" w:eastAsia="Arial" w:cs="Tahoma"/>
+                <w:sz w:val="18"/>
+              </w:rPr>
+              <w:t>R</w:t>
+            </w:r>
+          </w:p>
+        </w:tc>
+        <w:tc>
+          <w:tcPr>
+            <w:tcW w:type="dxa" w:w="3360"/>
+            <w:vAlign w:val="center"/>
+          </w:tcPr>
+          <w:p>
+            <w:pPr>
+              <w:keepLines/>
+              <w:spacing w:after="0"/>
+            </w:pPr>
+            <w:r>
+              <w:rPr>
+                <w:rFonts w:ascii="Arial" w:hAnsi="Arial" w:eastAsia="Arial" w:cs="Tahoma"/>
+                <w:sz w:val="18"/>
+              </w:rPr>
+            </w:r>
+            <w:r>
+              <w:rPr>
+                <w:rFonts w:ascii="Arial" w:hAnsi="Arial" w:eastAsia="Arial" w:cs="Tahoma"/>
+                <w:sz w:val="18"/>
+              </w:rPr>
+              <w:t>การ์ด "ประวัติการชดเชย" — ประวัติรายร้านข้ามเอกสาร (เพิ่ม 2026-09-09)</w:t>
+            </w:r>
+          </w:p>
+        </w:tc>
+      </w:tr>
+      <w:tr>
+        <w:trPr>
+          <w:cantSplit/>
+        </w:trPr>
+        <w:tc>
+          <w:tcPr>
+            <w:tcW w:type="dxa" w:w="3360"/>
+            <w:vAlign w:val="center"/>
+          </w:tcPr>
+          <w:p>
+            <w:pPr>
+              <w:keepLines/>
+              <w:spacing w:after="0"/>
+            </w:pPr>
+            <w:r>
+              <w:rPr>
+                <w:rFonts w:ascii="Arial" w:hAnsi="Arial" w:eastAsia="Arial" w:cs="Tahoma"/>
+                <w:sz w:val="18"/>
+              </w:rPr>
+            </w:r>
+            <w:r>
+              <w:rPr>
+                <w:rFonts w:ascii="Arial" w:hAnsi="Arial" w:eastAsia="Arial" w:cs="Tahoma"/>
+                <w:sz w:val="18"/>
+              </w:rPr>
               <w:t>sgi_competitors</w:t>
             </w:r>
           </w:p>
@@ -11698,7 +16751,7 @@
                 <w:rFonts w:ascii="Arial" w:hAnsi="Arial" w:eastAsia="Arial" w:cs="Tahoma"/>
                 <w:sz w:val="18"/>
               </w:rPr>
-              <w:t>ชื่อแบรนด์คู่แข่ง (join จาก sgi_document_competitors.competitor_code) (เพิ่ม 2026-09-02 — SQL แตะอยู่แล้วแต่ไม่ได้ประกาศไว้)</w:t>
+              <w:t>ชื่อแบรนด์คู่แข่ง (join จาก sgi_document_competitors.brand_code) (เพิ่ม 2026-09-02 — SQL แตะอยู่แล้วแต่ไม่ได้ประกาศไว้)</w:t>
             </w:r>
           </w:p>
         </w:tc>
@@ -13197,6 +18250,11 @@
         <w:t xml:space="preserve">  impactProcessId: number;</w:t>
         <w:br/>
         <w:br/>
+        <w:t xml:space="preserve">  @Column({ name: 'impact_compensation_id', type: 'bigint' })</w:t>
+        <w:br/>
+        <w:t xml:space="preserve">  impactCompensationId: number;</w:t>
+        <w:br/>
+        <w:br/>
         <w:t xml:space="preserve">  @Column({ name: 'impacted_store_code', type: 'varchar', length: 5 })</w:t>
         <w:br/>
         <w:t xml:space="preserve">  impactedStoreCode: string;</w:t>
@@ -13227,7 +18285,7 @@
         <w:t xml:space="preserve">  source: string;</w:t>
         <w:br/>
         <w:br/>
-        <w:t xml:space="preserve">  @Column({ name: 'status_code', type: 'varchar', length: 2 })</w:t>
+        <w:t xml:space="preserve">  @Column({ name: 'status_code', type: 'varchar', length: 2, default: '06' })</w:t>
         <w:br/>
         <w:t xml:space="preserve">  statusCode: string;</w:t>
         <w:br/>
@@ -13415,6 +18473,24 @@
           <w:rFonts w:ascii="Courier New" w:hAnsi="Courier New" w:eastAsia="Courier New" w:cs="Tahoma"/>
         </w:rPr>
         <w:t>sgi_consideration_logs</w:t>
+      </w:r>
+      <w:r>
+        <w:t xml:space="preserve">, </w:t>
+      </w:r>
+      <w:r>
+        <w:rPr>
+          <w:rFonts w:ascii="Courier New" w:hAnsi="Courier New" w:eastAsia="Courier New" w:cs="Tahoma"/>
+        </w:rPr>
+        <w:t>sgi_document_cost_details</w:t>
+      </w:r>
+      <w:r>
+        <w:t xml:space="preserve">, </w:t>
+      </w:r>
+      <w:r>
+        <w:rPr>
+          <w:rFonts w:ascii="Courier New" w:hAnsi="Courier New" w:eastAsia="Courier New" w:cs="Tahoma"/>
+        </w:rPr>
+        <w:t>sgi_compensation_histories</w:t>
       </w:r>
       <w:r>
         <w:t xml:space="preserve">, </w:t>
@@ -14437,6 +19513,166 @@
                 <w:rFonts w:ascii="Arial" w:hAnsi="Arial" w:eastAsia="Arial" w:cs="Tahoma"/>
                 <w:sz w:val="18"/>
               </w:rPr>
+              <w:t>sgi_document_cost_details</w:t>
+            </w:r>
+          </w:p>
+        </w:tc>
+        <w:tc>
+          <w:tcPr>
+            <w:tcW w:type="dxa" w:w="3360"/>
+            <w:vAlign w:val="center"/>
+          </w:tcPr>
+          <w:p>
+            <w:pPr>
+              <w:keepLines/>
+              <w:spacing w:after="0"/>
+            </w:pPr>
+            <w:r>
+              <w:rPr>
+                <w:rFonts w:ascii="Arial" w:hAnsi="Arial" w:eastAsia="Arial" w:cs="Tahoma"/>
+                <w:sz w:val="18"/>
+              </w:rPr>
+            </w:r>
+            <w:r>
+              <w:rPr>
+                <w:rFonts w:ascii="Arial" w:hAnsi="Arial" w:eastAsia="Arial" w:cs="Tahoma"/>
+                <w:sz w:val="18"/>
+              </w:rPr>
+              <w:t>R</w:t>
+            </w:r>
+          </w:p>
+        </w:tc>
+        <w:tc>
+          <w:tcPr>
+            <w:tcW w:type="dxa" w:w="3360"/>
+            <w:vAlign w:val="center"/>
+          </w:tcPr>
+          <w:p>
+            <w:pPr>
+              <w:keepLines/>
+              <w:spacing w:after="0"/>
+            </w:pPr>
+            <w:r>
+              <w:rPr>
+                <w:rFonts w:ascii="Arial" w:hAnsi="Arial" w:eastAsia="Arial" w:cs="Tahoma"/>
+                <w:sz w:val="18"/>
+              </w:rPr>
+            </w:r>
+            <w:r>
+              <w:rPr>
+                <w:rFonts w:ascii="Arial" w:hAnsi="Arial" w:eastAsia="Arial" w:cs="Tahoma"/>
+                <w:sz w:val="18"/>
+              </w:rPr>
+              <w:t>การ์ด "คำนวณเงินชดเชย" — ยอดแยกรายเดือน × รายร้านเปิดใหม่ (เพิ่ม 2026-09-09)</w:t>
+            </w:r>
+          </w:p>
+        </w:tc>
+      </w:tr>
+      <w:tr>
+        <w:trPr>
+          <w:cantSplit/>
+        </w:trPr>
+        <w:tc>
+          <w:tcPr>
+            <w:tcW w:type="dxa" w:w="3360"/>
+            <w:vAlign w:val="center"/>
+          </w:tcPr>
+          <w:p>
+            <w:pPr>
+              <w:keepLines/>
+              <w:spacing w:after="0"/>
+            </w:pPr>
+            <w:r>
+              <w:rPr>
+                <w:rFonts w:ascii="Arial" w:hAnsi="Arial" w:eastAsia="Arial" w:cs="Tahoma"/>
+                <w:sz w:val="18"/>
+              </w:rPr>
+            </w:r>
+            <w:r>
+              <w:rPr>
+                <w:rFonts w:ascii="Arial" w:hAnsi="Arial" w:eastAsia="Arial" w:cs="Tahoma"/>
+                <w:sz w:val="18"/>
+              </w:rPr>
+              <w:t>sgi_compensation_histories</w:t>
+            </w:r>
+          </w:p>
+        </w:tc>
+        <w:tc>
+          <w:tcPr>
+            <w:tcW w:type="dxa" w:w="3360"/>
+            <w:vAlign w:val="center"/>
+          </w:tcPr>
+          <w:p>
+            <w:pPr>
+              <w:keepLines/>
+              <w:spacing w:after="0"/>
+            </w:pPr>
+            <w:r>
+              <w:rPr>
+                <w:rFonts w:ascii="Arial" w:hAnsi="Arial" w:eastAsia="Arial" w:cs="Tahoma"/>
+                <w:sz w:val="18"/>
+              </w:rPr>
+            </w:r>
+            <w:r>
+              <w:rPr>
+                <w:rFonts w:ascii="Arial" w:hAnsi="Arial" w:eastAsia="Arial" w:cs="Tahoma"/>
+                <w:sz w:val="18"/>
+              </w:rPr>
+              <w:t>R</w:t>
+            </w:r>
+          </w:p>
+        </w:tc>
+        <w:tc>
+          <w:tcPr>
+            <w:tcW w:type="dxa" w:w="3360"/>
+            <w:vAlign w:val="center"/>
+          </w:tcPr>
+          <w:p>
+            <w:pPr>
+              <w:keepLines/>
+              <w:spacing w:after="0"/>
+            </w:pPr>
+            <w:r>
+              <w:rPr>
+                <w:rFonts w:ascii="Arial" w:hAnsi="Arial" w:eastAsia="Arial" w:cs="Tahoma"/>
+                <w:sz w:val="18"/>
+              </w:rPr>
+            </w:r>
+            <w:r>
+              <w:rPr>
+                <w:rFonts w:ascii="Arial" w:hAnsi="Arial" w:eastAsia="Arial" w:cs="Tahoma"/>
+                <w:sz w:val="18"/>
+              </w:rPr>
+              <w:t>การ์ด "ประวัติการชดเชย" — ประวัติรายร้านข้ามเอกสาร (เพิ่ม 2026-09-09)</w:t>
+            </w:r>
+          </w:p>
+        </w:tc>
+      </w:tr>
+      <w:tr>
+        <w:trPr>
+          <w:cantSplit/>
+        </w:trPr>
+        <w:tc>
+          <w:tcPr>
+            <w:tcW w:type="dxa" w:w="3360"/>
+            <w:vAlign w:val="center"/>
+          </w:tcPr>
+          <w:p>
+            <w:pPr>
+              <w:keepLines/>
+              <w:spacing w:after="0"/>
+            </w:pPr>
+            <w:r>
+              <w:rPr>
+                <w:rFonts w:ascii="Arial" w:hAnsi="Arial" w:eastAsia="Arial" w:cs="Tahoma"/>
+                <w:sz w:val="18"/>
+              </w:rPr>
+            </w:r>
+            <w:r>
+              <w:rPr>
+                <w:rFonts w:ascii="Arial" w:hAnsi="Arial" w:eastAsia="Arial" w:cs="Tahoma"/>
+                <w:sz w:val="18"/>
+              </w:rPr>
               <w:t>sgi_competitors</w:t>
             </w:r>
           </w:p>
@@ -14487,7 +19723,7 @@
                 <w:rFonts w:ascii="Arial" w:hAnsi="Arial" w:eastAsia="Arial" w:cs="Tahoma"/>
                 <w:sz w:val="18"/>
               </w:rPr>
-              <w:t>ชื่อแบรนด์คู่แข่ง (join จาก sgi_document_competitors.competitor_code) (เพิ่ม 2026-09-02 — SQL แตะอยู่แล้วแต่ไม่ได้ประกาศไว้)</w:t>
+              <w:t>ชื่อแบรนด์คู่แข่ง (join จาก sgi_document_competitors.brand_code) (เพิ่ม 2026-09-02 — SQL แตะอยู่แล้วแต่ไม่ได้ประกาศไว้)</w:t>
             </w:r>
           </w:p>
         </w:tc>
@@ -14531,7 +19767,11 @@
         </w:rPr>
         <w:t>-- bind ตามลำดับ: $1=docNo</w:t>
         <w:br/>
-        <w:t>-- โหลดเอกสารฉบับเต็ม 12 ส่วนในคำขอเดียว</w:t>
+        <w:t>-- โหลดเอกสารฉบับเต็มในคำขอเดียว — 1 result set ต่อ 1 การ์ดบนหน้าจอ (Document Detail screen)</w:t>
+        <w:br/>
+        <w:t>-- ⚠️ เพิ่ม 2 ชุดท้ายเมื่อ 2026-09-09: การ์ด 'ประวัติการชดเชย' และ 'คำนวณเงินชดเชย'</w:t>
+        <w:br/>
+        <w:t>--    เดิม SQL ไม่ได้อ่าน 2 ตารางนี้เลย ทั้งที่หน้าจอมีการ์ดทั้งคู่</w:t>
         <w:br/>
         <w:t>SELECT * FROM sgi_compensation_documents      WHERE doc_no = $1 /* docNo */;</w:t>
         <w:br/>
@@ -14544,6 +19784,16 @@
         <w:t>SELECT * FROM sgi_document_attachments         WHERE doc_no = $1 /* docNo */ AND deleted_flag = 'N';</w:t>
         <w:br/>
         <w:t>SELECT * FROM sgi_consideration_logs           WHERE doc_no = $1 /* docNo */ ORDER BY action_datetime;</w:t>
+        <w:br/>
+        <w:t>SELECT * FROM sgi_compensation_histories</w:t>
+        <w:br/>
+        <w:t xml:space="preserve"> WHERE store_code = (SELECT impacted_store_code FROM sgi_compensation_documents WHERE doc_no = $1 /* docNo */)</w:t>
+        <w:br/>
+        <w:t xml:space="preserve"> ORDER BY submit_account_month DESC;   -- การ์ด 'ประวัติการชดเชย' (รายร้าน ข้ามเอกสาร)</w:t>
+        <w:br/>
+        <w:t>SELECT * FROM sgi_document_cost_details        WHERE doc_no = $1 /* docNo */</w:t>
+        <w:br/>
+        <w:t xml:space="preserve">                                                 ORDER BY cost_year, cost_month, new_store_code;   -- การ์ด 'คำนวณเงินชดเชย'</w:t>
       </w:r>
     </w:p>
     <w:p>
@@ -14576,7 +19826,7 @@
           <w:rFonts w:ascii="Courier New" w:hAnsi="Courier New" w:eastAsia="Courier New" w:cs="Tahoma"/>
           <w:sz w:val="16"/>
         </w:rPr>
-        <w:t>-- bind ตามลำดับ: $1=q</w:t>
+        <w:t>-- bind ตามลำดับ: $1=q · $2=active</w:t>
         <w:br/>
         <w:t>-- master แบรนด์คู่แข่ง 11 รายการ (รหัส 01-11) · ระบบเดิมเก็บชื่อไทยและอังกฤษ</w:t>
         <w:br/>
@@ -14584,7 +19834,9 @@
         <w:br/>
         <w:t>FROM sgi_competitors</w:t>
         <w:br/>
-        <w:t>WHERE ($1 /* q */ IS NULL OR name_th LIKE $1 /* q */ OR name_en LIKE $1 /* q */)</w:t>
+        <w:t>WHERE ($1 /* q */      IS NULL OR name_th LIKE $1 /* q */ OR name_en LIKE $1 /* q */)</w:t>
+        <w:br/>
+        <w:t xml:space="preserve">  AND ($2 /* active */ IS NULL OR is_active = $2 /* active */)   -- dropdown ส่ง active=true · หน้าดูแล master ส่ง NULL</w:t>
         <w:br/>
         <w:t>ORDER BY competitor_code;</w:t>
       </w:r>
@@ -15134,6 +20386,86 @@
                 <w:sz w:val="18"/>
               </w:rPr>
               <w:t>CREATE INDEX idx_consideration_logs_doc_no ON sgi_consideration_logs (doc_no, action_datetime DESC);</w:t>
+            </w:r>
+          </w:p>
+        </w:tc>
+        <w:tc>
+          <w:tcPr>
+            <w:tcW w:type="dxa" w:w="3360"/>
+            <w:vAlign w:val="center"/>
+          </w:tcPr>
+          <w:p>
+            <w:pPr>
+              <w:keepLines/>
+              <w:spacing w:after="0"/>
+            </w:pPr>
+            <w:r>
+              <w:rPr>
+                <w:rFonts w:ascii="Arial" w:hAnsi="Arial" w:eastAsia="Arial" w:cs="Tahoma"/>
+                <w:sz w:val="18"/>
+              </w:rPr>
+            </w:r>
+            <w:r>
+              <w:rPr>
+                <w:rFonts w:ascii="Arial" w:hAnsi="Arial" w:eastAsia="Arial" w:cs="Tahoma"/>
+                <w:sz w:val="18"/>
+              </w:rPr>
+              <w:t>อนุมานจากเงื่อนไข query ที่เอกสารนี้ระบุ — สร้างพร้อมสคริปต์ deploy ของ SGI</w:t>
+            </w:r>
+          </w:p>
+        </w:tc>
+      </w:tr>
+      <w:tr>
+        <w:trPr>
+          <w:cantSplit/>
+        </w:trPr>
+        <w:tc>
+          <w:tcPr>
+            <w:tcW w:type="dxa" w:w="3360"/>
+            <w:vAlign w:val="center"/>
+          </w:tcPr>
+          <w:p>
+            <w:pPr>
+              <w:keepLines/>
+              <w:spacing w:after="0"/>
+            </w:pPr>
+            <w:r>
+              <w:rPr>
+                <w:rFonts w:ascii="Arial" w:hAnsi="Arial" w:eastAsia="Arial" w:cs="Tahoma"/>
+                <w:sz w:val="18"/>
+              </w:rPr>
+            </w:r>
+            <w:r>
+              <w:rPr>
+                <w:rFonts w:ascii="Arial" w:hAnsi="Arial" w:eastAsia="Arial" w:cs="Tahoma"/>
+                <w:sz w:val="18"/>
+              </w:rPr>
+              <w:t>sgi_compensation_histories</w:t>
+            </w:r>
+          </w:p>
+        </w:tc>
+        <w:tc>
+          <w:tcPr>
+            <w:tcW w:type="dxa" w:w="3360"/>
+            <w:vAlign w:val="center"/>
+          </w:tcPr>
+          <w:p>
+            <w:pPr>
+              <w:keepLines/>
+              <w:spacing w:after="0"/>
+            </w:pPr>
+            <w:r>
+              <w:rPr>
+                <w:rFonts w:ascii="Arial" w:hAnsi="Arial" w:eastAsia="Arial" w:cs="Tahoma"/>
+                <w:sz w:val="18"/>
+              </w:rPr>
+            </w:r>
+            <w:r>
+              <w:rPr>
+                <w:rFonts w:ascii="Arial" w:hAnsi="Arial" w:eastAsia="Arial" w:cs="Tahoma"/>
+                <w:sz w:val="18"/>
+              </w:rPr>
+              <w:t>CREATE INDEX idx_compensation_histories_store ON sgi_compensation_histories (store_code, compensate_year, compensate_month);</w:t>
             </w:r>
           </w:p>
         </w:tc>

--- a/LLDD/word/BE/LLDD-BE-API-Document-Detail-Aggregate.docx
+++ b/LLDD/word/BE/LLDD-BE-API-Document-Detail-Aggregate.docx
@@ -18305,7 +18305,7 @@
         <w:t xml:space="preserve">  allmapUrl?: string;</w:t>
         <w:br/>
         <w:br/>
-        <w:t xml:space="preserve">  @Column({ name: 'statement_id', type: 'varchar', length: 50, nullable: true })</w:t>
+        <w:t xml:space="preserve">  @Column({ name: 'statement_id', type: 'varchar', length: 500, nullable: true })</w:t>
         <w:br/>
         <w:t xml:space="preserve">  statementId?: string;</w:t>
         <w:br/>

--- a/LLDD/word/BE/LLDD-BE-API-Document-Detail-Aggregate.docx
+++ b/LLDD/word/BE/LLDD-BE-API-Document-Detail-Aggregate.docx
@@ -23431,6 +23431,316 @@
           </w:p>
         </w:tc>
       </w:tr>
+      <w:tr>
+        <w:trPr>
+          <w:cantSplit/>
+        </w:trPr>
+        <w:tc>
+          <w:tcPr>
+            <w:tcW w:type="dxa" w:w="3360"/>
+            <w:vAlign w:val="center"/>
+          </w:tcPr>
+          <w:p>
+            <w:pPr>
+              <w:keepLines/>
+              <w:spacing w:after="0"/>
+            </w:pPr>
+            <w:r>
+              <w:rPr>
+                <w:rFonts w:ascii="Arial" w:hAnsi="Arial" w:eastAsia="Arial" w:cs="Tahoma"/>
+                <w:sz w:val="18"/>
+              </w:rPr>
+            </w:r>
+            <w:r>
+              <w:rPr>
+                <w:rFonts w:ascii="Arial" w:hAnsi="Arial" w:eastAsia="Arial" w:cs="Tahoma"/>
+                <w:sz w:val="18"/>
+              </w:rPr>
+              <w:t>workflow_transaction (@srm/glb-workflow)</w:t>
+            </w:r>
+          </w:p>
+        </w:tc>
+        <w:tc>
+          <w:tcPr>
+            <w:tcW w:type="dxa" w:w="3360"/>
+            <w:vAlign w:val="center"/>
+          </w:tcPr>
+          <w:p>
+            <w:pPr>
+              <w:keepLines/>
+              <w:spacing w:after="0"/>
+            </w:pPr>
+            <w:r>
+              <w:rPr>
+                <w:rFonts w:ascii="Arial" w:hAnsi="Arial" w:eastAsia="Arial" w:cs="Tahoma"/>
+                <w:sz w:val="18"/>
+              </w:rPr>
+            </w:r>
+            <w:r>
+              <w:rPr>
+                <w:rFonts w:ascii="Arial" w:hAnsi="Arial" w:eastAsia="Arial" w:cs="Tahoma"/>
+                <w:sz w:val="18"/>
+              </w:rPr>
+              <w:t>R</w:t>
+            </w:r>
+          </w:p>
+        </w:tc>
+        <w:tc>
+          <w:tcPr>
+            <w:tcW w:type="dxa" w:w="3360"/>
+            <w:vAlign w:val="center"/>
+          </w:tcPr>
+          <w:p>
+            <w:pPr>
+              <w:keepLines/>
+              <w:spacing w:after="0"/>
+            </w:pPr>
+            <w:r>
+              <w:rPr>
+                <w:rFonts w:ascii="Arial" w:hAnsi="Arial" w:eastAsia="Arial" w:cs="Tahoma"/>
+                <w:sz w:val="18"/>
+              </w:rPr>
+            </w:r>
+            <w:r>
+              <w:rPr>
+                <w:rFonts w:ascii="Arial" w:hAnsi="Arial" w:eastAsia="Arial" w:cs="Tahoma"/>
+                <w:sz w:val="18"/>
+              </w:rPr>
+              <w:t>ช่อง "ผู้ดำเนินการ" = ผู้รับงานปัจจุบันคนเดียว (</w:t>
+            </w:r>
+            <w:r>
+              <w:rPr>
+                <w:rFonts w:ascii="Courier New" w:hAnsi="Courier New" w:eastAsia="Courier New" w:cs="Tahoma"/>
+                <w:sz w:val="18"/>
+              </w:rPr>
+              <w:t>current_approver</w:t>
+            </w:r>
+            <w:r>
+              <w:rPr>
+                <w:rFonts w:ascii="Arial" w:hAnsi="Arial" w:eastAsia="Arial" w:cs="Tahoma"/>
+                <w:sz w:val="18"/>
+              </w:rPr>
+              <w:t xml:space="preserve"> · </w:t>
+            </w:r>
+            <w:r>
+              <w:rPr>
+                <w:rFonts w:ascii="Courier New" w:hAnsi="Courier New" w:eastAsia="Courier New" w:cs="Tahoma"/>
+                <w:sz w:val="18"/>
+              </w:rPr>
+              <w:t>approver_type</w:t>
+            </w:r>
+            <w:r>
+              <w:rPr>
+                <w:rFonts w:ascii="Arial" w:hAnsi="Arial" w:eastAsia="Arial" w:cs="Tahoma"/>
+                <w:sz w:val="18"/>
+              </w:rPr>
+              <w:t xml:space="preserve">) ของ </w:t>
+            </w:r>
+            <w:r>
+              <w:rPr>
+                <w:rFonts w:ascii="Courier New" w:hAnsi="Courier New" w:eastAsia="Courier New" w:cs="Tahoma"/>
+                <w:sz w:val="18"/>
+              </w:rPr>
+              <w:t>reference_id</w:t>
+            </w:r>
+            <w:r>
+              <w:rPr>
+                <w:rFonts w:ascii="Arial" w:hAnsi="Arial" w:eastAsia="Arial" w:cs="Tahoma"/>
+                <w:sz w:val="18"/>
+              </w:rPr>
+              <w:t xml:space="preserve"> = id เอกสาร (เพิ่ม 2026-10-09 มติผู้ใช้ · ข้อกำหนดทางธุรกิจ: Current Owner) · เอกสารจบ (99) ไม่อ่าน</w:t>
+            </w:r>
+          </w:p>
+        </w:tc>
+      </w:tr>
+      <w:tr>
+        <w:trPr>
+          <w:cantSplit/>
+        </w:trPr>
+        <w:tc>
+          <w:tcPr>
+            <w:tcW w:type="dxa" w:w="3360"/>
+            <w:vAlign w:val="center"/>
+          </w:tcPr>
+          <w:p>
+            <w:pPr>
+              <w:keepLines/>
+              <w:spacing w:after="0"/>
+            </w:pPr>
+            <w:r>
+              <w:rPr>
+                <w:rFonts w:ascii="Arial" w:hAnsi="Arial" w:eastAsia="Arial" w:cs="Tahoma"/>
+                <w:sz w:val="18"/>
+              </w:rPr>
+            </w:r>
+            <w:r>
+              <w:rPr>
+                <w:rFonts w:ascii="Arial" w:hAnsi="Arial" w:eastAsia="Arial" w:cs="Tahoma"/>
+                <w:sz w:val="18"/>
+              </w:rPr>
+              <w:t>workflow_group (@srm/glb-workflow)</w:t>
+            </w:r>
+          </w:p>
+        </w:tc>
+        <w:tc>
+          <w:tcPr>
+            <w:tcW w:type="dxa" w:w="3360"/>
+            <w:vAlign w:val="center"/>
+          </w:tcPr>
+          <w:p>
+            <w:pPr>
+              <w:keepLines/>
+              <w:spacing w:after="0"/>
+            </w:pPr>
+            <w:r>
+              <w:rPr>
+                <w:rFonts w:ascii="Arial" w:hAnsi="Arial" w:eastAsia="Arial" w:cs="Tahoma"/>
+                <w:sz w:val="18"/>
+              </w:rPr>
+            </w:r>
+            <w:r>
+              <w:rPr>
+                <w:rFonts w:ascii="Arial" w:hAnsi="Arial" w:eastAsia="Arial" w:cs="Tahoma"/>
+                <w:sz w:val="18"/>
+              </w:rPr>
+              <w:t>R</w:t>
+            </w:r>
+          </w:p>
+        </w:tc>
+        <w:tc>
+          <w:tcPr>
+            <w:tcW w:type="dxa" w:w="3360"/>
+            <w:vAlign w:val="center"/>
+          </w:tcPr>
+          <w:p>
+            <w:pPr>
+              <w:keepLines/>
+              <w:spacing w:after="0"/>
+            </w:pPr>
+            <w:r>
+              <w:rPr>
+                <w:rFonts w:ascii="Arial" w:hAnsi="Arial" w:eastAsia="Arial" w:cs="Tahoma"/>
+                <w:sz w:val="18"/>
+              </w:rPr>
+            </w:r>
+            <w:r>
+              <w:rPr>
+                <w:rFonts w:ascii="Arial" w:hAnsi="Arial" w:eastAsia="Arial" w:cs="Tahoma"/>
+                <w:sz w:val="18"/>
+              </w:rPr>
+              <w:t>ชื่อกลุ่มเมื่องานค้างแบบกลุ่ม (ขั้น 01) — หน้าจอแสดงชื่อหน่วยงานของขั้น + "(ทุกคนในกลุ่ม)" แทนชื่อกลุ่มของ engine (เพิ่ม 2026-10-09)</w:t>
+            </w:r>
+          </w:p>
+        </w:tc>
+      </w:tr>
+      <w:tr>
+        <w:trPr>
+          <w:cantSplit/>
+        </w:trPr>
+        <w:tc>
+          <w:tcPr>
+            <w:tcW w:type="dxa" w:w="3360"/>
+            <w:vAlign w:val="center"/>
+          </w:tcPr>
+          <w:p>
+            <w:pPr>
+              <w:keepLines/>
+              <w:spacing w:after="0"/>
+            </w:pPr>
+            <w:r>
+              <w:rPr>
+                <w:rFonts w:ascii="Arial" w:hAnsi="Arial" w:eastAsia="Arial" w:cs="Tahoma"/>
+                <w:sz w:val="18"/>
+              </w:rPr>
+            </w:r>
+            <w:r>
+              <w:rPr>
+                <w:rFonts w:ascii="Arial" w:hAnsi="Arial" w:eastAsia="Arial" w:cs="Tahoma"/>
+                <w:sz w:val="18"/>
+              </w:rPr>
+              <w:t>sgi_wf_section_member</w:t>
+            </w:r>
+          </w:p>
+        </w:tc>
+        <w:tc>
+          <w:tcPr>
+            <w:tcW w:type="dxa" w:w="3360"/>
+            <w:vAlign w:val="center"/>
+          </w:tcPr>
+          <w:p>
+            <w:pPr>
+              <w:keepLines/>
+              <w:spacing w:after="0"/>
+            </w:pPr>
+            <w:r>
+              <w:rPr>
+                <w:rFonts w:ascii="Arial" w:hAnsi="Arial" w:eastAsia="Arial" w:cs="Tahoma"/>
+                <w:sz w:val="18"/>
+              </w:rPr>
+            </w:r>
+            <w:r>
+              <w:rPr>
+                <w:rFonts w:ascii="Arial" w:hAnsi="Arial" w:eastAsia="Arial" w:cs="Tahoma"/>
+                <w:sz w:val="18"/>
+              </w:rPr>
+              <w:t>R</w:t>
+            </w:r>
+          </w:p>
+        </w:tc>
+        <w:tc>
+          <w:tcPr>
+            <w:tcW w:type="dxa" w:w="3360"/>
+            <w:vAlign w:val="center"/>
+          </w:tcPr>
+          <w:p>
+            <w:pPr>
+              <w:keepLines/>
+              <w:spacing w:after="0"/>
+            </w:pPr>
+            <w:r>
+              <w:rPr>
+                <w:rFonts w:ascii="Arial" w:hAnsi="Arial" w:eastAsia="Arial" w:cs="Tahoma"/>
+                <w:sz w:val="18"/>
+              </w:rPr>
+            </w:r>
+            <w:r>
+              <w:rPr>
+                <w:rFonts w:ascii="Arial" w:hAnsi="Arial" w:eastAsia="Arial" w:cs="Tahoma"/>
+                <w:sz w:val="18"/>
+              </w:rPr>
+              <w:t>ชื่อผู้รับงานปัจจุบัน — ตารางกระจกสมาชิกกลุ่ม ABS (</w:t>
+            </w:r>
+            <w:r>
+              <w:rPr>
+                <w:rFonts w:ascii="Courier New" w:hAnsi="Courier New" w:eastAsia="Courier New" w:cs="Tahoma"/>
+                <w:sz w:val="18"/>
+              </w:rPr>
+              <w:t>full_name</w:t>
+            </w:r>
+            <w:r>
+              <w:rPr>
+                <w:rFonts w:ascii="Arial" w:hAnsi="Arial" w:eastAsia="Arial" w:cs="Tahoma"/>
+                <w:sz w:val="18"/>
+              </w:rPr>
+              <w:t xml:space="preserve"> จาก sps_auth ชุดเดียวกับ x-user-id) มาก่อน </w:t>
+            </w:r>
+            <w:r>
+              <w:rPr>
+                <w:rFonts w:ascii="Courier New" w:hAnsi="Courier New" w:eastAsia="Courier New" w:cs="Tahoma"/>
+                <w:sz w:val="18"/>
+              </w:rPr>
+              <w:t>business_user</w:t>
+            </w:r>
+            <w:r>
+              <w:rPr>
+                <w:rFonts w:ascii="Arial" w:hAnsi="Arial" w:eastAsia="Arial" w:cs="Tahoma"/>
+                <w:sz w:val="18"/>
+              </w:rPr>
+              <w:t xml:space="preserve"> (เพิ่ม 2026-10-09)</w:t>
+            </w:r>
+          </w:p>
+        </w:tc>
+      </w:tr>
     </w:tbl>
     <w:p/>
     <w:p>
@@ -24820,6 +25130,8 @@
         <w:br/>
         <w:t>import { SgiException } from '../sgi/exceptions/sgi.exception';</w:t>
         <w:br/>
+        <w:t>import { WorkflowService } from '../workflow/workflow.service';</w:t>
+        <w:br/>
         <w:t>import { SGI_SQL } from './sgi-document-detail-aggregate.sql';</w:t>
         <w:br/>
         <w:br/>
@@ -24829,12 +25141,18 @@
         <w:br/>
         <w:t xml:space="preserve">  private readonly logger = new Logger(SgiDocumentDetailAggregateService.name);</w:t>
         <w:br/>
+        <w:t xml:space="preserve">  // versionId ของ workflow ประกันรายได้ (ตั้งใน env เหมือน COOPERATION_WORKFLOW_VERSION_ID)</w:t>
+        <w:br/>
+        <w:t xml:space="preserve">  private readonly versionId = Number(process.env.SGI_WORKFLOW_VERSION_ID);</w:t>
+        <w:br/>
         <w:br/>
         <w:t xml:space="preserve">  constructor(</w:t>
         <w:br/>
         <w:t xml:space="preserve">    // DATA_SOURCE override query(): SELECT/WITH ไป slave pool, write ไป master</w:t>
         <w:br/>
         <w:t xml:space="preserve">    @Inject('DATA_SOURCE') private readonly dataSource: DataSource,</w:t>
+        <w:br/>
+        <w:t xml:space="preserve">    private readonly workflow: WorkflowService,</w:t>
         <w:br/>
         <w:t xml:space="preserve">  ) {}</w:t>
         <w:br/>
@@ -24893,7 +25211,341 @@
         <w:pageBreakBefore w:val="0"/>
       </w:pPr>
       <w:r>
-        <w:t>9.5 Entity (TypeORM)</w:t>
+        <w:t>9.5 Workflow (`@srm/glb-workflow`)</w:t>
+      </w:r>
+    </w:p>
+    <w:p>
+      <w:pPr>
+        <w:keepNext w:val="0"/>
+      </w:pPr>
+      <w:r>
+        <w:t xml:space="preserve">✅ </w:t>
+      </w:r>
+      <w:r>
+        <w:rPr>
+          <w:b/>
+        </w:rPr>
+        <w:t>ชื่อ function ของ engine — ยึด LLDD ของ lib (ยืนยันแล้ว 2026-08-14)</w:t>
+      </w:r>
+      <w:r>
+        <w:t xml:space="preserve"> · API จริงคือ 8 ตัวตามชีต </w:t>
+      </w:r>
+      <w:r>
+        <w:rPr>
+          <w:rFonts w:ascii="Courier New" w:hAnsi="Courier New" w:eastAsia="Courier New" w:cs="Tahoma"/>
+        </w:rPr>
+        <w:t>Detail</w:t>
+      </w:r>
+      <w:r>
+        <w:t xml:space="preserve"> ของ </w:t>
+      </w:r>
+      <w:r>
+        <w:rPr>
+          <w:rFonts w:ascii="Courier New" w:hAnsi="Courier New" w:eastAsia="Courier New" w:cs="Tahoma"/>
+        </w:rPr>
+        <w:t>SBP/TSM-SRM-LLDD SBP workflow 1.2.xlsx</w:t>
+      </w:r>
+      <w:r>
+        <w:t xml:space="preserve"> (เอกสารของ lib เอง): </w:t>
+      </w:r>
+      <w:r>
+        <w:rPr>
+          <w:rFonts w:ascii="Courier New" w:hAnsi="Courier New" w:eastAsia="Courier New" w:cs="Tahoma"/>
+        </w:rPr>
+        <w:t>initializeWorkflow</w:t>
+      </w:r>
+      <w:r>
+        <w:t xml:space="preserve"> · </w:t>
+      </w:r>
+      <w:r>
+        <w:rPr>
+          <w:rFonts w:ascii="Courier New" w:hAnsi="Courier New" w:eastAsia="Courier New" w:cs="Tahoma"/>
+        </w:rPr>
+        <w:t>eventWorkflow</w:t>
+      </w:r>
+      <w:r>
+        <w:t xml:space="preserve"> · </w:t>
+      </w:r>
+      <w:r>
+        <w:rPr>
+          <w:rFonts w:ascii="Courier New" w:hAnsi="Courier New" w:eastAsia="Courier New" w:cs="Tahoma"/>
+        </w:rPr>
+        <w:t>getPermissionEvents</w:t>
+      </w:r>
+      <w:r>
+        <w:t xml:space="preserve"> · </w:t>
+      </w:r>
+      <w:r>
+        <w:rPr>
+          <w:rFonts w:ascii="Courier New" w:hAnsi="Courier New" w:eastAsia="Courier New" w:cs="Tahoma"/>
+        </w:rPr>
+        <w:t>getHistory</w:t>
+      </w:r>
+      <w:r>
+        <w:t xml:space="preserve"> · </w:t>
+      </w:r>
+      <w:r>
+        <w:rPr>
+          <w:rFonts w:ascii="Courier New" w:hAnsi="Courier New" w:eastAsia="Courier New" w:cs="Tahoma"/>
+        </w:rPr>
+        <w:t>getTransaction</w:t>
+      </w:r>
+      <w:r>
+        <w:t xml:space="preserve"> · </w:t>
+      </w:r>
+      <w:r>
+        <w:rPr>
+          <w:rFonts w:ascii="Courier New" w:hAnsi="Courier New" w:eastAsia="Courier New" w:cs="Tahoma"/>
+        </w:rPr>
+        <w:t>getPendingFlowByUser</w:t>
+      </w:r>
+      <w:r>
+        <w:t xml:space="preserve"> · </w:t>
+      </w:r>
+      <w:r>
+        <w:rPr>
+          <w:rFonts w:ascii="Courier New" w:hAnsi="Courier New" w:eastAsia="Courier New" w:cs="Tahoma"/>
+        </w:rPr>
+        <w:t>getWorkflowsByUser</w:t>
+      </w:r>
+      <w:r>
+        <w:t xml:space="preserve"> · </w:t>
+      </w:r>
+      <w:r>
+        <w:rPr>
+          <w:rFonts w:ascii="Courier New" w:hAnsi="Courier New" w:eastAsia="Courier New" w:cs="Tahoma"/>
+        </w:rPr>
+        <w:t>addPreApprover</w:t>
+      </w:r>
+      <w:r>
+        <w:t xml:space="preserve"> · ชื่อที่เคยขัดกันไม่ใช่ชื่อ API — *Trigger Event* เป็นชื่อหัวข้อขั้นตอนภายใน </w:t>
+      </w:r>
+      <w:r>
+        <w:rPr>
+          <w:rFonts w:ascii="Courier New" w:hAnsi="Courier New" w:eastAsia="Courier New" w:cs="Tahoma"/>
+        </w:rPr>
+        <w:t>eventWorkflow</w:t>
+      </w:r>
+      <w:r>
+        <w:t xml:space="preserve"> และ </w:t>
+      </w:r>
+      <w:r>
+        <w:rPr>
+          <w:rFonts w:ascii="Courier New" w:hAnsi="Courier New" w:eastAsia="Courier New" w:cs="Tahoma"/>
+        </w:rPr>
+        <w:t>*UseCase</w:t>
+      </w:r>
+      <w:r>
+        <w:t xml:space="preserve"> เป็น class ที่ store-backend ห่อไว้ใช้เอง (ดู </w:t>
+      </w:r>
+      <w:r>
+        <w:rPr>
+          <w:rFonts w:ascii="Courier New" w:hAnsi="Courier New" w:eastAsia="Courier New" w:cs="Tahoma"/>
+        </w:rPr>
+        <w:t>LLDD-BE-Workflow-Engine-Definition.pdf</w:t>
+      </w:r>
+      <w:r>
+        <w:t xml:space="preserve"> หัวข้อ 5.3)</w:t>
+      </w:r>
+    </w:p>
+    <w:tbl>
+      <w:tblPr>
+        <w:tblStyle w:val="TableGrid"/>
+        <w:tblW w:type="auto" w:w="0"/>
+        <w:jc w:val="center"/>
+        <w:tblLook w:firstColumn="1" w:firstRow="1" w:lastColumn="0" w:lastRow="0" w:noHBand="0" w:noVBand="1" w:val="04A0"/>
+      </w:tblPr>
+      <w:tblGrid>
+        <w:gridCol w:w="3360"/>
+        <w:gridCol w:w="3360"/>
+        <w:gridCol w:w="3360"/>
+      </w:tblGrid>
+      <w:tr>
+        <w:trPr>
+          <w:cantSplit/>
+        </w:trPr>
+        <w:tc>
+          <w:tcPr>
+            <w:tcW w:type="dxa" w:w="3360"/>
+            <w:vAlign w:val="center"/>
+            <w:shd w:fill="E8EEF5"/>
+          </w:tcPr>
+          <w:p>
+            <w:pPr>
+              <w:keepLines/>
+              <w:spacing w:after="0"/>
+            </w:pPr>
+            <w:r/>
+            <w:r>
+              <w:rPr>
+                <w:rFonts w:ascii="Arial" w:hAnsi="Arial" w:eastAsia="Arial" w:cs="Tahoma"/>
+                <w:b/>
+                <w:sz w:val="18"/>
+              </w:rPr>
+              <w:t>Endpoint</w:t>
+            </w:r>
+          </w:p>
+        </w:tc>
+        <w:tc>
+          <w:tcPr>
+            <w:tcW w:type="dxa" w:w="3360"/>
+            <w:vAlign w:val="center"/>
+            <w:shd w:fill="E8EEF5"/>
+          </w:tcPr>
+          <w:p>
+            <w:pPr>
+              <w:keepLines/>
+              <w:spacing w:after="0"/>
+            </w:pPr>
+            <w:r/>
+            <w:r>
+              <w:rPr>
+                <w:rFonts w:ascii="Arial" w:hAnsi="Arial" w:eastAsia="Arial" w:cs="Tahoma"/>
+                <w:b/>
+                <w:sz w:val="18"/>
+              </w:rPr>
+              <w:t>Use case ที่ต้องเรียก</w:t>
+            </w:r>
+          </w:p>
+        </w:tc>
+        <w:tc>
+          <w:tcPr>
+            <w:tcW w:type="dxa" w:w="3360"/>
+            <w:vAlign w:val="center"/>
+            <w:shd w:fill="E8EEF5"/>
+          </w:tcPr>
+          <w:p>
+            <w:pPr>
+              <w:keepLines/>
+              <w:spacing w:after="0"/>
+            </w:pPr>
+            <w:r/>
+            <w:r>
+              <w:rPr>
+                <w:rFonts w:ascii="Arial" w:hAnsi="Arial" w:eastAsia="Arial" w:cs="Tahoma"/>
+                <w:b/>
+                <w:sz w:val="18"/>
+              </w:rPr>
+              <w:t>เหตุผล</w:t>
+            </w:r>
+          </w:p>
+        </w:tc>
+      </w:tr>
+      <w:tr>
+        <w:trPr>
+          <w:cantSplit/>
+        </w:trPr>
+        <w:tc>
+          <w:tcPr>
+            <w:tcW w:type="dxa" w:w="3360"/>
+            <w:vAlign w:val="center"/>
+          </w:tcPr>
+          <w:p>
+            <w:pPr>
+              <w:keepLines/>
+              <w:spacing w:after="0"/>
+            </w:pPr>
+            <w:r>
+              <w:rPr>
+                <w:rFonts w:ascii="Arial" w:hAnsi="Arial" w:eastAsia="Arial" w:cs="Tahoma"/>
+                <w:sz w:val="18"/>
+              </w:rPr>
+            </w:r>
+            <w:r>
+              <w:rPr>
+                <w:rFonts w:ascii="Arial" w:hAnsi="Arial" w:eastAsia="Arial" w:cs="Tahoma"/>
+                <w:sz w:val="18"/>
+              </w:rPr>
+              <w:t>(อ่านสถานะประกอบ)</w:t>
+            </w:r>
+          </w:p>
+        </w:tc>
+        <w:tc>
+          <w:tcPr>
+            <w:tcW w:type="dxa" w:w="3360"/>
+            <w:vAlign w:val="center"/>
+          </w:tcPr>
+          <w:p>
+            <w:pPr>
+              <w:keepLines/>
+              <w:spacing w:after="0"/>
+            </w:pPr>
+            <w:r>
+              <w:rPr>
+                <w:rFonts w:ascii="Arial" w:hAnsi="Arial" w:eastAsia="Arial" w:cs="Tahoma"/>
+                <w:sz w:val="18"/>
+              </w:rPr>
+            </w:r>
+            <w:r>
+              <w:rPr>
+                <w:rFonts w:ascii="Arial" w:hAnsi="Arial" w:eastAsia="Arial" w:cs="Tahoma"/>
+                <w:sz w:val="18"/>
+              </w:rPr>
+              <w:t>getTransaction()</w:t>
+            </w:r>
+          </w:p>
+        </w:tc>
+        <w:tc>
+          <w:tcPr>
+            <w:tcW w:type="dxa" w:w="3360"/>
+            <w:vAlign w:val="center"/>
+          </w:tcPr>
+          <w:p>
+            <w:pPr>
+              <w:keepLines/>
+              <w:spacing w:after="0"/>
+            </w:pPr>
+            <w:r>
+              <w:rPr>
+                <w:rFonts w:ascii="Arial" w:hAnsi="Arial" w:eastAsia="Arial" w:cs="Tahoma"/>
+                <w:sz w:val="18"/>
+              </w:rPr>
+            </w:r>
+            <w:r>
+              <w:rPr>
+                <w:rFonts w:ascii="Arial" w:hAnsi="Arial" w:eastAsia="Arial" w:cs="Tahoma"/>
+                <w:sz w:val="18"/>
+              </w:rPr>
+              <w:t>อ่านสถานะปัจจุบันของเอกสารเพื่อประกอบ response</w:t>
+            </w:r>
+          </w:p>
+        </w:tc>
+      </w:tr>
+    </w:tbl>
+    <w:p/>
+    <w:p>
+      <w:pPr>
+        <w:keepLines w:val="0"/>
+        <w:ind w:left="288"/>
+      </w:pPr>
+      <w:r>
+        <w:rPr>
+          <w:rFonts w:ascii="Courier New" w:hAnsi="Courier New" w:eastAsia="Courier New" w:cs="Tahoma"/>
+          <w:sz w:val="16"/>
+        </w:rPr>
+        <w:t>// src/modules/sgi-document-detail-aggregate/sgi-document-detail-aggregate.workflow.ts (หรือรวมไว้ใน service เดียวกัน)</w:t>
+        <w:br/>
+        <w:t>// WorkflowService = wrapper ของ @srm/glb-workflow ที่ store-backend มีอยู่แล้ว</w:t>
+        <w:br/>
+        <w:t>// (DataSource แยกชื่อ 'workflow-connection', ทุก use case ห่อด้วย TypeOrmUnitOfWork)</w:t>
+        <w:br/>
+        <w:br/>
+        <w:t xml:space="preserve">  // สถานะปัจจุบันของเอกสาร</w:t>
+        <w:br/>
+        <w:t xml:space="preserve">  const trx = await this.workflow.getTransaction({ versionId: this.versionId, referenceId: docNo });</w:t>
+        <w:br/>
+        <w:t xml:space="preserve">  // TODO: map currentState -&gt; statusCode/statusName ที่ FE ใช้</w:t>
+      </w:r>
+    </w:p>
+    <w:p>
+      <w:pPr>
+        <w:pStyle w:val="Heading2"/>
+        <w:keepNext/>
+        <w:keepLines/>
+        <w:pageBreakBefore w:val="0"/>
+      </w:pPr>
+      <w:r>
+        <w:t>9.6 Entity (TypeORM)</w:t>
       </w:r>
     </w:p>
     <w:p>
@@ -25298,6 +25950,15 @@
         <w:t>business_user</w:t>
       </w:r>
       <w:r>
+        <w:t xml:space="preserve">, </w:t>
+      </w:r>
+      <w:r>
+        <w:rPr>
+          <w:rFonts w:ascii="Courier New" w:hAnsi="Courier New" w:eastAsia="Courier New" w:cs="Tahoma"/>
+        </w:rPr>
+        <w:t>sgi_wf_section_member</w:t>
+      </w:r>
+      <w:r>
         <w:t xml:space="preserve">) ใช้รูปแบบ entity เดียวกัน — คอลัมน์อ้างจาก </w:t>
       </w:r>
       <w:r>
@@ -25308,6 +25969,265 @@
       </w:r>
     </w:p>
     <w:p>
+      <w:r>
+        <w:t xml:space="preserve">ตารางที่ </w:t>
+      </w:r>
+      <w:r>
+        <w:rPr>
+          <w:b/>
+        </w:rPr>
+        <w:t>ไม่ต้องสร้าง entity</w:t>
+      </w:r>
+      <w:r>
+        <w:t xml:space="preserve"> เพราะใช้ของระบบเดิม/workflow engine:</w:t>
+      </w:r>
+    </w:p>
+    <w:tbl>
+      <w:tblPr>
+        <w:tblStyle w:val="TableGrid"/>
+        <w:tblW w:type="auto" w:w="0"/>
+        <w:jc w:val="center"/>
+        <w:tblLook w:firstColumn="1" w:firstRow="1" w:lastColumn="0" w:lastRow="0" w:noHBand="0" w:noVBand="1" w:val="04A0"/>
+      </w:tblPr>
+      <w:tblGrid>
+        <w:gridCol w:w="3360"/>
+        <w:gridCol w:w="3360"/>
+        <w:gridCol w:w="3360"/>
+      </w:tblGrid>
+      <w:tr>
+        <w:trPr>
+          <w:cantSplit/>
+        </w:trPr>
+        <w:tc>
+          <w:tcPr>
+            <w:tcW w:type="dxa" w:w="3360"/>
+            <w:vAlign w:val="center"/>
+            <w:shd w:fill="E8EEF5"/>
+          </w:tcPr>
+          <w:p>
+            <w:pPr>
+              <w:keepLines/>
+              <w:spacing w:after="0"/>
+            </w:pPr>
+            <w:r/>
+            <w:r>
+              <w:rPr>
+                <w:rFonts w:ascii="Arial" w:hAnsi="Arial" w:eastAsia="Arial" w:cs="Tahoma"/>
+                <w:b/>
+                <w:sz w:val="18"/>
+              </w:rPr>
+              <w:t>Object</w:t>
+            </w:r>
+          </w:p>
+        </w:tc>
+        <w:tc>
+          <w:tcPr>
+            <w:tcW w:type="dxa" w:w="3360"/>
+            <w:vAlign w:val="center"/>
+            <w:shd w:fill="E8EEF5"/>
+          </w:tcPr>
+          <w:p>
+            <w:pPr>
+              <w:keepLines/>
+              <w:spacing w:after="0"/>
+            </w:pPr>
+            <w:r/>
+            <w:r>
+              <w:rPr>
+                <w:rFonts w:ascii="Arial" w:hAnsi="Arial" w:eastAsia="Arial" w:cs="Tahoma"/>
+                <w:b/>
+                <w:sz w:val="18"/>
+              </w:rPr>
+              <w:t>R/W</w:t>
+            </w:r>
+          </w:p>
+        </w:tc>
+        <w:tc>
+          <w:tcPr>
+            <w:tcW w:type="dxa" w:w="3360"/>
+            <w:vAlign w:val="center"/>
+            <w:shd w:fill="E8EEF5"/>
+          </w:tcPr>
+          <w:p>
+            <w:pPr>
+              <w:keepLines/>
+              <w:spacing w:after="0"/>
+            </w:pPr>
+            <w:r/>
+            <w:r>
+              <w:rPr>
+                <w:rFonts w:ascii="Arial" w:hAnsi="Arial" w:eastAsia="Arial" w:cs="Tahoma"/>
+                <w:b/>
+                <w:sz w:val="18"/>
+              </w:rPr>
+              <w:t>ใช้ของระบบเดิมตัวไหน</w:t>
+            </w:r>
+          </w:p>
+        </w:tc>
+      </w:tr>
+      <w:tr>
+        <w:trPr>
+          <w:cantSplit/>
+        </w:trPr>
+        <w:tc>
+          <w:tcPr>
+            <w:tcW w:type="dxa" w:w="3360"/>
+            <w:vAlign w:val="center"/>
+          </w:tcPr>
+          <w:p>
+            <w:pPr>
+              <w:keepLines/>
+              <w:spacing w:after="0"/>
+            </w:pPr>
+            <w:r>
+              <w:rPr>
+                <w:rFonts w:ascii="Arial" w:hAnsi="Arial" w:eastAsia="Arial" w:cs="Tahoma"/>
+                <w:sz w:val="18"/>
+              </w:rPr>
+            </w:r>
+            <w:r>
+              <w:rPr>
+                <w:rFonts w:ascii="Arial" w:hAnsi="Arial" w:eastAsia="Arial" w:cs="Tahoma"/>
+                <w:sz w:val="18"/>
+              </w:rPr>
+              <w:t>workflow_transaction</w:t>
+            </w:r>
+          </w:p>
+        </w:tc>
+        <w:tc>
+          <w:tcPr>
+            <w:tcW w:type="dxa" w:w="3360"/>
+            <w:vAlign w:val="center"/>
+          </w:tcPr>
+          <w:p>
+            <w:pPr>
+              <w:keepLines/>
+              <w:spacing w:after="0"/>
+            </w:pPr>
+            <w:r>
+              <w:rPr>
+                <w:rFonts w:ascii="Arial" w:hAnsi="Arial" w:eastAsia="Arial" w:cs="Tahoma"/>
+                <w:sz w:val="18"/>
+              </w:rPr>
+            </w:r>
+            <w:r>
+              <w:rPr>
+                <w:rFonts w:ascii="Arial" w:hAnsi="Arial" w:eastAsia="Arial" w:cs="Tahoma"/>
+                <w:sz w:val="18"/>
+              </w:rPr>
+              <w:t>R</w:t>
+            </w:r>
+          </w:p>
+        </w:tc>
+        <w:tc>
+          <w:tcPr>
+            <w:tcW w:type="dxa" w:w="3360"/>
+            <w:vAlign w:val="center"/>
+          </w:tcPr>
+          <w:p>
+            <w:pPr>
+              <w:keepLines/>
+              <w:spacing w:after="0"/>
+            </w:pPr>
+            <w:r>
+              <w:rPr>
+                <w:rFonts w:ascii="Arial" w:hAnsi="Arial" w:eastAsia="Arial" w:cs="Tahoma"/>
+                <w:sz w:val="18"/>
+              </w:rPr>
+            </w:r>
+            <w:r>
+              <w:rPr>
+                <w:rFonts w:ascii="Arial" w:hAnsi="Arial" w:eastAsia="Arial" w:cs="Tahoma"/>
+                <w:sz w:val="18"/>
+              </w:rPr>
+              <w:t>workflow engine @srm/glb-workflow</w:t>
+            </w:r>
+          </w:p>
+        </w:tc>
+      </w:tr>
+      <w:tr>
+        <w:trPr>
+          <w:cantSplit/>
+        </w:trPr>
+        <w:tc>
+          <w:tcPr>
+            <w:tcW w:type="dxa" w:w="3360"/>
+            <w:vAlign w:val="center"/>
+          </w:tcPr>
+          <w:p>
+            <w:pPr>
+              <w:keepLines/>
+              <w:spacing w:after="0"/>
+            </w:pPr>
+            <w:r>
+              <w:rPr>
+                <w:rFonts w:ascii="Arial" w:hAnsi="Arial" w:eastAsia="Arial" w:cs="Tahoma"/>
+                <w:sz w:val="18"/>
+              </w:rPr>
+            </w:r>
+            <w:r>
+              <w:rPr>
+                <w:rFonts w:ascii="Arial" w:hAnsi="Arial" w:eastAsia="Arial" w:cs="Tahoma"/>
+                <w:sz w:val="18"/>
+              </w:rPr>
+              <w:t>workflow_group</w:t>
+            </w:r>
+          </w:p>
+        </w:tc>
+        <w:tc>
+          <w:tcPr>
+            <w:tcW w:type="dxa" w:w="3360"/>
+            <w:vAlign w:val="center"/>
+          </w:tcPr>
+          <w:p>
+            <w:pPr>
+              <w:keepLines/>
+              <w:spacing w:after="0"/>
+            </w:pPr>
+            <w:r>
+              <w:rPr>
+                <w:rFonts w:ascii="Arial" w:hAnsi="Arial" w:eastAsia="Arial" w:cs="Tahoma"/>
+                <w:sz w:val="18"/>
+              </w:rPr>
+            </w:r>
+            <w:r>
+              <w:rPr>
+                <w:rFonts w:ascii="Arial" w:hAnsi="Arial" w:eastAsia="Arial" w:cs="Tahoma"/>
+                <w:sz w:val="18"/>
+              </w:rPr>
+              <w:t>R</w:t>
+            </w:r>
+          </w:p>
+        </w:tc>
+        <w:tc>
+          <w:tcPr>
+            <w:tcW w:type="dxa" w:w="3360"/>
+            <w:vAlign w:val="center"/>
+          </w:tcPr>
+          <w:p>
+            <w:pPr>
+              <w:keepLines/>
+              <w:spacing w:after="0"/>
+            </w:pPr>
+            <w:r>
+              <w:rPr>
+                <w:rFonts w:ascii="Arial" w:hAnsi="Arial" w:eastAsia="Arial" w:cs="Tahoma"/>
+                <w:sz w:val="18"/>
+              </w:rPr>
+            </w:r>
+            <w:r>
+              <w:rPr>
+                <w:rFonts w:ascii="Arial" w:hAnsi="Arial" w:eastAsia="Arial" w:cs="Tahoma"/>
+                <w:sz w:val="18"/>
+              </w:rPr>
+              <w:t>workflow engine @srm/glb-workflow</w:t>
+            </w:r>
+          </w:p>
+        </w:tc>
+      </w:tr>
+    </w:tbl>
+    <w:p/>
+    <w:p>
       <w:pPr>
         <w:pStyle w:val="Heading2"/>
         <w:keepNext/>
@@ -25315,7 +26235,7 @@
         <w:pageBreakBefore w:val="0"/>
       </w:pPr>
       <w:r>
-        <w:t>9.6 Repository Providers + Module wiring</w:t>
+        <w:t>9.7 Repository Providers + Module wiring</w:t>
       </w:r>
     </w:p>
     <w:p>
@@ -25398,6 +26318,8 @@
         <w:br/>
         <w:t>import { UserContextMiddleware } from '../../common/middleware/user-context.middleware';</w:t>
         <w:br/>
+        <w:t>import { WorkflowModule } from '../workflow/workflow.module';</w:t>
+        <w:br/>
         <w:t>import { sgiDocumentDetailAggregateProviders } from '../../providers/sgi/sgi';</w:t>
         <w:br/>
         <w:t>import { SgiDocumentDetailAggregateController } from './sgi-document-detail-aggregate.controller';</w:t>
@@ -25407,7 +26329,7 @@
         <w:br/>
         <w:t>@Module({</w:t>
         <w:br/>
-        <w:t xml:space="preserve">  imports: [DatabaseModule],</w:t>
+        <w:t xml:space="preserve">  imports: [DatabaseModule, WorkflowModule],</w:t>
         <w:br/>
         <w:t xml:space="preserve">  controllers: [SgiDocumentDetailAggregateController],</w:t>
         <w:br/>
@@ -25440,7 +26362,7 @@
         <w:pageBreakBefore w:val="0"/>
       </w:pPr>
       <w:r>
-        <w:t>9.7 BFF Proxy (module + controller + client service)</w:t>
+        <w:t>9.8 BFF Proxy (module + controller + client service)</w:t>
       </w:r>
     </w:p>
     <w:p>
@@ -27564,6 +28486,274 @@
                 <w:sz w:val="18"/>
               </w:rPr>
               <w:t xml:space="preserve"> (cast ฝั่งข้อมูลปนจะพังทั้งคิวรี แม้ใส่ guard ไว้ในเงื่อนไขเดียวกัน — planner จัดลำดับเองได้)</w:t>
+            </w:r>
+          </w:p>
+        </w:tc>
+      </w:tr>
+      <w:tr>
+        <w:trPr>
+          <w:cantSplit/>
+        </w:trPr>
+        <w:tc>
+          <w:tcPr>
+            <w:tcW w:type="dxa" w:w="3360"/>
+            <w:vAlign w:val="center"/>
+          </w:tcPr>
+          <w:p>
+            <w:pPr>
+              <w:keepLines/>
+              <w:spacing w:after="0"/>
+            </w:pPr>
+            <w:r>
+              <w:rPr>
+                <w:rFonts w:ascii="Arial" w:hAnsi="Arial" w:eastAsia="Arial" w:cs="Tahoma"/>
+                <w:sz w:val="18"/>
+              </w:rPr>
+            </w:r>
+            <w:r>
+              <w:rPr>
+                <w:rFonts w:ascii="Arial" w:hAnsi="Arial" w:eastAsia="Arial" w:cs="Tahoma"/>
+                <w:sz w:val="18"/>
+              </w:rPr>
+              <w:t>sgi_wf_section_member</w:t>
+            </w:r>
+          </w:p>
+        </w:tc>
+        <w:tc>
+          <w:tcPr>
+            <w:tcW w:type="dxa" w:w="3360"/>
+            <w:vAlign w:val="center"/>
+          </w:tcPr>
+          <w:p>
+            <w:pPr>
+              <w:keepLines/>
+              <w:spacing w:after="0"/>
+            </w:pPr>
+            <w:r>
+              <w:rPr>
+                <w:rFonts w:ascii="Arial" w:hAnsi="Arial" w:eastAsia="Arial" w:cs="Tahoma"/>
+                <w:sz w:val="18"/>
+              </w:rPr>
+            </w:r>
+            <w:r>
+              <w:rPr>
+                <w:rFonts w:ascii="Arial" w:hAnsi="Arial" w:eastAsia="Arial" w:cs="Tahoma"/>
+                <w:sz w:val="18"/>
+              </w:rPr>
+              <w:t>R</w:t>
+            </w:r>
+          </w:p>
+        </w:tc>
+        <w:tc>
+          <w:tcPr>
+            <w:tcW w:type="dxa" w:w="3360"/>
+            <w:vAlign w:val="center"/>
+          </w:tcPr>
+          <w:p>
+            <w:pPr>
+              <w:keepLines/>
+              <w:spacing w:after="0"/>
+            </w:pPr>
+            <w:r>
+              <w:rPr>
+                <w:rFonts w:ascii="Arial" w:hAnsi="Arial" w:eastAsia="Arial" w:cs="Tahoma"/>
+                <w:sz w:val="18"/>
+              </w:rPr>
+            </w:r>
+            <w:r>
+              <w:rPr>
+                <w:rFonts w:ascii="Arial" w:hAnsi="Arial" w:eastAsia="Arial" w:cs="Tahoma"/>
+                <w:sz w:val="18"/>
+              </w:rPr>
+              <w:t>ชื่อผู้รับงานปัจจุบัน — ตารางกระจกสมาชิกกลุ่ม ABS (</w:t>
+            </w:r>
+            <w:r>
+              <w:rPr>
+                <w:rFonts w:ascii="Courier New" w:hAnsi="Courier New" w:eastAsia="Courier New" w:cs="Tahoma"/>
+                <w:sz w:val="18"/>
+              </w:rPr>
+              <w:t>full_name</w:t>
+            </w:r>
+            <w:r>
+              <w:rPr>
+                <w:rFonts w:ascii="Arial" w:hAnsi="Arial" w:eastAsia="Arial" w:cs="Tahoma"/>
+                <w:sz w:val="18"/>
+              </w:rPr>
+              <w:t xml:space="preserve"> จาก sps_auth ชุดเดียวกับ x-user-id) มาก่อน </w:t>
+            </w:r>
+            <w:r>
+              <w:rPr>
+                <w:rFonts w:ascii="Courier New" w:hAnsi="Courier New" w:eastAsia="Courier New" w:cs="Tahoma"/>
+                <w:sz w:val="18"/>
+              </w:rPr>
+              <w:t>business_user</w:t>
+            </w:r>
+            <w:r>
+              <w:rPr>
+                <w:rFonts w:ascii="Arial" w:hAnsi="Arial" w:eastAsia="Arial" w:cs="Tahoma"/>
+                <w:sz w:val="18"/>
+              </w:rPr>
+              <w:t xml:space="preserve"> (เพิ่ม 2026-10-09)</w:t>
+            </w:r>
+          </w:p>
+        </w:tc>
+      </w:tr>
+      <w:tr>
+        <w:trPr>
+          <w:cantSplit/>
+        </w:trPr>
+        <w:tc>
+          <w:tcPr>
+            <w:tcW w:type="dxa" w:w="3360"/>
+            <w:vAlign w:val="center"/>
+          </w:tcPr>
+          <w:p>
+            <w:pPr>
+              <w:keepLines/>
+              <w:spacing w:after="0"/>
+            </w:pPr>
+            <w:r>
+              <w:rPr>
+                <w:rFonts w:ascii="Arial" w:hAnsi="Arial" w:eastAsia="Arial" w:cs="Tahoma"/>
+                <w:sz w:val="18"/>
+              </w:rPr>
+            </w:r>
+            <w:r>
+              <w:rPr>
+                <w:rFonts w:ascii="Arial" w:hAnsi="Arial" w:eastAsia="Arial" w:cs="Tahoma"/>
+                <w:sz w:val="18"/>
+              </w:rPr>
+              <w:t>workflow_transaction</w:t>
+            </w:r>
+          </w:p>
+        </w:tc>
+        <w:tc>
+          <w:tcPr>
+            <w:tcW w:type="dxa" w:w="3360"/>
+            <w:vAlign w:val="center"/>
+          </w:tcPr>
+          <w:p>
+            <w:pPr>
+              <w:keepLines/>
+              <w:spacing w:after="0"/>
+            </w:pPr>
+            <w:r>
+              <w:rPr>
+                <w:rFonts w:ascii="Arial" w:hAnsi="Arial" w:eastAsia="Arial" w:cs="Tahoma"/>
+                <w:sz w:val="18"/>
+              </w:rPr>
+            </w:r>
+            <w:r>
+              <w:rPr>
+                <w:rFonts w:ascii="Arial" w:hAnsi="Arial" w:eastAsia="Arial" w:cs="Tahoma"/>
+                <w:sz w:val="18"/>
+              </w:rPr>
+              <w:t>R</w:t>
+            </w:r>
+          </w:p>
+        </w:tc>
+        <w:tc>
+          <w:tcPr>
+            <w:tcW w:type="dxa" w:w="3360"/>
+            <w:vAlign w:val="center"/>
+          </w:tcPr>
+          <w:p>
+            <w:pPr>
+              <w:keepLines/>
+              <w:spacing w:after="0"/>
+            </w:pPr>
+            <w:r>
+              <w:rPr>
+                <w:rFonts w:ascii="Arial" w:hAnsi="Arial" w:eastAsia="Arial" w:cs="Tahoma"/>
+                <w:sz w:val="18"/>
+              </w:rPr>
+            </w:r>
+            <w:r>
+              <w:rPr>
+                <w:rFonts w:ascii="Arial" w:hAnsi="Arial" w:eastAsia="Arial" w:cs="Tahoma"/>
+                <w:sz w:val="18"/>
+              </w:rPr>
+              <w:t>ใช้ของระบบเดิม: workflow engine @srm/glb-workflow</w:t>
+            </w:r>
+          </w:p>
+        </w:tc>
+      </w:tr>
+      <w:tr>
+        <w:trPr>
+          <w:cantSplit/>
+        </w:trPr>
+        <w:tc>
+          <w:tcPr>
+            <w:tcW w:type="dxa" w:w="3360"/>
+            <w:vAlign w:val="center"/>
+          </w:tcPr>
+          <w:p>
+            <w:pPr>
+              <w:keepLines/>
+              <w:spacing w:after="0"/>
+            </w:pPr>
+            <w:r>
+              <w:rPr>
+                <w:rFonts w:ascii="Arial" w:hAnsi="Arial" w:eastAsia="Arial" w:cs="Tahoma"/>
+                <w:sz w:val="18"/>
+              </w:rPr>
+            </w:r>
+            <w:r>
+              <w:rPr>
+                <w:rFonts w:ascii="Arial" w:hAnsi="Arial" w:eastAsia="Arial" w:cs="Tahoma"/>
+                <w:sz w:val="18"/>
+              </w:rPr>
+              <w:t>workflow_group</w:t>
+            </w:r>
+          </w:p>
+        </w:tc>
+        <w:tc>
+          <w:tcPr>
+            <w:tcW w:type="dxa" w:w="3360"/>
+            <w:vAlign w:val="center"/>
+          </w:tcPr>
+          <w:p>
+            <w:pPr>
+              <w:keepLines/>
+              <w:spacing w:after="0"/>
+            </w:pPr>
+            <w:r>
+              <w:rPr>
+                <w:rFonts w:ascii="Arial" w:hAnsi="Arial" w:eastAsia="Arial" w:cs="Tahoma"/>
+                <w:sz w:val="18"/>
+              </w:rPr>
+            </w:r>
+            <w:r>
+              <w:rPr>
+                <w:rFonts w:ascii="Arial" w:hAnsi="Arial" w:eastAsia="Arial" w:cs="Tahoma"/>
+                <w:sz w:val="18"/>
+              </w:rPr>
+              <w:t>R</w:t>
+            </w:r>
+          </w:p>
+        </w:tc>
+        <w:tc>
+          <w:tcPr>
+            <w:tcW w:type="dxa" w:w="3360"/>
+            <w:vAlign w:val="center"/>
+          </w:tcPr>
+          <w:p>
+            <w:pPr>
+              <w:keepLines/>
+              <w:spacing w:after="0"/>
+            </w:pPr>
+            <w:r>
+              <w:rPr>
+                <w:rFonts w:ascii="Arial" w:hAnsi="Arial" w:eastAsia="Arial" w:cs="Tahoma"/>
+                <w:sz w:val="18"/>
+              </w:rPr>
+            </w:r>
+            <w:r>
+              <w:rPr>
+                <w:rFonts w:ascii="Arial" w:hAnsi="Arial" w:eastAsia="Arial" w:cs="Tahoma"/>
+                <w:sz w:val="18"/>
+              </w:rPr>
+              <w:t>ใช้ของระบบเดิม: workflow engine @srm/glb-workflow</w:t>
             </w:r>
           </w:p>
         </w:tc>

--- a/LLDD/word/BE/LLDD-BE-API-Document-Detail-Aggregate.docx
+++ b/LLDD/word/BE/LLDD-BE-API-Document-Detail-Aggregate.docx
@@ -23629,6 +23629,86 @@
                 <w:sz w:val="18"/>
               </w:rPr>
               <w:t>ชื่อกลุ่มเมื่องานค้างแบบกลุ่ม (ขั้น 01) — หน้าจอแสดงชื่อหน่วยงานของขั้น + "(ทุกคนในกลุ่ม)" แทนชื่อกลุ่มของ engine (เพิ่ม 2026-10-09)</w:t>
+            </w:r>
+          </w:p>
+        </w:tc>
+      </w:tr>
+      <w:tr>
+        <w:trPr>
+          <w:cantSplit/>
+        </w:trPr>
+        <w:tc>
+          <w:tcPr>
+            <w:tcW w:type="dxa" w:w="3360"/>
+            <w:vAlign w:val="center"/>
+          </w:tcPr>
+          <w:p>
+            <w:pPr>
+              <w:keepLines/>
+              <w:spacing w:after="0"/>
+            </w:pPr>
+            <w:r>
+              <w:rPr>
+                <w:rFonts w:ascii="Arial" w:hAnsi="Arial" w:eastAsia="Arial" w:cs="Tahoma"/>
+                <w:sz w:val="18"/>
+              </w:rPr>
+            </w:r>
+            <w:r>
+              <w:rPr>
+                <w:rFonts w:ascii="Arial" w:hAnsi="Arial" w:eastAsia="Arial" w:cs="Tahoma"/>
+                <w:sz w:val="18"/>
+              </w:rPr>
+              <w:t>sgi_section_owners</w:t>
+            </w:r>
+          </w:p>
+        </w:tc>
+        <w:tc>
+          <w:tcPr>
+            <w:tcW w:type="dxa" w:w="3360"/>
+            <w:vAlign w:val="center"/>
+          </w:tcPr>
+          <w:p>
+            <w:pPr>
+              <w:keepLines/>
+              <w:spacing w:after="0"/>
+            </w:pPr>
+            <w:r>
+              <w:rPr>
+                <w:rFonts w:ascii="Arial" w:hAnsi="Arial" w:eastAsia="Arial" w:cs="Tahoma"/>
+                <w:sz w:val="18"/>
+              </w:rPr>
+            </w:r>
+            <w:r>
+              <w:rPr>
+                <w:rFonts w:ascii="Arial" w:hAnsi="Arial" w:eastAsia="Arial" w:cs="Tahoma"/>
+                <w:sz w:val="18"/>
+              </w:rPr>
+              <w:t>R</w:t>
+            </w:r>
+          </w:p>
+        </w:tc>
+        <w:tc>
+          <w:tcPr>
+            <w:tcW w:type="dxa" w:w="3360"/>
+            <w:vAlign w:val="center"/>
+          </w:tcPr>
+          <w:p>
+            <w:pPr>
+              <w:keepLines/>
+              <w:spacing w:after="0"/>
+            </w:pPr>
+            <w:r>
+              <w:rPr>
+                <w:rFonts w:ascii="Arial" w:hAnsi="Arial" w:eastAsia="Arial" w:cs="Tahoma"/>
+                <w:sz w:val="18"/>
+              </w:rPr>
+            </w:r>
+            <w:r>
+              <w:rPr>
+                <w:rFonts w:ascii="Arial" w:hAnsi="Arial" w:eastAsia="Arial" w:cs="Tahoma"/>
+                <w:sz w:val="18"/>
+              </w:rPr>
+              <w:t>ช่อง "ผู้ดำเนินการ" ของเอกสารที่ค้างขั้นแบบกลุ่ม (ขั้น 01) = ผู้รับผิดชอบรายบุคคล: คนเดิมของเอกสาร → คนเดิมของร้าน → ทะเบียนภาค/ประเภทร้าน (ต้องยังอยู่กลุ่มของขั้น) · หาไม่ได้จึงแสดงชื่อหน่วยงาน + "(ทุกคนในกลุ่ม)" (เพิ่ม 2026-10-12)</w:t>
             </w:r>
           </w:p>
         </w:tc>
@@ -25956,6 +26036,15 @@
         <w:rPr>
           <w:rFonts w:ascii="Courier New" w:hAnsi="Courier New" w:eastAsia="Courier New" w:cs="Tahoma"/>
         </w:rPr>
+        <w:t>sgi_section_owners</w:t>
+      </w:r>
+      <w:r>
+        <w:t xml:space="preserve">, </w:t>
+      </w:r>
+      <w:r>
+        <w:rPr>
+          <w:rFonts w:ascii="Courier New" w:hAnsi="Courier New" w:eastAsia="Courier New" w:cs="Tahoma"/>
+        </w:rPr>
         <w:t>sgi_wf_section_member</w:t>
       </w:r>
       <w:r>
@@ -28486,6 +28575,86 @@
                 <w:sz w:val="18"/>
               </w:rPr>
               <w:t xml:space="preserve"> (cast ฝั่งข้อมูลปนจะพังทั้งคิวรี แม้ใส่ guard ไว้ในเงื่อนไขเดียวกัน — planner จัดลำดับเองได้)</w:t>
+            </w:r>
+          </w:p>
+        </w:tc>
+      </w:tr>
+      <w:tr>
+        <w:trPr>
+          <w:cantSplit/>
+        </w:trPr>
+        <w:tc>
+          <w:tcPr>
+            <w:tcW w:type="dxa" w:w="3360"/>
+            <w:vAlign w:val="center"/>
+          </w:tcPr>
+          <w:p>
+            <w:pPr>
+              <w:keepLines/>
+              <w:spacing w:after="0"/>
+            </w:pPr>
+            <w:r>
+              <w:rPr>
+                <w:rFonts w:ascii="Arial" w:hAnsi="Arial" w:eastAsia="Arial" w:cs="Tahoma"/>
+                <w:sz w:val="18"/>
+              </w:rPr>
+            </w:r>
+            <w:r>
+              <w:rPr>
+                <w:rFonts w:ascii="Arial" w:hAnsi="Arial" w:eastAsia="Arial" w:cs="Tahoma"/>
+                <w:sz w:val="18"/>
+              </w:rPr>
+              <w:t>sgi_section_owners</w:t>
+            </w:r>
+          </w:p>
+        </w:tc>
+        <w:tc>
+          <w:tcPr>
+            <w:tcW w:type="dxa" w:w="3360"/>
+            <w:vAlign w:val="center"/>
+          </w:tcPr>
+          <w:p>
+            <w:pPr>
+              <w:keepLines/>
+              <w:spacing w:after="0"/>
+            </w:pPr>
+            <w:r>
+              <w:rPr>
+                <w:rFonts w:ascii="Arial" w:hAnsi="Arial" w:eastAsia="Arial" w:cs="Tahoma"/>
+                <w:sz w:val="18"/>
+              </w:rPr>
+            </w:r>
+            <w:r>
+              <w:rPr>
+                <w:rFonts w:ascii="Arial" w:hAnsi="Arial" w:eastAsia="Arial" w:cs="Tahoma"/>
+                <w:sz w:val="18"/>
+              </w:rPr>
+              <w:t>R</w:t>
+            </w:r>
+          </w:p>
+        </w:tc>
+        <w:tc>
+          <w:tcPr>
+            <w:tcW w:type="dxa" w:w="3360"/>
+            <w:vAlign w:val="center"/>
+          </w:tcPr>
+          <w:p>
+            <w:pPr>
+              <w:keepLines/>
+              <w:spacing w:after="0"/>
+            </w:pPr>
+            <w:r>
+              <w:rPr>
+                <w:rFonts w:ascii="Arial" w:hAnsi="Arial" w:eastAsia="Arial" w:cs="Tahoma"/>
+                <w:sz w:val="18"/>
+              </w:rPr>
+            </w:r>
+            <w:r>
+              <w:rPr>
+                <w:rFonts w:ascii="Arial" w:hAnsi="Arial" w:eastAsia="Arial" w:cs="Tahoma"/>
+                <w:sz w:val="18"/>
+              </w:rPr>
+              <w:t>ช่อง "ผู้ดำเนินการ" ของเอกสารที่ค้างขั้นแบบกลุ่ม (ขั้น 01) = ผู้รับผิดชอบรายบุคคล: คนเดิมของเอกสาร → คนเดิมของร้าน → ทะเบียนภาค/ประเภทร้าน (ต้องยังอยู่กลุ่มของขั้น) · หาไม่ได้จึงแสดงชื่อหน่วยงาน + "(ทุกคนในกลุ่ม)" (เพิ่ม 2026-10-12)</w:t>
             </w:r>
           </w:p>
         </w:tc>

--- a/LLDD/word/BE/LLDD-BE-API-Document-Detail-Aggregate.docx
+++ b/LLDD/word/BE/LLDD-BE-API-Document-Detail-Aggregate.docx
@@ -23738,7 +23738,7 @@
                 <w:rFonts w:ascii="Arial" w:hAnsi="Arial" w:eastAsia="Arial" w:cs="Tahoma"/>
                 <w:sz w:val="18"/>
               </w:rPr>
-              <w:t>sgi_wf_section_member</w:t>
+              <w:t>sps_auth.users</w:t>
             </w:r>
           </w:p>
         </w:tc>
@@ -23788,27 +23788,13 @@
                 <w:rFonts w:ascii="Arial" w:hAnsi="Arial" w:eastAsia="Arial" w:cs="Tahoma"/>
                 <w:sz w:val="18"/>
               </w:rPr>
-              <w:t>ชื่อผู้รับงานปัจจุบัน — ตารางกระจกสมาชิกกลุ่ม ABS (</w:t>
+              <w:t xml:space="preserve">ชื่อผู้รับงานปัจจุบัน — บัญชี ABS (ชุดเดียวกับ x-user-id) มาก่อน </w:t>
             </w:r>
             <w:r>
               <w:rPr>
                 <w:rFonts w:ascii="Courier New" w:hAnsi="Courier New" w:eastAsia="Courier New" w:cs="Tahoma"/>
                 <w:sz w:val="18"/>
               </w:rPr>
-              <w:t>full_name</w:t>
-            </w:r>
-            <w:r>
-              <w:rPr>
-                <w:rFonts w:ascii="Arial" w:hAnsi="Arial" w:eastAsia="Arial" w:cs="Tahoma"/>
-                <w:sz w:val="18"/>
-              </w:rPr>
-              <w:t xml:space="preserve"> จาก sps_auth ชุดเดียวกับ x-user-id) มาก่อน </w:t>
-            </w:r>
-            <w:r>
-              <w:rPr>
-                <w:rFonts w:ascii="Courier New" w:hAnsi="Courier New" w:eastAsia="Courier New" w:cs="Tahoma"/>
-                <w:sz w:val="18"/>
-              </w:rPr>
               <w:t>business_user</w:t>
             </w:r>
             <w:r>
@@ -23816,7 +23802,7 @@
                 <w:rFonts w:ascii="Arial" w:hAnsi="Arial" w:eastAsia="Arial" w:cs="Tahoma"/>
                 <w:sz w:val="18"/>
               </w:rPr>
-              <w:t xml:space="preserve"> (เพิ่ม 2026-10-09)</w:t>
+              <w:t xml:space="preserve"> (เพิ่ม 2026-10-09 · 2026-10-27 อ่าน sps_auth ตรง แทนตารางกระจกที่ถอดแล้ว)</w:t>
             </w:r>
           </w:p>
         </w:tc>
@@ -26045,7 +26031,7 @@
         <w:rPr>
           <w:rFonts w:ascii="Courier New" w:hAnsi="Courier New" w:eastAsia="Courier New" w:cs="Tahoma"/>
         </w:rPr>
-        <w:t>sgi_wf_section_member</w:t>
+        <w:t>sps_auth.users</w:t>
       </w:r>
       <w:r>
         <w:t xml:space="preserve">) ใช้รูปแบบ entity เดียวกัน — คอลัมน์อ้างจาก </w:t>
@@ -28684,7 +28670,7 @@
                 <w:rFonts w:ascii="Arial" w:hAnsi="Arial" w:eastAsia="Arial" w:cs="Tahoma"/>
                 <w:sz w:val="18"/>
               </w:rPr>
-              <w:t>sgi_wf_section_member</w:t>
+              <w:t>sps_auth.users</w:t>
             </w:r>
           </w:p>
         </w:tc>
@@ -28734,27 +28720,13 @@
                 <w:rFonts w:ascii="Arial" w:hAnsi="Arial" w:eastAsia="Arial" w:cs="Tahoma"/>
                 <w:sz w:val="18"/>
               </w:rPr>
-              <w:t>ชื่อผู้รับงานปัจจุบัน — ตารางกระจกสมาชิกกลุ่ม ABS (</w:t>
+              <w:t xml:space="preserve">ชื่อผู้รับงานปัจจุบัน — บัญชี ABS (ชุดเดียวกับ x-user-id) มาก่อน </w:t>
             </w:r>
             <w:r>
               <w:rPr>
                 <w:rFonts w:ascii="Courier New" w:hAnsi="Courier New" w:eastAsia="Courier New" w:cs="Tahoma"/>
                 <w:sz w:val="18"/>
               </w:rPr>
-              <w:t>full_name</w:t>
-            </w:r>
-            <w:r>
-              <w:rPr>
-                <w:rFonts w:ascii="Arial" w:hAnsi="Arial" w:eastAsia="Arial" w:cs="Tahoma"/>
-                <w:sz w:val="18"/>
-              </w:rPr>
-              <w:t xml:space="preserve"> จาก sps_auth ชุดเดียวกับ x-user-id) มาก่อน </w:t>
-            </w:r>
-            <w:r>
-              <w:rPr>
-                <w:rFonts w:ascii="Courier New" w:hAnsi="Courier New" w:eastAsia="Courier New" w:cs="Tahoma"/>
-                <w:sz w:val="18"/>
-              </w:rPr>
               <w:t>business_user</w:t>
             </w:r>
             <w:r>
@@ -28762,7 +28734,7 @@
                 <w:rFonts w:ascii="Arial" w:hAnsi="Arial" w:eastAsia="Arial" w:cs="Tahoma"/>
                 <w:sz w:val="18"/>
               </w:rPr>
-              <w:t xml:space="preserve"> (เพิ่ม 2026-10-09)</w:t>
+              <w:t xml:space="preserve"> (เพิ่ม 2026-10-09 · 2026-10-27 อ่าน sps_auth ตรง แทนตารางกระจกที่ถอดแล้ว)</w:t>
             </w:r>
           </w:p>
         </w:tc>

--- a/LLDD/word/BE/LLDD-BE-API-Document-Detail-Aggregate.docx
+++ b/LLDD/word/BE/LLDD-BE-API-Document-Detail-Aggregate.docx
@@ -2321,7 +2321,7 @@
       <w:r>
         <w:drawing>
           <wp:inline xmlns:a="http://schemas.openxmlformats.org/drawingml/2006/main" xmlns:pic="http://schemas.openxmlformats.org/drawingml/2006/picture">
-            <wp:extent cx="5669280" cy="2918629"/>
+            <wp:extent cx="5669280" cy="2828734"/>
             <wp:docPr id="2" name="Picture 2"/>
             <wp:cNvGraphicFramePr>
               <a:graphicFrameLocks noChangeAspect="1"/>
@@ -2342,7 +2342,7 @@
                   <pic:spPr>
                     <a:xfrm>
                       <a:off x="0" y="0"/>
-                      <a:ext cx="5669280" cy="2918629"/>
+                      <a:ext cx="5669280" cy="2828734"/>
                     </a:xfrm>
                     <a:prstGeom prst="rect"/>
                   </pic:spPr>
@@ -23803,6 +23803,295 @@
                 <w:sz w:val="18"/>
               </w:rPr>
               <w:t xml:space="preserve"> (เพิ่ม 2026-10-09 · 2026-10-27 อ่าน sps_auth ตรง แทนตารางกระจกที่ถอดแล้ว)</w:t>
+            </w:r>
+          </w:p>
+        </w:tc>
+      </w:tr>
+      <w:tr>
+        <w:trPr>
+          <w:cantSplit/>
+        </w:trPr>
+        <w:tc>
+          <w:tcPr>
+            <w:tcW w:type="dxa" w:w="3360"/>
+            <w:vAlign w:val="center"/>
+          </w:tcPr>
+          <w:p>
+            <w:pPr>
+              <w:keepLines/>
+              <w:spacing w:after="0"/>
+            </w:pPr>
+            <w:r>
+              <w:rPr>
+                <w:rFonts w:ascii="Arial" w:hAnsi="Arial" w:eastAsia="Arial" w:cs="Tahoma"/>
+                <w:sz w:val="18"/>
+              </w:rPr>
+            </w:r>
+            <w:r>
+              <w:rPr>
+                <w:rFonts w:ascii="Arial" w:hAnsi="Arial" w:eastAsia="Arial" w:cs="Tahoma"/>
+                <w:sz w:val="18"/>
+              </w:rPr>
+              <w:t>sgi_fgi_impact_processes</w:t>
+            </w:r>
+          </w:p>
+        </w:tc>
+        <w:tc>
+          <w:tcPr>
+            <w:tcW w:type="dxa" w:w="3360"/>
+            <w:vAlign w:val="center"/>
+          </w:tcPr>
+          <w:p>
+            <w:pPr>
+              <w:keepLines/>
+              <w:spacing w:after="0"/>
+            </w:pPr>
+            <w:r>
+              <w:rPr>
+                <w:rFonts w:ascii="Arial" w:hAnsi="Arial" w:eastAsia="Arial" w:cs="Tahoma"/>
+                <w:sz w:val="18"/>
+              </w:rPr>
+            </w:r>
+            <w:r>
+              <w:rPr>
+                <w:rFonts w:ascii="Arial" w:hAnsi="Arial" w:eastAsia="Arial" w:cs="Tahoma"/>
+                <w:sz w:val="18"/>
+              </w:rPr>
+              <w:t>R</w:t>
+            </w:r>
+          </w:p>
+        </w:tc>
+        <w:tc>
+          <w:tcPr>
+            <w:tcW w:type="dxa" w:w="3360"/>
+            <w:vAlign w:val="center"/>
+          </w:tcPr>
+          <w:p>
+            <w:pPr>
+              <w:keepLines/>
+              <w:spacing w:after="0"/>
+            </w:pPr>
+            <w:r>
+              <w:rPr>
+                <w:rFonts w:ascii="Arial" w:hAnsi="Arial" w:eastAsia="Arial" w:cs="Tahoma"/>
+                <w:sz w:val="18"/>
+              </w:rPr>
+            </w:r>
+            <w:r>
+              <w:rPr>
+                <w:rFonts w:ascii="Arial" w:hAnsi="Arial" w:eastAsia="Arial" w:cs="Tahoma"/>
+                <w:sz w:val="18"/>
+              </w:rPr>
+              <w:t xml:space="preserve">รอบของเอกสาร — ใช้เทียบว่าเอกสารเป็น </w:t>
+            </w:r>
+            <w:r>
+              <w:rPr>
+                <w:rFonts w:ascii="Arial" w:hAnsi="Arial" w:eastAsia="Arial" w:cs="Tahoma"/>
+                <w:b/>
+                <w:sz w:val="18"/>
+              </w:rPr>
+              <w:t>งวดแรก</w:t>
+            </w:r>
+            <w:r>
+              <w:rPr>
+                <w:rFonts w:ascii="Arial" w:hAnsi="Arial" w:eastAsia="Arial" w:cs="Tahoma"/>
+                <w:sz w:val="18"/>
+              </w:rPr>
+              <w:t xml:space="preserve"> ของรอบ (งวดเอกสาร = </w:t>
+            </w:r>
+            <w:r>
+              <w:rPr>
+                <w:rFonts w:ascii="Courier New" w:hAnsi="Courier New" w:eastAsia="Courier New" w:cs="Tahoma"/>
+                <w:sz w:val="18"/>
+              </w:rPr>
+              <w:t>impact_month</w:t>
+            </w:r>
+            <w:r>
+              <w:rPr>
+                <w:rFonts w:ascii="Arial" w:hAnsi="Arial" w:eastAsia="Arial" w:cs="Tahoma"/>
+                <w:sz w:val="18"/>
+              </w:rPr>
+              <w:t xml:space="preserve"> ของรอบ) เพื่อเลือกค่า snapshot ของ ALLMAP (เพิ่ม 2026-10-28 มติผู้ใช้ ข้อ D)</w:t>
+            </w:r>
+          </w:p>
+        </w:tc>
+      </w:tr>
+      <w:tr>
+        <w:trPr>
+          <w:cantSplit/>
+        </w:trPr>
+        <w:tc>
+          <w:tcPr>
+            <w:tcW w:type="dxa" w:w="3360"/>
+            <w:vAlign w:val="center"/>
+          </w:tcPr>
+          <w:p>
+            <w:pPr>
+              <w:keepLines/>
+              <w:spacing w:after="0"/>
+            </w:pPr>
+            <w:r>
+              <w:rPr>
+                <w:rFonts w:ascii="Arial" w:hAnsi="Arial" w:eastAsia="Arial" w:cs="Tahoma"/>
+                <w:sz w:val="18"/>
+              </w:rPr>
+            </w:r>
+            <w:r>
+              <w:rPr>
+                <w:rFonts w:ascii="Arial" w:hAnsi="Arial" w:eastAsia="Arial" w:cs="Tahoma"/>
+                <w:sz w:val="18"/>
+              </w:rPr>
+              <w:t>sgi_fgi_impact_stores</w:t>
+            </w:r>
+          </w:p>
+        </w:tc>
+        <w:tc>
+          <w:tcPr>
+            <w:tcW w:type="dxa" w:w="3360"/>
+            <w:vAlign w:val="center"/>
+          </w:tcPr>
+          <w:p>
+            <w:pPr>
+              <w:keepLines/>
+              <w:spacing w:after="0"/>
+            </w:pPr>
+            <w:r>
+              <w:rPr>
+                <w:rFonts w:ascii="Arial" w:hAnsi="Arial" w:eastAsia="Arial" w:cs="Tahoma"/>
+                <w:sz w:val="18"/>
+              </w:rPr>
+            </w:r>
+            <w:r>
+              <w:rPr>
+                <w:rFonts w:ascii="Arial" w:hAnsi="Arial" w:eastAsia="Arial" w:cs="Tahoma"/>
+                <w:sz w:val="18"/>
+              </w:rPr>
+              <w:t>R</w:t>
+            </w:r>
+          </w:p>
+        </w:tc>
+        <w:tc>
+          <w:tcPr>
+            <w:tcW w:type="dxa" w:w="3360"/>
+            <w:vAlign w:val="center"/>
+          </w:tcPr>
+          <w:p>
+            <w:pPr>
+              <w:keepLines/>
+              <w:spacing w:after="0"/>
+            </w:pPr>
+            <w:r>
+              <w:rPr>
+                <w:rFonts w:ascii="Arial" w:hAnsi="Arial" w:eastAsia="Arial" w:cs="Tahoma"/>
+                <w:sz w:val="18"/>
+              </w:rPr>
+            </w:r>
+            <w:r>
+              <w:rPr>
+                <w:rFonts w:ascii="Arial" w:hAnsi="Arial" w:eastAsia="Arial" w:cs="Tahoma"/>
+                <w:sz w:val="18"/>
+              </w:rPr>
+              <w:t xml:space="preserve">ประเภทร้าน/วันเปิดร้าน </w:t>
+            </w:r>
+            <w:r>
+              <w:rPr>
+                <w:rFonts w:ascii="Arial" w:hAnsi="Arial" w:eastAsia="Arial" w:cs="Tahoma"/>
+                <w:b/>
+                <w:sz w:val="18"/>
+              </w:rPr>
+              <w:t>ตอนนำเข้าจาก ALLMAP</w:t>
+            </w:r>
+            <w:r>
+              <w:rPr>
+                <w:rFonts w:ascii="Arial" w:hAnsi="Arial" w:eastAsia="Arial" w:cs="Tahoma"/>
+                <w:sz w:val="18"/>
+              </w:rPr>
+              <w:t xml:space="preserve"> (</w:t>
+            </w:r>
+            <w:r>
+              <w:rPr>
+                <w:rFonts w:ascii="Courier New" w:hAnsi="Courier New" w:eastAsia="Courier New" w:cs="Tahoma"/>
+                <w:sz w:val="18"/>
+              </w:rPr>
+              <w:t>branchtype_i/_n</w:t>
+            </w:r>
+            <w:r>
+              <w:rPr>
+                <w:rFonts w:ascii="Arial" w:hAnsi="Arial" w:eastAsia="Arial" w:cs="Tahoma"/>
+                <w:sz w:val="18"/>
+              </w:rPr>
+              <w:t xml:space="preserve"> · </w:t>
+            </w:r>
+            <w:r>
+              <w:rPr>
+                <w:rFonts w:ascii="Courier New" w:hAnsi="Courier New" w:eastAsia="Courier New" w:cs="Tahoma"/>
+                <w:sz w:val="18"/>
+              </w:rPr>
+              <w:t>opendate_i/_n</w:t>
+            </w:r>
+            <w:r>
+              <w:rPr>
+                <w:rFonts w:ascii="Arial" w:hAnsi="Arial" w:eastAsia="Arial" w:cs="Tahoma"/>
+                <w:sz w:val="18"/>
+              </w:rPr>
+              <w:t xml:space="preserve"> · คู่ร้าน </w:t>
+            </w:r>
+            <w:r>
+              <w:rPr>
+                <w:rFonts w:ascii="Courier New" w:hAnsi="Courier New" w:eastAsia="Courier New" w:cs="Tahoma"/>
+                <w:sz w:val="18"/>
+              </w:rPr>
+              <w:t>verify_status = P</w:t>
+            </w:r>
+            <w:r>
+              <w:rPr>
+                <w:rFonts w:ascii="Arial" w:hAnsi="Arial" w:eastAsia="Arial" w:cs="Tahoma"/>
+                <w:sz w:val="18"/>
+              </w:rPr>
+              <w:t xml:space="preserve">) ใช้แสดงในงวดแรกของรอบแบบระบบเดิม </w:t>
+            </w:r>
+            <w:r>
+              <w:rPr>
+                <w:rFonts w:ascii="Courier New" w:hAnsi="Courier New" w:eastAsia="Courier New" w:cs="Tahoma"/>
+                <w:sz w:val="18"/>
+              </w:rPr>
+              <w:t>ExportJdbc</w:t>
+            </w:r>
+            <w:r>
+              <w:rPr>
+                <w:rFonts w:ascii="Arial" w:hAnsi="Arial" w:eastAsia="Arial" w:cs="Tahoma"/>
+                <w:sz w:val="18"/>
+              </w:rPr>
+              <w:t xml:space="preserve"> · งวดถัดไปหรือ snapshot ว่าง → ถอยไป </w:t>
+            </w:r>
+            <w:r>
+              <w:rPr>
+                <w:rFonts w:ascii="Courier New" w:hAnsi="Courier New" w:eastAsia="Courier New" w:cs="Tahoma"/>
+                <w:sz w:val="18"/>
+              </w:rPr>
+              <w:t>store</w:t>
+            </w:r>
+            <w:r>
+              <w:rPr>
+                <w:rFonts w:ascii="Arial" w:hAnsi="Arial" w:eastAsia="Arial" w:cs="Tahoma"/>
+                <w:sz w:val="18"/>
+              </w:rPr>
+              <w:t xml:space="preserve"> · </w:t>
+            </w:r>
+            <w:r>
+              <w:rPr>
+                <w:rFonts w:ascii="Arial" w:hAnsi="Arial" w:eastAsia="Arial" w:cs="Tahoma"/>
+                <w:color w:val="8A3324"/>
+                <w:sz w:val="18"/>
+              </w:rPr>
+              <w:t>LATERAL … LIMIT 1</w:t>
+            </w:r>
+            <w:r>
+              <w:rPr>
+                <w:rFonts w:ascii="Arial" w:hAnsi="Arial" w:eastAsia="Arial" w:cs="Tahoma"/>
+                <w:sz w:val="18"/>
+              </w:rPr>
+              <w:t xml:space="preserve"> ไม่ทำให้แถวซ้ำ (เพิ่ม 2026-10-28 มติผู้ใช้ ข้อ D)</w:t>
             </w:r>
           </w:p>
         </w:tc>
@@ -26034,6 +26323,24 @@
         <w:t>sps_auth.users</w:t>
       </w:r>
       <w:r>
+        <w:t xml:space="preserve">, </w:t>
+      </w:r>
+      <w:r>
+        <w:rPr>
+          <w:rFonts w:ascii="Courier New" w:hAnsi="Courier New" w:eastAsia="Courier New" w:cs="Tahoma"/>
+        </w:rPr>
+        <w:t>sgi_fgi_impact_processes</w:t>
+      </w:r>
+      <w:r>
+        <w:t xml:space="preserve">, </w:t>
+      </w:r>
+      <w:r>
+        <w:rPr>
+          <w:rFonts w:ascii="Courier New" w:hAnsi="Courier New" w:eastAsia="Courier New" w:cs="Tahoma"/>
+        </w:rPr>
+        <w:t>sgi_fgi_impact_stores</w:t>
+      </w:r>
+      <w:r>
         <w:t xml:space="preserve">) ใช้รูปแบบ entity เดียวกัน — คอลัมน์อ้างจาก </w:t>
       </w:r>
       <w:r>
@@ -28735,6 +29042,295 @@
                 <w:sz w:val="18"/>
               </w:rPr>
               <w:t xml:space="preserve"> (เพิ่ม 2026-10-09 · 2026-10-27 อ่าน sps_auth ตรง แทนตารางกระจกที่ถอดแล้ว)</w:t>
+            </w:r>
+          </w:p>
+        </w:tc>
+      </w:tr>
+      <w:tr>
+        <w:trPr>
+          <w:cantSplit/>
+        </w:trPr>
+        <w:tc>
+          <w:tcPr>
+            <w:tcW w:type="dxa" w:w="3360"/>
+            <w:vAlign w:val="center"/>
+          </w:tcPr>
+          <w:p>
+            <w:pPr>
+              <w:keepLines/>
+              <w:spacing w:after="0"/>
+            </w:pPr>
+            <w:r>
+              <w:rPr>
+                <w:rFonts w:ascii="Arial" w:hAnsi="Arial" w:eastAsia="Arial" w:cs="Tahoma"/>
+                <w:sz w:val="18"/>
+              </w:rPr>
+            </w:r>
+            <w:r>
+              <w:rPr>
+                <w:rFonts w:ascii="Arial" w:hAnsi="Arial" w:eastAsia="Arial" w:cs="Tahoma"/>
+                <w:sz w:val="18"/>
+              </w:rPr>
+              <w:t>sgi_fgi_impact_processes</w:t>
+            </w:r>
+          </w:p>
+        </w:tc>
+        <w:tc>
+          <w:tcPr>
+            <w:tcW w:type="dxa" w:w="3360"/>
+            <w:vAlign w:val="center"/>
+          </w:tcPr>
+          <w:p>
+            <w:pPr>
+              <w:keepLines/>
+              <w:spacing w:after="0"/>
+            </w:pPr>
+            <w:r>
+              <w:rPr>
+                <w:rFonts w:ascii="Arial" w:hAnsi="Arial" w:eastAsia="Arial" w:cs="Tahoma"/>
+                <w:sz w:val="18"/>
+              </w:rPr>
+            </w:r>
+            <w:r>
+              <w:rPr>
+                <w:rFonts w:ascii="Arial" w:hAnsi="Arial" w:eastAsia="Arial" w:cs="Tahoma"/>
+                <w:sz w:val="18"/>
+              </w:rPr>
+              <w:t>R</w:t>
+            </w:r>
+          </w:p>
+        </w:tc>
+        <w:tc>
+          <w:tcPr>
+            <w:tcW w:type="dxa" w:w="3360"/>
+            <w:vAlign w:val="center"/>
+          </w:tcPr>
+          <w:p>
+            <w:pPr>
+              <w:keepLines/>
+              <w:spacing w:after="0"/>
+            </w:pPr>
+            <w:r>
+              <w:rPr>
+                <w:rFonts w:ascii="Arial" w:hAnsi="Arial" w:eastAsia="Arial" w:cs="Tahoma"/>
+                <w:sz w:val="18"/>
+              </w:rPr>
+            </w:r>
+            <w:r>
+              <w:rPr>
+                <w:rFonts w:ascii="Arial" w:hAnsi="Arial" w:eastAsia="Arial" w:cs="Tahoma"/>
+                <w:sz w:val="18"/>
+              </w:rPr>
+              <w:t xml:space="preserve">รอบของเอกสาร — ใช้เทียบว่าเอกสารเป็น </w:t>
+            </w:r>
+            <w:r>
+              <w:rPr>
+                <w:rFonts w:ascii="Arial" w:hAnsi="Arial" w:eastAsia="Arial" w:cs="Tahoma"/>
+                <w:b/>
+                <w:sz w:val="18"/>
+              </w:rPr>
+              <w:t>งวดแรก</w:t>
+            </w:r>
+            <w:r>
+              <w:rPr>
+                <w:rFonts w:ascii="Arial" w:hAnsi="Arial" w:eastAsia="Arial" w:cs="Tahoma"/>
+                <w:sz w:val="18"/>
+              </w:rPr>
+              <w:t xml:space="preserve"> ของรอบ (งวดเอกสาร = </w:t>
+            </w:r>
+            <w:r>
+              <w:rPr>
+                <w:rFonts w:ascii="Courier New" w:hAnsi="Courier New" w:eastAsia="Courier New" w:cs="Tahoma"/>
+                <w:sz w:val="18"/>
+              </w:rPr>
+              <w:t>impact_month</w:t>
+            </w:r>
+            <w:r>
+              <w:rPr>
+                <w:rFonts w:ascii="Arial" w:hAnsi="Arial" w:eastAsia="Arial" w:cs="Tahoma"/>
+                <w:sz w:val="18"/>
+              </w:rPr>
+              <w:t xml:space="preserve"> ของรอบ) เพื่อเลือกค่า snapshot ของ ALLMAP (เพิ่ม 2026-10-28 มติผู้ใช้ ข้อ D)</w:t>
+            </w:r>
+          </w:p>
+        </w:tc>
+      </w:tr>
+      <w:tr>
+        <w:trPr>
+          <w:cantSplit/>
+        </w:trPr>
+        <w:tc>
+          <w:tcPr>
+            <w:tcW w:type="dxa" w:w="3360"/>
+            <w:vAlign w:val="center"/>
+          </w:tcPr>
+          <w:p>
+            <w:pPr>
+              <w:keepLines/>
+              <w:spacing w:after="0"/>
+            </w:pPr>
+            <w:r>
+              <w:rPr>
+                <w:rFonts w:ascii="Arial" w:hAnsi="Arial" w:eastAsia="Arial" w:cs="Tahoma"/>
+                <w:sz w:val="18"/>
+              </w:rPr>
+            </w:r>
+            <w:r>
+              <w:rPr>
+                <w:rFonts w:ascii="Arial" w:hAnsi="Arial" w:eastAsia="Arial" w:cs="Tahoma"/>
+                <w:sz w:val="18"/>
+              </w:rPr>
+              <w:t>sgi_fgi_impact_stores</w:t>
+            </w:r>
+          </w:p>
+        </w:tc>
+        <w:tc>
+          <w:tcPr>
+            <w:tcW w:type="dxa" w:w="3360"/>
+            <w:vAlign w:val="center"/>
+          </w:tcPr>
+          <w:p>
+            <w:pPr>
+              <w:keepLines/>
+              <w:spacing w:after="0"/>
+            </w:pPr>
+            <w:r>
+              <w:rPr>
+                <w:rFonts w:ascii="Arial" w:hAnsi="Arial" w:eastAsia="Arial" w:cs="Tahoma"/>
+                <w:sz w:val="18"/>
+              </w:rPr>
+            </w:r>
+            <w:r>
+              <w:rPr>
+                <w:rFonts w:ascii="Arial" w:hAnsi="Arial" w:eastAsia="Arial" w:cs="Tahoma"/>
+                <w:sz w:val="18"/>
+              </w:rPr>
+              <w:t>R</w:t>
+            </w:r>
+          </w:p>
+        </w:tc>
+        <w:tc>
+          <w:tcPr>
+            <w:tcW w:type="dxa" w:w="3360"/>
+            <w:vAlign w:val="center"/>
+          </w:tcPr>
+          <w:p>
+            <w:pPr>
+              <w:keepLines/>
+              <w:spacing w:after="0"/>
+            </w:pPr>
+            <w:r>
+              <w:rPr>
+                <w:rFonts w:ascii="Arial" w:hAnsi="Arial" w:eastAsia="Arial" w:cs="Tahoma"/>
+                <w:sz w:val="18"/>
+              </w:rPr>
+            </w:r>
+            <w:r>
+              <w:rPr>
+                <w:rFonts w:ascii="Arial" w:hAnsi="Arial" w:eastAsia="Arial" w:cs="Tahoma"/>
+                <w:sz w:val="18"/>
+              </w:rPr>
+              <w:t xml:space="preserve">ประเภทร้าน/วันเปิดร้าน </w:t>
+            </w:r>
+            <w:r>
+              <w:rPr>
+                <w:rFonts w:ascii="Arial" w:hAnsi="Arial" w:eastAsia="Arial" w:cs="Tahoma"/>
+                <w:b/>
+                <w:sz w:val="18"/>
+              </w:rPr>
+              <w:t>ตอนนำเข้าจาก ALLMAP</w:t>
+            </w:r>
+            <w:r>
+              <w:rPr>
+                <w:rFonts w:ascii="Arial" w:hAnsi="Arial" w:eastAsia="Arial" w:cs="Tahoma"/>
+                <w:sz w:val="18"/>
+              </w:rPr>
+              <w:t xml:space="preserve"> (</w:t>
+            </w:r>
+            <w:r>
+              <w:rPr>
+                <w:rFonts w:ascii="Courier New" w:hAnsi="Courier New" w:eastAsia="Courier New" w:cs="Tahoma"/>
+                <w:sz w:val="18"/>
+              </w:rPr>
+              <w:t>branchtype_i/_n</w:t>
+            </w:r>
+            <w:r>
+              <w:rPr>
+                <w:rFonts w:ascii="Arial" w:hAnsi="Arial" w:eastAsia="Arial" w:cs="Tahoma"/>
+                <w:sz w:val="18"/>
+              </w:rPr>
+              <w:t xml:space="preserve"> · </w:t>
+            </w:r>
+            <w:r>
+              <w:rPr>
+                <w:rFonts w:ascii="Courier New" w:hAnsi="Courier New" w:eastAsia="Courier New" w:cs="Tahoma"/>
+                <w:sz w:val="18"/>
+              </w:rPr>
+              <w:t>opendate_i/_n</w:t>
+            </w:r>
+            <w:r>
+              <w:rPr>
+                <w:rFonts w:ascii="Arial" w:hAnsi="Arial" w:eastAsia="Arial" w:cs="Tahoma"/>
+                <w:sz w:val="18"/>
+              </w:rPr>
+              <w:t xml:space="preserve"> · คู่ร้าน </w:t>
+            </w:r>
+            <w:r>
+              <w:rPr>
+                <w:rFonts w:ascii="Courier New" w:hAnsi="Courier New" w:eastAsia="Courier New" w:cs="Tahoma"/>
+                <w:sz w:val="18"/>
+              </w:rPr>
+              <w:t>verify_status = P</w:t>
+            </w:r>
+            <w:r>
+              <w:rPr>
+                <w:rFonts w:ascii="Arial" w:hAnsi="Arial" w:eastAsia="Arial" w:cs="Tahoma"/>
+                <w:sz w:val="18"/>
+              </w:rPr>
+              <w:t xml:space="preserve">) ใช้แสดงในงวดแรกของรอบแบบระบบเดิม </w:t>
+            </w:r>
+            <w:r>
+              <w:rPr>
+                <w:rFonts w:ascii="Courier New" w:hAnsi="Courier New" w:eastAsia="Courier New" w:cs="Tahoma"/>
+                <w:sz w:val="18"/>
+              </w:rPr>
+              <w:t>ExportJdbc</w:t>
+            </w:r>
+            <w:r>
+              <w:rPr>
+                <w:rFonts w:ascii="Arial" w:hAnsi="Arial" w:eastAsia="Arial" w:cs="Tahoma"/>
+                <w:sz w:val="18"/>
+              </w:rPr>
+              <w:t xml:space="preserve"> · งวดถัดไปหรือ snapshot ว่าง → ถอยไป </w:t>
+            </w:r>
+            <w:r>
+              <w:rPr>
+                <w:rFonts w:ascii="Courier New" w:hAnsi="Courier New" w:eastAsia="Courier New" w:cs="Tahoma"/>
+                <w:sz w:val="18"/>
+              </w:rPr>
+              <w:t>store</w:t>
+            </w:r>
+            <w:r>
+              <w:rPr>
+                <w:rFonts w:ascii="Arial" w:hAnsi="Arial" w:eastAsia="Arial" w:cs="Tahoma"/>
+                <w:sz w:val="18"/>
+              </w:rPr>
+              <w:t xml:space="preserve"> · </w:t>
+            </w:r>
+            <w:r>
+              <w:rPr>
+                <w:rFonts w:ascii="Arial" w:hAnsi="Arial" w:eastAsia="Arial" w:cs="Tahoma"/>
+                <w:color w:val="8A3324"/>
+                <w:sz w:val="18"/>
+              </w:rPr>
+              <w:t>LATERAL … LIMIT 1</w:t>
+            </w:r>
+            <w:r>
+              <w:rPr>
+                <w:rFonts w:ascii="Arial" w:hAnsi="Arial" w:eastAsia="Arial" w:cs="Tahoma"/>
+                <w:sz w:val="18"/>
+              </w:rPr>
+              <w:t xml:space="preserve"> ไม่ทำให้แถวซ้ำ (เพิ่ม 2026-10-28 มติผู้ใช้ ข้อ D)</w:t>
             </w:r>
           </w:p>
         </w:tc>
